--- a/exports/SecureProfit-Hub-Fitur-dan-Perhitungan.docx
+++ b/exports/SecureProfit-Hub-Fitur-dan-Perhitungan.docx
@@ -6153,6 +6153,1324 @@
           <w:szCs w:val="22"/>
         </w:rPr>
         <w:t xml:space="preserve">antarmuka aplikasi berbahasa Inggris; dokumen ini berbahasa Indonesia khusus untuk bahan presentasi.</w:t>
+      </w:r>
+    </w:p>
+    <w:p>
+      <w:r>
+        <w:br w:type="page"/>
+      </w:r>
+    </w:p>
+    <w:p>
+      <w:pPr>
+        <w:pStyle w:val="Heading1"/>
+        <w:spacing w:after="140" w:before="360"/>
+      </w:pPr>
+      <w:r>
+        <w:rPr>
+          <w:b/>
+          <w:bCs/>
+          <w:color w:val="1F7A4D"/>
+          <w:sz w:val="30"/>
+          <w:szCs w:val="30"/>
+        </w:rPr>
+        <w:t xml:space="preserve">Lampiran A — Glosarium Perhitungan</w:t>
+      </w:r>
+    </w:p>
+    <w:p>
+      <w:pPr>
+        <w:spacing w:after="120" w:line="276"/>
+      </w:pPr>
+      <w:r>
+        <w:rPr>
+          <w:sz w:val="22"/>
+          <w:szCs w:val="22"/>
+        </w:rPr>
+        <w:t xml:space="preserve">Penjelasan ringkas setiap metrik finansial beserta rumus dan contoh angka (mengacu contoh project pada Bagian 7: nilai kontrak Rp 1.000.000.000 termasuk PPN 11%).</w:t>
+      </w:r>
+    </w:p>
+    <w:tbl>
+      <w:tblPr>
+        <w:tblW w:type="pct" w:w="100%"/>
+        <w:tblBorders>
+          <w:top w:val="single" w:color="CCCCCC" w:sz="4"/>
+          <w:left w:val="single" w:color="CCCCCC" w:sz="4"/>
+          <w:bottom w:val="single" w:color="CCCCCC" w:sz="4"/>
+          <w:right w:val="single" w:color="CCCCCC" w:sz="4"/>
+          <w:insideH w:val="single" w:color="DDDDDD" w:sz="2"/>
+          <w:insideV w:val="single" w:color="DDDDDD" w:sz="2"/>
+        </w:tblBorders>
+      </w:tblPr>
+      <w:tblGrid>
+        <w:gridCol w:w="100"/>
+        <w:gridCol w:w="100"/>
+        <w:gridCol w:w="100"/>
+        <w:gridCol w:w="100"/>
+      </w:tblGrid>
+      <w:tr>
+        <w:trPr>
+          <w:tblHeader/>
+        </w:trPr>
+        <w:tc>
+          <w:tcPr>
+            <w:tcW w:type="pct" w:w="17%"/>
+            <w:shd w:fill="1F7A4D"/>
+            <w:tcMar>
+              <w:top w:type="dxa" w:w="60"/>
+              <w:left w:type="dxa" w:w="90"/>
+              <w:bottom w:type="dxa" w:w="60"/>
+              <w:right w:type="dxa" w:w="90"/>
+            </w:tcMar>
+          </w:tcPr>
+          <w:p>
+            <w:r>
+              <w:rPr>
+                <w:b/>
+                <w:bCs/>
+                <w:color w:val="FFFFFF"/>
+                <w:sz w:val="20"/>
+                <w:szCs w:val="20"/>
+              </w:rPr>
+              <w:t xml:space="preserve">Istilah</w:t>
+            </w:r>
+          </w:p>
+        </w:tc>
+        <w:tc>
+          <w:tcPr>
+            <w:tcW w:type="pct" w:w="33%"/>
+            <w:shd w:fill="1F7A4D"/>
+            <w:tcMar>
+              <w:top w:type="dxa" w:w="60"/>
+              <w:left w:type="dxa" w:w="90"/>
+              <w:bottom w:type="dxa" w:w="60"/>
+              <w:right w:type="dxa" w:w="90"/>
+            </w:tcMar>
+          </w:tcPr>
+          <w:p>
+            <w:r>
+              <w:rPr>
+                <w:b/>
+                <w:bCs/>
+                <w:color w:val="FFFFFF"/>
+                <w:sz w:val="20"/>
+                <w:szCs w:val="20"/>
+              </w:rPr>
+              <w:t xml:space="preserve">Arti</w:t>
+            </w:r>
+          </w:p>
+        </w:tc>
+        <w:tc>
+          <w:tcPr>
+            <w:tcW w:type="pct" w:w="30%"/>
+            <w:shd w:fill="1F7A4D"/>
+            <w:tcMar>
+              <w:top w:type="dxa" w:w="60"/>
+              <w:left w:type="dxa" w:w="90"/>
+              <w:bottom w:type="dxa" w:w="60"/>
+              <w:right w:type="dxa" w:w="90"/>
+            </w:tcMar>
+          </w:tcPr>
+          <w:p>
+            <w:r>
+              <w:rPr>
+                <w:b/>
+                <w:bCs/>
+                <w:color w:val="FFFFFF"/>
+                <w:sz w:val="20"/>
+                <w:szCs w:val="20"/>
+              </w:rPr>
+              <w:t xml:space="preserve">Rumus</w:t>
+            </w:r>
+          </w:p>
+        </w:tc>
+        <w:tc>
+          <w:tcPr>
+            <w:tcW w:type="pct" w:w="20%"/>
+            <w:shd w:fill="1F7A4D"/>
+            <w:tcMar>
+              <w:top w:type="dxa" w:w="60"/>
+              <w:left w:type="dxa" w:w="90"/>
+              <w:bottom w:type="dxa" w:w="60"/>
+              <w:right w:type="dxa" w:w="90"/>
+            </w:tcMar>
+          </w:tcPr>
+          <w:p>
+            <w:r>
+              <w:rPr>
+                <w:b/>
+                <w:bCs/>
+                <w:color w:val="FFFFFF"/>
+                <w:sz w:val="20"/>
+                <w:szCs w:val="20"/>
+              </w:rPr>
+              <w:t xml:space="preserve">Contoh</w:t>
+            </w:r>
+          </w:p>
+        </w:tc>
+      </w:tr>
+      <w:tr>
+        <w:tc>
+          <w:tcPr>
+            <w:tcW w:type="pct" w:w="17%"/>
+            <w:tcMar>
+              <w:top w:type="dxa" w:w="60"/>
+              <w:left w:type="dxa" w:w="90"/>
+              <w:bottom w:type="dxa" w:w="60"/>
+              <w:right w:type="dxa" w:w="90"/>
+            </w:tcMar>
+          </w:tcPr>
+          <w:p>
+            <w:r>
+              <w:rPr>
+                <w:color w:val="0F1B14"/>
+                <w:sz w:val="20"/>
+                <w:szCs w:val="20"/>
+              </w:rPr>
+              <w:t xml:space="preserve">resourceCost</w:t>
+            </w:r>
+          </w:p>
+        </w:tc>
+        <w:tc>
+          <w:tcPr>
+            <w:tcW w:type="pct" w:w="33%"/>
+            <w:tcMar>
+              <w:top w:type="dxa" w:w="60"/>
+              <w:left w:type="dxa" w:w="90"/>
+              <w:bottom w:type="dxa" w:w="60"/>
+              <w:right w:type="dxa" w:w="90"/>
+            </w:tcMar>
+          </w:tcPr>
+          <w:p>
+            <w:r>
+              <w:rPr>
+                <w:color w:val="0F1B14"/>
+                <w:sz w:val="20"/>
+                <w:szCs w:val="20"/>
+              </w:rPr>
+              <w:t xml:space="preserve">Biaya jam kerja konsultan yang sudah disetujui (APPROVED)</w:t>
+            </w:r>
+          </w:p>
+        </w:tc>
+        <w:tc>
+          <w:tcPr>
+            <w:tcW w:type="pct" w:w="30%"/>
+            <w:tcMar>
+              <w:top w:type="dxa" w:w="60"/>
+              <w:left w:type="dxa" w:w="90"/>
+              <w:bottom w:type="dxa" w:w="60"/>
+              <w:right w:type="dxa" w:w="90"/>
+            </w:tcMar>
+          </w:tcPr>
+          <w:p>
+            <w:r>
+              <w:rPr>
+                <w:color w:val="0F1B14"/>
+                <w:sz w:val="20"/>
+                <w:szCs w:val="20"/>
+              </w:rPr>
+              <w:t xml:space="preserve">Σ (jam ÷ 8 × tarif harian)</w:t>
+            </w:r>
+          </w:p>
+        </w:tc>
+        <w:tc>
+          <w:tcPr>
+            <w:tcW w:type="pct" w:w="20%"/>
+            <w:tcMar>
+              <w:top w:type="dxa" w:w="60"/>
+              <w:left w:type="dxa" w:w="90"/>
+              <w:bottom w:type="dxa" w:w="60"/>
+              <w:right w:type="dxa" w:w="90"/>
+            </w:tcMar>
+          </w:tcPr>
+          <w:p>
+            <w:r>
+              <w:rPr>
+                <w:color w:val="0F1B14"/>
+                <w:sz w:val="20"/>
+                <w:szCs w:val="20"/>
+              </w:rPr>
+              <w:t xml:space="preserve">Rp 110.000.000</w:t>
+            </w:r>
+          </w:p>
+        </w:tc>
+      </w:tr>
+      <w:tr>
+        <w:tc>
+          <w:tcPr>
+            <w:tcW w:type="pct" w:w="17%"/>
+            <w:shd w:fill="F1F6F2"/>
+            <w:tcMar>
+              <w:top w:type="dxa" w:w="60"/>
+              <w:left w:type="dxa" w:w="90"/>
+              <w:bottom w:type="dxa" w:w="60"/>
+              <w:right w:type="dxa" w:w="90"/>
+            </w:tcMar>
+          </w:tcPr>
+          <w:p>
+            <w:r>
+              <w:rPr>
+                <w:color w:val="0F1B14"/>
+                <w:sz w:val="20"/>
+                <w:szCs w:val="20"/>
+              </w:rPr>
+              <w:t xml:space="preserve">additionalCost</w:t>
+            </w:r>
+          </w:p>
+        </w:tc>
+        <w:tc>
+          <w:tcPr>
+            <w:tcW w:type="pct" w:w="33%"/>
+            <w:shd w:fill="F1F6F2"/>
+            <w:tcMar>
+              <w:top w:type="dxa" w:w="60"/>
+              <w:left w:type="dxa" w:w="90"/>
+              <w:bottom w:type="dxa" w:w="60"/>
+              <w:right w:type="dxa" w:w="90"/>
+            </w:tcMar>
+          </w:tcPr>
+          <w:p>
+            <w:r>
+              <w:rPr>
+                <w:color w:val="0F1B14"/>
+                <w:sz w:val="20"/>
+                <w:szCs w:val="20"/>
+              </w:rPr>
+              <w:t xml:space="preserve">Biaya non-tenaga kerja yang disetujui (lisensi, software, dll)</w:t>
+            </w:r>
+          </w:p>
+        </w:tc>
+        <w:tc>
+          <w:tcPr>
+            <w:tcW w:type="pct" w:w="30%"/>
+            <w:shd w:fill="F1F6F2"/>
+            <w:tcMar>
+              <w:top w:type="dxa" w:w="60"/>
+              <w:left w:type="dxa" w:w="90"/>
+              <w:bottom w:type="dxa" w:w="60"/>
+              <w:right w:type="dxa" w:w="90"/>
+            </w:tcMar>
+          </w:tcPr>
+          <w:p>
+            <w:r>
+              <w:rPr>
+                <w:color w:val="0F1B14"/>
+                <w:sz w:val="20"/>
+                <w:szCs w:val="20"/>
+              </w:rPr>
+              <w:t xml:space="preserve">Σ amount (APPROVED)</w:t>
+            </w:r>
+          </w:p>
+        </w:tc>
+        <w:tc>
+          <w:tcPr>
+            <w:tcW w:type="pct" w:w="20%"/>
+            <w:shd w:fill="F1F6F2"/>
+            <w:tcMar>
+              <w:top w:type="dxa" w:w="60"/>
+              <w:left w:type="dxa" w:w="90"/>
+              <w:bottom w:type="dxa" w:w="60"/>
+              <w:right w:type="dxa" w:w="90"/>
+            </w:tcMar>
+          </w:tcPr>
+          <w:p>
+            <w:r>
+              <w:rPr>
+                <w:color w:val="0F1B14"/>
+                <w:sz w:val="20"/>
+                <w:szCs w:val="20"/>
+              </w:rPr>
+              <w:t xml:space="preserve">Rp 20.000.000</w:t>
+            </w:r>
+          </w:p>
+        </w:tc>
+      </w:tr>
+      <w:tr>
+        <w:tc>
+          <w:tcPr>
+            <w:tcW w:type="pct" w:w="17%"/>
+            <w:tcMar>
+              <w:top w:type="dxa" w:w="60"/>
+              <w:left w:type="dxa" w:w="90"/>
+              <w:bottom w:type="dxa" w:w="60"/>
+              <w:right w:type="dxa" w:w="90"/>
+            </w:tcMar>
+          </w:tcPr>
+          <w:p>
+            <w:r>
+              <w:rPr>
+                <w:color w:val="0F1B14"/>
+                <w:sz w:val="20"/>
+                <w:szCs w:val="20"/>
+              </w:rPr>
+              <w:t xml:space="preserve">actualCost</w:t>
+            </w:r>
+          </w:p>
+        </w:tc>
+        <w:tc>
+          <w:tcPr>
+            <w:tcW w:type="pct" w:w="33%"/>
+            <w:tcMar>
+              <w:top w:type="dxa" w:w="60"/>
+              <w:left w:type="dxa" w:w="90"/>
+              <w:bottom w:type="dxa" w:w="60"/>
+              <w:right w:type="dxa" w:w="90"/>
+            </w:tcMar>
+          </w:tcPr>
+          <w:p>
+            <w:r>
+              <w:rPr>
+                <w:color w:val="0F1B14"/>
+                <w:sz w:val="20"/>
+                <w:szCs w:val="20"/>
+              </w:rPr>
+              <w:t xml:space="preserve">Total biaya nyata project</w:t>
+            </w:r>
+          </w:p>
+        </w:tc>
+        <w:tc>
+          <w:tcPr>
+            <w:tcW w:type="pct" w:w="30%"/>
+            <w:tcMar>
+              <w:top w:type="dxa" w:w="60"/>
+              <w:left w:type="dxa" w:w="90"/>
+              <w:bottom w:type="dxa" w:w="60"/>
+              <w:right w:type="dxa" w:w="90"/>
+            </w:tcMar>
+          </w:tcPr>
+          <w:p>
+            <w:r>
+              <w:rPr>
+                <w:color w:val="0F1B14"/>
+                <w:sz w:val="20"/>
+                <w:szCs w:val="20"/>
+              </w:rPr>
+              <w:t xml:space="preserve">resourceCost + additionalCost</w:t>
+            </w:r>
+          </w:p>
+        </w:tc>
+        <w:tc>
+          <w:tcPr>
+            <w:tcW w:type="pct" w:w="20%"/>
+            <w:tcMar>
+              <w:top w:type="dxa" w:w="60"/>
+              <w:left w:type="dxa" w:w="90"/>
+              <w:bottom w:type="dxa" w:w="60"/>
+              <w:right w:type="dxa" w:w="90"/>
+            </w:tcMar>
+          </w:tcPr>
+          <w:p>
+            <w:r>
+              <w:rPr>
+                <w:color w:val="0F1B14"/>
+                <w:sz w:val="20"/>
+                <w:szCs w:val="20"/>
+              </w:rPr>
+              <w:t xml:space="preserve">Rp 130.000.000</w:t>
+            </w:r>
+          </w:p>
+        </w:tc>
+      </w:tr>
+      <w:tr>
+        <w:tc>
+          <w:tcPr>
+            <w:tcW w:type="pct" w:w="17%"/>
+            <w:shd w:fill="F1F6F2"/>
+            <w:tcMar>
+              <w:top w:type="dxa" w:w="60"/>
+              <w:left w:type="dxa" w:w="90"/>
+              <w:bottom w:type="dxa" w:w="60"/>
+              <w:right w:type="dxa" w:w="90"/>
+            </w:tcMar>
+          </w:tcPr>
+          <w:p>
+            <w:r>
+              <w:rPr>
+                <w:color w:val="0F1B14"/>
+                <w:sz w:val="20"/>
+                <w:szCs w:val="20"/>
+              </w:rPr>
+              <w:t xml:space="preserve">actualProfit</w:t>
+            </w:r>
+          </w:p>
+        </w:tc>
+        <w:tc>
+          <w:tcPr>
+            <w:tcW w:type="pct" w:w="33%"/>
+            <w:shd w:fill="F1F6F2"/>
+            <w:tcMar>
+              <w:top w:type="dxa" w:w="60"/>
+              <w:left w:type="dxa" w:w="90"/>
+              <w:bottom w:type="dxa" w:w="60"/>
+              <w:right w:type="dxa" w:w="90"/>
+            </w:tcMar>
+          </w:tcPr>
+          <w:p>
+            <w:r>
+              <w:rPr>
+                <w:color w:val="0F1B14"/>
+                <w:sz w:val="20"/>
+                <w:szCs w:val="20"/>
+              </w:rPr>
+              <w:t xml:space="preserve">Profit setelah dikurangi biaya aktual</w:t>
+            </w:r>
+          </w:p>
+        </w:tc>
+        <w:tc>
+          <w:tcPr>
+            <w:tcW w:type="pct" w:w="30%"/>
+            <w:shd w:fill="F1F6F2"/>
+            <w:tcMar>
+              <w:top w:type="dxa" w:w="60"/>
+              <w:left w:type="dxa" w:w="90"/>
+              <w:bottom w:type="dxa" w:w="60"/>
+              <w:right w:type="dxa" w:w="90"/>
+            </w:tcMar>
+          </w:tcPr>
+          <w:p>
+            <w:r>
+              <w:rPr>
+                <w:color w:val="0F1B14"/>
+                <w:sz w:val="20"/>
+                <w:szCs w:val="20"/>
+              </w:rPr>
+              <w:t xml:space="preserve">contractValue − actualCost</w:t>
+            </w:r>
+          </w:p>
+        </w:tc>
+        <w:tc>
+          <w:tcPr>
+            <w:tcW w:type="pct" w:w="20%"/>
+            <w:shd w:fill="F1F6F2"/>
+            <w:tcMar>
+              <w:top w:type="dxa" w:w="60"/>
+              <w:left w:type="dxa" w:w="90"/>
+              <w:bottom w:type="dxa" w:w="60"/>
+              <w:right w:type="dxa" w:w="90"/>
+            </w:tcMar>
+          </w:tcPr>
+          <w:p>
+            <w:r>
+              <w:rPr>
+                <w:color w:val="0F1B14"/>
+                <w:sz w:val="20"/>
+                <w:szCs w:val="20"/>
+              </w:rPr>
+              <w:t xml:space="preserve">Rp 870.000.000</w:t>
+            </w:r>
+          </w:p>
+        </w:tc>
+      </w:tr>
+      <w:tr>
+        <w:tc>
+          <w:tcPr>
+            <w:tcW w:type="pct" w:w="17%"/>
+            <w:tcMar>
+              <w:top w:type="dxa" w:w="60"/>
+              <w:left w:type="dxa" w:w="90"/>
+              <w:bottom w:type="dxa" w:w="60"/>
+              <w:right w:type="dxa" w:w="90"/>
+            </w:tcMar>
+          </w:tcPr>
+          <w:p>
+            <w:r>
+              <w:rPr>
+                <w:color w:val="0F1B14"/>
+                <w:sz w:val="20"/>
+                <w:szCs w:val="20"/>
+              </w:rPr>
+              <w:t xml:space="preserve">marginPct</w:t>
+            </w:r>
+          </w:p>
+        </w:tc>
+        <w:tc>
+          <w:tcPr>
+            <w:tcW w:type="pct" w:w="33%"/>
+            <w:tcMar>
+              <w:top w:type="dxa" w:w="60"/>
+              <w:left w:type="dxa" w:w="90"/>
+              <w:bottom w:type="dxa" w:w="60"/>
+              <w:right w:type="dxa" w:w="90"/>
+            </w:tcMar>
+          </w:tcPr>
+          <w:p>
+            <w:r>
+              <w:rPr>
+                <w:color w:val="0F1B14"/>
+                <w:sz w:val="20"/>
+                <w:szCs w:val="20"/>
+              </w:rPr>
+              <w:t xml:space="preserve">Margin terhadap nilai kontrak (%)</w:t>
+            </w:r>
+          </w:p>
+        </w:tc>
+        <w:tc>
+          <w:tcPr>
+            <w:tcW w:type="pct" w:w="30%"/>
+            <w:tcMar>
+              <w:top w:type="dxa" w:w="60"/>
+              <w:left w:type="dxa" w:w="90"/>
+              <w:bottom w:type="dxa" w:w="60"/>
+              <w:right w:type="dxa" w:w="90"/>
+            </w:tcMar>
+          </w:tcPr>
+          <w:p>
+            <w:r>
+              <w:rPr>
+                <w:color w:val="0F1B14"/>
+                <w:sz w:val="20"/>
+                <w:szCs w:val="20"/>
+              </w:rPr>
+              <w:t xml:space="preserve">actualProfit ÷ contractValue × 100</w:t>
+            </w:r>
+          </w:p>
+        </w:tc>
+        <w:tc>
+          <w:tcPr>
+            <w:tcW w:type="pct" w:w="20%"/>
+            <w:tcMar>
+              <w:top w:type="dxa" w:w="60"/>
+              <w:left w:type="dxa" w:w="90"/>
+              <w:bottom w:type="dxa" w:w="60"/>
+              <w:right w:type="dxa" w:w="90"/>
+            </w:tcMar>
+          </w:tcPr>
+          <w:p>
+            <w:r>
+              <w:rPr>
+                <w:color w:val="0F1B14"/>
+                <w:sz w:val="20"/>
+                <w:szCs w:val="20"/>
+              </w:rPr>
+              <w:t xml:space="preserve">87,0%</w:t>
+            </w:r>
+          </w:p>
+        </w:tc>
+      </w:tr>
+      <w:tr>
+        <w:tc>
+          <w:tcPr>
+            <w:tcW w:type="pct" w:w="17%"/>
+            <w:shd w:fill="F1F6F2"/>
+            <w:tcMar>
+              <w:top w:type="dxa" w:w="60"/>
+              <w:left w:type="dxa" w:w="90"/>
+              <w:bottom w:type="dxa" w:w="60"/>
+              <w:right w:type="dxa" w:w="90"/>
+            </w:tcMar>
+          </w:tcPr>
+          <w:p>
+            <w:r>
+              <w:rPr>
+                <w:color w:val="0F1B14"/>
+                <w:sz w:val="20"/>
+                <w:szCs w:val="20"/>
+              </w:rPr>
+              <w:t xml:space="preserve">DPP (revenueNet)</w:t>
+            </w:r>
+          </w:p>
+        </w:tc>
+        <w:tc>
+          <w:tcPr>
+            <w:tcW w:type="pct" w:w="33%"/>
+            <w:shd w:fill="F1F6F2"/>
+            <w:tcMar>
+              <w:top w:type="dxa" w:w="60"/>
+              <w:left w:type="dxa" w:w="90"/>
+              <w:bottom w:type="dxa" w:w="60"/>
+              <w:right w:type="dxa" w:w="90"/>
+            </w:tcMar>
+          </w:tcPr>
+          <w:p>
+            <w:r>
+              <w:rPr>
+                <w:color w:val="0F1B14"/>
+                <w:sz w:val="20"/>
+                <w:szCs w:val="20"/>
+              </w:rPr>
+              <w:t xml:space="preserve">Pendapatan bersih tanpa PPN</w:t>
+            </w:r>
+          </w:p>
+        </w:tc>
+        <w:tc>
+          <w:tcPr>
+            <w:tcW w:type="pct" w:w="30%"/>
+            <w:shd w:fill="F1F6F2"/>
+            <w:tcMar>
+              <w:top w:type="dxa" w:w="60"/>
+              <w:left w:type="dxa" w:w="90"/>
+              <w:bottom w:type="dxa" w:w="60"/>
+              <w:right w:type="dxa" w:w="90"/>
+            </w:tcMar>
+          </w:tcPr>
+          <w:p>
+            <w:r>
+              <w:rPr>
+                <w:color w:val="0F1B14"/>
+                <w:sz w:val="20"/>
+                <w:szCs w:val="20"/>
+              </w:rPr>
+              <w:t xml:space="preserve">nilai ÷ 1,11 (inclusive)</w:t>
+            </w:r>
+          </w:p>
+        </w:tc>
+        <w:tc>
+          <w:tcPr>
+            <w:tcW w:type="pct" w:w="20%"/>
+            <w:shd w:fill="F1F6F2"/>
+            <w:tcMar>
+              <w:top w:type="dxa" w:w="60"/>
+              <w:left w:type="dxa" w:w="90"/>
+              <w:bottom w:type="dxa" w:w="60"/>
+              <w:right w:type="dxa" w:w="90"/>
+            </w:tcMar>
+          </w:tcPr>
+          <w:p>
+            <w:r>
+              <w:rPr>
+                <w:color w:val="0F1B14"/>
+                <w:sz w:val="20"/>
+                <w:szCs w:val="20"/>
+              </w:rPr>
+              <w:t xml:space="preserve">Rp 900.900.900,90</w:t>
+            </w:r>
+          </w:p>
+        </w:tc>
+      </w:tr>
+      <w:tr>
+        <w:tc>
+          <w:tcPr>
+            <w:tcW w:type="pct" w:w="17%"/>
+            <w:tcMar>
+              <w:top w:type="dxa" w:w="60"/>
+              <w:left w:type="dxa" w:w="90"/>
+              <w:bottom w:type="dxa" w:w="60"/>
+              <w:right w:type="dxa" w:w="90"/>
+            </w:tcMar>
+          </w:tcPr>
+          <w:p>
+            <w:r>
+              <w:rPr>
+                <w:color w:val="0F1B14"/>
+                <w:sz w:val="20"/>
+                <w:szCs w:val="20"/>
+              </w:rPr>
+              <w:t xml:space="preserve">PPN</w:t>
+            </w:r>
+          </w:p>
+        </w:tc>
+        <w:tc>
+          <w:tcPr>
+            <w:tcW w:type="pct" w:w="33%"/>
+            <w:tcMar>
+              <w:top w:type="dxa" w:w="60"/>
+              <w:left w:type="dxa" w:w="90"/>
+              <w:bottom w:type="dxa" w:w="60"/>
+              <w:right w:type="dxa" w:w="90"/>
+            </w:tcMar>
+          </w:tcPr>
+          <w:p>
+            <w:r>
+              <w:rPr>
+                <w:color w:val="0F1B14"/>
+                <w:sz w:val="20"/>
+                <w:szCs w:val="20"/>
+              </w:rPr>
+              <w:t xml:space="preserve">Bagian pajak di dalam nilai kontrak</w:t>
+            </w:r>
+          </w:p>
+        </w:tc>
+        <w:tc>
+          <w:tcPr>
+            <w:tcW w:type="pct" w:w="30%"/>
+            <w:tcMar>
+              <w:top w:type="dxa" w:w="60"/>
+              <w:left w:type="dxa" w:w="90"/>
+              <w:bottom w:type="dxa" w:w="60"/>
+              <w:right w:type="dxa" w:w="90"/>
+            </w:tcMar>
+          </w:tcPr>
+          <w:p>
+            <w:r>
+              <w:rPr>
+                <w:color w:val="0F1B14"/>
+                <w:sz w:val="20"/>
+                <w:szCs w:val="20"/>
+              </w:rPr>
+              <w:t xml:space="preserve">nilai − DPP</w:t>
+            </w:r>
+          </w:p>
+        </w:tc>
+        <w:tc>
+          <w:tcPr>
+            <w:tcW w:type="pct" w:w="20%"/>
+            <w:tcMar>
+              <w:top w:type="dxa" w:w="60"/>
+              <w:left w:type="dxa" w:w="90"/>
+              <w:bottom w:type="dxa" w:w="60"/>
+              <w:right w:type="dxa" w:w="90"/>
+            </w:tcMar>
+          </w:tcPr>
+          <w:p>
+            <w:r>
+              <w:rPr>
+                <w:color w:val="0F1B14"/>
+                <w:sz w:val="20"/>
+                <w:szCs w:val="20"/>
+              </w:rPr>
+              <w:t xml:space="preserve">Rp 99.099.099,10</w:t>
+            </w:r>
+          </w:p>
+        </w:tc>
+      </w:tr>
+      <w:tr>
+        <w:tc>
+          <w:tcPr>
+            <w:tcW w:type="pct" w:w="17%"/>
+            <w:shd w:fill="F1F6F2"/>
+            <w:tcMar>
+              <w:top w:type="dxa" w:w="60"/>
+              <w:left w:type="dxa" w:w="90"/>
+              <w:bottom w:type="dxa" w:w="60"/>
+              <w:right w:type="dxa" w:w="90"/>
+            </w:tcMar>
+          </w:tcPr>
+          <w:p>
+            <w:r>
+              <w:rPr>
+                <w:color w:val="0F1B14"/>
+                <w:sz w:val="20"/>
+                <w:szCs w:val="20"/>
+              </w:rPr>
+              <w:t xml:space="preserve">burnRatePct</w:t>
+            </w:r>
+          </w:p>
+        </w:tc>
+        <w:tc>
+          <w:tcPr>
+            <w:tcW w:type="pct" w:w="33%"/>
+            <w:shd w:fill="F1F6F2"/>
+            <w:tcMar>
+              <w:top w:type="dxa" w:w="60"/>
+              <w:left w:type="dxa" w:w="90"/>
+              <w:bottom w:type="dxa" w:w="60"/>
+              <w:right w:type="dxa" w:w="90"/>
+            </w:tcMar>
+          </w:tcPr>
+          <w:p>
+            <w:r>
+              <w:rPr>
+                <w:color w:val="0F1B14"/>
+                <w:sz w:val="20"/>
+                <w:szCs w:val="20"/>
+              </w:rPr>
+              <w:t xml:space="preserve">Tingkat penyelesaian (manday aktual vs rencana, maks 100%)</w:t>
+            </w:r>
+          </w:p>
+        </w:tc>
+        <w:tc>
+          <w:tcPr>
+            <w:tcW w:type="pct" w:w="30%"/>
+            <w:shd w:fill="F1F6F2"/>
+            <w:tcMar>
+              <w:top w:type="dxa" w:w="60"/>
+              <w:left w:type="dxa" w:w="90"/>
+              <w:bottom w:type="dxa" w:w="60"/>
+              <w:right w:type="dxa" w:w="90"/>
+            </w:tcMar>
+          </w:tcPr>
+          <w:p>
+            <w:r>
+              <w:rPr>
+                <w:color w:val="0F1B14"/>
+                <w:sz w:val="20"/>
+                <w:szCs w:val="20"/>
+              </w:rPr>
+              <w:t xml:space="preserve">min(actualMandays ÷ plannedMandays × 100, 100)</w:t>
+            </w:r>
+          </w:p>
+        </w:tc>
+        <w:tc>
+          <w:tcPr>
+            <w:tcW w:type="pct" w:w="20%"/>
+            <w:shd w:fill="F1F6F2"/>
+            <w:tcMar>
+              <w:top w:type="dxa" w:w="60"/>
+              <w:left w:type="dxa" w:w="90"/>
+              <w:bottom w:type="dxa" w:w="60"/>
+              <w:right w:type="dxa" w:w="90"/>
+            </w:tcMar>
+          </w:tcPr>
+          <w:p>
+            <w:r>
+              <w:rPr>
+                <w:color w:val="0F1B14"/>
+                <w:sz w:val="20"/>
+                <w:szCs w:val="20"/>
+              </w:rPr>
+              <w:t xml:space="preserve">60%</w:t>
+            </w:r>
+          </w:p>
+        </w:tc>
+      </w:tr>
+      <w:tr>
+        <w:tc>
+          <w:tcPr>
+            <w:tcW w:type="pct" w:w="17%"/>
+            <w:tcMar>
+              <w:top w:type="dxa" w:w="60"/>
+              <w:left w:type="dxa" w:w="90"/>
+              <w:bottom w:type="dxa" w:w="60"/>
+              <w:right w:type="dxa" w:w="90"/>
+            </w:tcMar>
+          </w:tcPr>
+          <w:p>
+            <w:r>
+              <w:rPr>
+                <w:color w:val="0F1B14"/>
+                <w:sz w:val="20"/>
+                <w:szCs w:val="20"/>
+              </w:rPr>
+              <w:t xml:space="preserve">recognizedRevenue</w:t>
+            </w:r>
+          </w:p>
+        </w:tc>
+        <w:tc>
+          <w:tcPr>
+            <w:tcW w:type="pct" w:w="33%"/>
+            <w:tcMar>
+              <w:top w:type="dxa" w:w="60"/>
+              <w:left w:type="dxa" w:w="90"/>
+              <w:bottom w:type="dxa" w:w="60"/>
+              <w:right w:type="dxa" w:w="90"/>
+            </w:tcMar>
+          </w:tcPr>
+          <w:p>
+            <w:r>
+              <w:rPr>
+                <w:color w:val="0F1B14"/>
+                <w:sz w:val="20"/>
+                <w:szCs w:val="20"/>
+              </w:rPr>
+              <w:t xml:space="preserve">Pendapatan diakui sesuai progres (PSAK 72)</w:t>
+            </w:r>
+          </w:p>
+        </w:tc>
+        <w:tc>
+          <w:tcPr>
+            <w:tcW w:type="pct" w:w="30%"/>
+            <w:tcMar>
+              <w:top w:type="dxa" w:w="60"/>
+              <w:left w:type="dxa" w:w="90"/>
+              <w:bottom w:type="dxa" w:w="60"/>
+              <w:right w:type="dxa" w:w="90"/>
+            </w:tcMar>
+          </w:tcPr>
+          <w:p>
+            <w:r>
+              <w:rPr>
+                <w:color w:val="0F1B14"/>
+                <w:sz w:val="20"/>
+                <w:szCs w:val="20"/>
+              </w:rPr>
+              <w:t xml:space="preserve">burnRatePct × DPP</w:t>
+            </w:r>
+          </w:p>
+        </w:tc>
+        <w:tc>
+          <w:tcPr>
+            <w:tcW w:type="pct" w:w="20%"/>
+            <w:tcMar>
+              <w:top w:type="dxa" w:w="60"/>
+              <w:left w:type="dxa" w:w="90"/>
+              <w:bottom w:type="dxa" w:w="60"/>
+              <w:right w:type="dxa" w:w="90"/>
+            </w:tcMar>
+          </w:tcPr>
+          <w:p>
+            <w:r>
+              <w:rPr>
+                <w:color w:val="0F1B14"/>
+                <w:sz w:val="20"/>
+                <w:szCs w:val="20"/>
+              </w:rPr>
+              <w:t xml:space="preserve">Rp 540.540.540,54</w:t>
+            </w:r>
+          </w:p>
+        </w:tc>
+      </w:tr>
+      <w:tr>
+        <w:tc>
+          <w:tcPr>
+            <w:tcW w:type="pct" w:w="17%"/>
+            <w:shd w:fill="F1F6F2"/>
+            <w:tcMar>
+              <w:top w:type="dxa" w:w="60"/>
+              <w:left w:type="dxa" w:w="90"/>
+              <w:bottom w:type="dxa" w:w="60"/>
+              <w:right w:type="dxa" w:w="90"/>
+            </w:tcMar>
+          </w:tcPr>
+          <w:p>
+            <w:r>
+              <w:rPr>
+                <w:color w:val="0F1B14"/>
+                <w:sz w:val="20"/>
+                <w:szCs w:val="20"/>
+              </w:rPr>
+              <w:t xml:space="preserve">loadedResourceCost</w:t>
+            </w:r>
+          </w:p>
+        </w:tc>
+        <w:tc>
+          <w:tcPr>
+            <w:tcW w:type="pct" w:w="33%"/>
+            <w:shd w:fill="F1F6F2"/>
+            <w:tcMar>
+              <w:top w:type="dxa" w:w="60"/>
+              <w:left w:type="dxa" w:w="90"/>
+              <w:bottom w:type="dxa" w:w="60"/>
+              <w:right w:type="dxa" w:w="90"/>
+            </w:tcMar>
+          </w:tcPr>
+          <w:p>
+            <w:r>
+              <w:rPr>
+                <w:color w:val="0F1B14"/>
+                <w:sz w:val="20"/>
+                <w:szCs w:val="20"/>
+              </w:rPr>
+              <w:t xml:space="preserve">Biaya tenaga kerja setelah dibebani overhead</w:t>
+            </w:r>
+          </w:p>
+        </w:tc>
+        <w:tc>
+          <w:tcPr>
+            <w:tcW w:type="pct" w:w="30%"/>
+            <w:shd w:fill="F1F6F2"/>
+            <w:tcMar>
+              <w:top w:type="dxa" w:w="60"/>
+              <w:left w:type="dxa" w:w="90"/>
+              <w:bottom w:type="dxa" w:w="60"/>
+              <w:right w:type="dxa" w:w="90"/>
+            </w:tcMar>
+          </w:tcPr>
+          <w:p>
+            <w:r>
+              <w:rPr>
+                <w:color w:val="0F1B14"/>
+                <w:sz w:val="20"/>
+                <w:szCs w:val="20"/>
+              </w:rPr>
+              <w:t xml:space="preserve">resourceCost × overheadMultiplier</w:t>
+            </w:r>
+          </w:p>
+        </w:tc>
+        <w:tc>
+          <w:tcPr>
+            <w:tcW w:type="pct" w:w="20%"/>
+            <w:shd w:fill="F1F6F2"/>
+            <w:tcMar>
+              <w:top w:type="dxa" w:w="60"/>
+              <w:left w:type="dxa" w:w="90"/>
+              <w:bottom w:type="dxa" w:w="60"/>
+              <w:right w:type="dxa" w:w="90"/>
+            </w:tcMar>
+          </w:tcPr>
+          <w:p>
+            <w:r>
+              <w:rPr>
+                <w:color w:val="0F1B14"/>
+                <w:sz w:val="20"/>
+                <w:szCs w:val="20"/>
+              </w:rPr>
+              <w:t xml:space="preserve">Rp 143.000.000</w:t>
+            </w:r>
+          </w:p>
+        </w:tc>
+      </w:tr>
+      <w:tr>
+        <w:tc>
+          <w:tcPr>
+            <w:tcW w:type="pct" w:w="17%"/>
+            <w:tcMar>
+              <w:top w:type="dxa" w:w="60"/>
+              <w:left w:type="dxa" w:w="90"/>
+              <w:bottom w:type="dxa" w:w="60"/>
+              <w:right w:type="dxa" w:w="90"/>
+            </w:tcMar>
+          </w:tcPr>
+          <w:p>
+            <w:r>
+              <w:rPr>
+                <w:color w:val="0F1B14"/>
+                <w:sz w:val="20"/>
+                <w:szCs w:val="20"/>
+              </w:rPr>
+              <w:t xml:space="preserve">netActualCost</w:t>
+            </w:r>
+          </w:p>
+        </w:tc>
+        <w:tc>
+          <w:tcPr>
+            <w:tcW w:type="pct" w:w="33%"/>
+            <w:tcMar>
+              <w:top w:type="dxa" w:w="60"/>
+              <w:left w:type="dxa" w:w="90"/>
+              <w:bottom w:type="dxa" w:w="60"/>
+              <w:right w:type="dxa" w:w="90"/>
+            </w:tcMar>
+          </w:tcPr>
+          <w:p>
+            <w:r>
+              <w:rPr>
+                <w:color w:val="0F1B14"/>
+                <w:sz w:val="20"/>
+                <w:szCs w:val="20"/>
+              </w:rPr>
+              <w:t xml:space="preserve">Total biaya penuh (sudah termasuk overhead)</w:t>
+            </w:r>
+          </w:p>
+        </w:tc>
+        <w:tc>
+          <w:tcPr>
+            <w:tcW w:type="pct" w:w="30%"/>
+            <w:tcMar>
+              <w:top w:type="dxa" w:w="60"/>
+              <w:left w:type="dxa" w:w="90"/>
+              <w:bottom w:type="dxa" w:w="60"/>
+              <w:right w:type="dxa" w:w="90"/>
+            </w:tcMar>
+          </w:tcPr>
+          <w:p>
+            <w:r>
+              <w:rPr>
+                <w:color w:val="0F1B14"/>
+                <w:sz w:val="20"/>
+                <w:szCs w:val="20"/>
+              </w:rPr>
+              <w:t xml:space="preserve">loadedResourceCost + additionalCost</w:t>
+            </w:r>
+          </w:p>
+        </w:tc>
+        <w:tc>
+          <w:tcPr>
+            <w:tcW w:type="pct" w:w="20%"/>
+            <w:tcMar>
+              <w:top w:type="dxa" w:w="60"/>
+              <w:left w:type="dxa" w:w="90"/>
+              <w:bottom w:type="dxa" w:w="60"/>
+              <w:right w:type="dxa" w:w="90"/>
+            </w:tcMar>
+          </w:tcPr>
+          <w:p>
+            <w:r>
+              <w:rPr>
+                <w:color w:val="0F1B14"/>
+                <w:sz w:val="20"/>
+                <w:szCs w:val="20"/>
+              </w:rPr>
+              <w:t xml:space="preserve">Rp 163.000.000</w:t>
+            </w:r>
+          </w:p>
+        </w:tc>
+      </w:tr>
+      <w:tr>
+        <w:tc>
+          <w:tcPr>
+            <w:tcW w:type="pct" w:w="17%"/>
+            <w:shd w:fill="F1F6F2"/>
+            <w:tcMar>
+              <w:top w:type="dxa" w:w="60"/>
+              <w:left w:type="dxa" w:w="90"/>
+              <w:bottom w:type="dxa" w:w="60"/>
+              <w:right w:type="dxa" w:w="90"/>
+            </w:tcMar>
+          </w:tcPr>
+          <w:p>
+            <w:r>
+              <w:rPr>
+                <w:color w:val="0F1B14"/>
+                <w:sz w:val="20"/>
+                <w:szCs w:val="20"/>
+              </w:rPr>
+              <w:t xml:space="preserve">netActualProfit</w:t>
+            </w:r>
+          </w:p>
+        </w:tc>
+        <w:tc>
+          <w:tcPr>
+            <w:tcW w:type="pct" w:w="33%"/>
+            <w:shd w:fill="F1F6F2"/>
+            <w:tcMar>
+              <w:top w:type="dxa" w:w="60"/>
+              <w:left w:type="dxa" w:w="90"/>
+              <w:bottom w:type="dxa" w:w="60"/>
+              <w:right w:type="dxa" w:w="90"/>
+            </w:tcMar>
+          </w:tcPr>
+          <w:p>
+            <w:r>
+              <w:rPr>
+                <w:color w:val="0F1B14"/>
+                <w:sz w:val="20"/>
+                <w:szCs w:val="20"/>
+              </w:rPr>
+              <w:t xml:space="preserve">Profit bersih penuh (dihitung vs DPP)</w:t>
+            </w:r>
+          </w:p>
+        </w:tc>
+        <w:tc>
+          <w:tcPr>
+            <w:tcW w:type="pct" w:w="30%"/>
+            <w:shd w:fill="F1F6F2"/>
+            <w:tcMar>
+              <w:top w:type="dxa" w:w="60"/>
+              <w:left w:type="dxa" w:w="90"/>
+              <w:bottom w:type="dxa" w:w="60"/>
+              <w:right w:type="dxa" w:w="90"/>
+            </w:tcMar>
+          </w:tcPr>
+          <w:p>
+            <w:r>
+              <w:rPr>
+                <w:color w:val="0F1B14"/>
+                <w:sz w:val="20"/>
+                <w:szCs w:val="20"/>
+              </w:rPr>
+              <w:t xml:space="preserve">revenueNet − netActualCost</w:t>
+            </w:r>
+          </w:p>
+        </w:tc>
+        <w:tc>
+          <w:tcPr>
+            <w:tcW w:type="pct" w:w="20%"/>
+            <w:shd w:fill="F1F6F2"/>
+            <w:tcMar>
+              <w:top w:type="dxa" w:w="60"/>
+              <w:left w:type="dxa" w:w="90"/>
+              <w:bottom w:type="dxa" w:w="60"/>
+              <w:right w:type="dxa" w:w="90"/>
+            </w:tcMar>
+          </w:tcPr>
+          <w:p>
+            <w:r>
+              <w:rPr>
+                <w:color w:val="0F1B14"/>
+                <w:sz w:val="20"/>
+                <w:szCs w:val="20"/>
+              </w:rPr>
+              <w:t xml:space="preserve">Rp 737.900.900,90</w:t>
+            </w:r>
+          </w:p>
+        </w:tc>
+      </w:tr>
+      <w:tr>
+        <w:tc>
+          <w:tcPr>
+            <w:tcW w:type="pct" w:w="17%"/>
+            <w:tcMar>
+              <w:top w:type="dxa" w:w="60"/>
+              <w:left w:type="dxa" w:w="90"/>
+              <w:bottom w:type="dxa" w:w="60"/>
+              <w:right w:type="dxa" w:w="90"/>
+            </w:tcMar>
+          </w:tcPr>
+          <w:p>
+            <w:r>
+              <w:rPr>
+                <w:color w:val="0F1B14"/>
+                <w:sz w:val="20"/>
+                <w:szCs w:val="20"/>
+              </w:rPr>
+              <w:t xml:space="preserve">netMarginPct</w:t>
+            </w:r>
+          </w:p>
+        </w:tc>
+        <w:tc>
+          <w:tcPr>
+            <w:tcW w:type="pct" w:w="33%"/>
+            <w:tcMar>
+              <w:top w:type="dxa" w:w="60"/>
+              <w:left w:type="dxa" w:w="90"/>
+              <w:bottom w:type="dxa" w:w="60"/>
+              <w:right w:type="dxa" w:w="90"/>
+            </w:tcMar>
+          </w:tcPr>
+          <w:p>
+            <w:r>
+              <w:rPr>
+                <w:color w:val="0F1B14"/>
+                <w:sz w:val="20"/>
+                <w:szCs w:val="20"/>
+              </w:rPr>
+              <w:t xml:space="preserve">Margin bersih penuh (%)</w:t>
+            </w:r>
+          </w:p>
+        </w:tc>
+        <w:tc>
+          <w:tcPr>
+            <w:tcW w:type="pct" w:w="30%"/>
+            <w:tcMar>
+              <w:top w:type="dxa" w:w="60"/>
+              <w:left w:type="dxa" w:w="90"/>
+              <w:bottom w:type="dxa" w:w="60"/>
+              <w:right w:type="dxa" w:w="90"/>
+            </w:tcMar>
+          </w:tcPr>
+          <w:p>
+            <w:r>
+              <w:rPr>
+                <w:color w:val="0F1B14"/>
+                <w:sz w:val="20"/>
+                <w:szCs w:val="20"/>
+              </w:rPr>
+              <w:t xml:space="preserve">netActualProfit ÷ revenueNet × 100</w:t>
+            </w:r>
+          </w:p>
+        </w:tc>
+        <w:tc>
+          <w:tcPr>
+            <w:tcW w:type="pct" w:w="20%"/>
+            <w:tcMar>
+              <w:top w:type="dxa" w:w="60"/>
+              <w:left w:type="dxa" w:w="90"/>
+              <w:bottom w:type="dxa" w:w="60"/>
+              <w:right w:type="dxa" w:w="90"/>
+            </w:tcMar>
+          </w:tcPr>
+          <w:p>
+            <w:r>
+              <w:rPr>
+                <w:color w:val="0F1B14"/>
+                <w:sz w:val="20"/>
+                <w:szCs w:val="20"/>
+              </w:rPr>
+              <w:t xml:space="preserve">81,9%</w:t>
+            </w:r>
+          </w:p>
+        </w:tc>
+      </w:tr>
+    </w:tbl>
+    <w:p>
+      <w:pPr>
+        <w:spacing w:after="120" w:line="276"/>
+      </w:pPr>
+      <w:r>
+        <w:rPr>
+          <w:b/>
+          <w:bCs/>
+          <w:sz w:val="22"/>
+          <w:szCs w:val="22"/>
+        </w:rPr>
+        <w:t xml:space="preserve">Dua jenis margin: </w:t>
+      </w:r>
+      <w:r>
+        <w:rPr>
+          <w:b w:val="false"/>
+          <w:bCs w:val="false"/>
+          <w:sz w:val="22"/>
+          <w:szCs w:val="22"/>
+        </w:rPr>
+        <w:t xml:space="preserve">marginPct (87,0%) adalah pandangan cepat — nilai kontrak kotor dikurangi biaya langsung saja. netMarginPct (81,9%) adalah pandangan realistis — pendapatan bersih (tanpa PPN) dikurangi biaya yang sudah dibebani overhead, sehingga selalu lebih kecil dan lebih jujur untuk pengambilan keputusan.</w:t>
       </w:r>
     </w:p>
     <w:sectPr>

--- a/exports/SecureProfit-Hub-Fitur-dan-Perhitungan.docx
+++ b/exports/SecureProfit-Hub-Fitur-dan-Perhitungan.docx
@@ -2417,7 +2417,7 @@
           <w:sz w:val="22"/>
           <w:szCs w:val="22"/>
         </w:rPr>
-        <w:t xml:space="preserve">biaya, profit, margin, burn rate, dan proyeksi (forecast).</w:t>
+        <w:t>biaya, profit, margin, burn rate, proyeksi (forecast), serta panel Profit Outlook (apakah project ini akan untung?) dan skor Project Health.</w:t>
       </w:r>
     </w:p>
     <w:p>
@@ -3772,7 +3772,7 @@
           <w:sz w:val="26"/>
           <w:szCs w:val="26"/>
         </w:rPr>
-        <w:t xml:space="preserve">6.11 Rekap PPN (VAT Recap)</w:t>
+        <w:t>6.11 Profit Outlook (Apakah Project Ini Akan Untung?)</w:t>
       </w:r>
     </w:p>
     <w:p>
@@ -3784,7 +3784,305 @@
           <w:sz w:val="22"/>
           <w:szCs w:val="22"/>
         </w:rPr>
-        <w:t xml:space="preserve">Rekap PPN menjumlahkan seluruh invoice berstatus INVOICED dan PAID ke dalam rincian 12 bulan + total tahunan, untuk kebutuhan pelaporan pajak.</w:t>
+        <w:t>Profit Outlook menjawab, dalam bahasa sederhana, “apakah project ini akan menghasilkan keuntungan?” tanpa harus menunggu project selesai. Panel ini membandingkan tiga snapshot berdampingan, masing-masing ditampilkan sebagai nilai untung/rugi dalam Rupiah beserta persentase margin:</w:t>
+      </w:r>
+    </w:p>
+    <w:p>
+      <w:pPr>
+        <w:pStyle w:val="ListParagraph"/>
+        <w:numPr>
+          <w:ilvl w:val="0"/>
+          <w:numId w:val="1"/>
+        </w:numPr>
+        <w:spacing w:after="60" w:line="268"/>
+      </w:pPr>
+      <w:r>
+        <w:rPr>
+          <w:b/>
+          <w:bCs/>
+          <w:sz w:val="22"/>
+          <w:szCs w:val="22"/>
+        </w:rPr>
+        <w:t xml:space="preserve">Estimasi Awal — </w:t>
+      </w:r>
+      <w:r>
+        <w:rPr>
+          <w:b w:val="false"/>
+          <w:bCs w:val="false"/>
+          <w:sz w:val="22"/>
+          <w:szCs w:val="22"/>
+        </w:rPr>
+        <w:t>rencana yang dicatat saat intake (nilai kontrak dikurangi estimasi biaya).</w:t>
+      </w:r>
+    </w:p>
+    <w:p>
+      <w:pPr>
+        <w:pStyle w:val="ListParagraph"/>
+        <w:numPr>
+          <w:ilvl w:val="0"/>
+          <w:numId w:val="1"/>
+        </w:numPr>
+        <w:spacing w:after="60" w:line="268"/>
+      </w:pPr>
+      <w:r>
+        <w:rPr>
+          <w:b/>
+          <w:bCs/>
+          <w:sz w:val="22"/>
+          <w:szCs w:val="22"/>
+        </w:rPr>
+        <w:t xml:space="preserve">Aktual (sejauh ini) — </w:t>
+      </w:r>
+      <w:r>
+        <w:rPr>
+          <w:b w:val="false"/>
+          <w:bCs w:val="false"/>
+          <w:sz w:val="22"/>
+          <w:szCs w:val="22"/>
+        </w:rPr>
+        <w:t>hasil memakai hanya biaya yang sudah disetujui sampai saat ini (nilai kontrak dikurangi actualCost).</w:t>
+      </w:r>
+    </w:p>
+    <w:p>
+      <w:pPr>
+        <w:pStyle w:val="ListParagraph"/>
+        <w:numPr>
+          <w:ilvl w:val="0"/>
+          <w:numId w:val="1"/>
+        </w:numPr>
+        <w:spacing w:after="60" w:line="268"/>
+      </w:pPr>
+      <w:r>
+        <w:rPr>
+          <w:b/>
+          <w:bCs/>
+          <w:sz w:val="22"/>
+          <w:szCs w:val="22"/>
+        </w:rPr>
+        <w:t xml:space="preserve">Proyeksi (akhir) — </w:t>
+      </w:r>
+      <w:r>
+        <w:rPr>
+          <w:b w:val="false"/>
+          <w:bCs w:val="false"/>
+          <w:sz w:val="22"/>
+          <w:szCs w:val="22"/>
+        </w:rPr>
+        <w:t>perkiraan saat selesai, dengan menskalakan laju pengeluaran saat ini ke seluruh manday yang direncanakan.</w:t>
+      </w:r>
+    </w:p>
+    <w:p>
+      <w:pPr>
+        <w:spacing w:after="120" w:line="276"/>
+      </w:pPr>
+      <w:r>
+        <w:rPr>
+          <w:sz w:val="22"/>
+          <w:szCs w:val="22"/>
+        </w:rPr>
+        <w:t>Angka proyeksi (akhir) diturunkan dari burn rate:</w:t>
+      </w:r>
+    </w:p>
+    <w:p>
+      <w:pPr>
+        <w:pBdr>
+          <w:left w:val="single" w:color="1F7A4D" w:sz="18" w:space="8"/>
+        </w:pBdr>
+        <w:shd w:fill="F1F6F2"/>
+        <w:spacing w:after="120" w:before="60"/>
+      </w:pPr>
+      <w:r>
+        <w:rPr>
+          <w:rFonts w:ascii="Consolas" w:cs="Consolas" w:eastAsia="Consolas" w:hAnsi="Consolas"/>
+          <w:color w:val="0F1B14"/>
+          <w:sz w:val="21"/>
+          <w:szCs w:val="21"/>
+        </w:rPr>
+        <w:t>avgDailyRate  = resourceCost ÷ actualMandays</w:t>
+      </w:r>
+    </w:p>
+    <w:p>
+      <w:pPr>
+        <w:pBdr>
+          <w:left w:val="single" w:color="1F7A4D" w:sz="18" w:space="8"/>
+        </w:pBdr>
+        <w:shd w:fill="F1F6F2"/>
+        <w:spacing w:after="120" w:before="60"/>
+      </w:pPr>
+      <w:r>
+        <w:rPr>
+          <w:rFonts w:ascii="Consolas" w:cs="Consolas" w:eastAsia="Consolas" w:hAnsi="Consolas"/>
+          <w:color w:val="0F1B14"/>
+          <w:sz w:val="21"/>
+          <w:szCs w:val="21"/>
+        </w:rPr>
+        <w:t>forecastCost  = max(plannedMandays, actualMandays) × avgDailyRate + additionalCost</w:t>
+      </w:r>
+    </w:p>
+    <w:p>
+      <w:pPr>
+        <w:pBdr>
+          <w:left w:val="single" w:color="1F7A4D" w:sz="18" w:space="8"/>
+        </w:pBdr>
+        <w:shd w:fill="F1F6F2"/>
+        <w:spacing w:after="120" w:before="60"/>
+      </w:pPr>
+      <w:r>
+        <w:rPr>
+          <w:rFonts w:ascii="Consolas" w:cs="Consolas" w:eastAsia="Consolas" w:hAnsi="Consolas"/>
+          <w:color w:val="0F1B14"/>
+          <w:sz w:val="21"/>
+          <w:szCs w:val="21"/>
+        </w:rPr>
+        <w:t>forecastProfit = contractValue − forecastCost</w:t>
+      </w:r>
+    </w:p>
+    <w:p>
+      <w:pPr>
+        <w:spacing w:after="120" w:line="276"/>
+      </w:pPr>
+      <w:r>
+        <w:rPr>
+          <w:sz w:val="22"/>
+          <w:szCs w:val="22"/>
+        </w:rPr>
+        <w:t>Sebuah badge status merangkum hasil yang diproyeksikan:</w:t>
+      </w:r>
+    </w:p>
+    <w:p>
+      <w:pPr>
+        <w:pStyle w:val="ListParagraph"/>
+        <w:numPr>
+          <w:ilvl w:val="0"/>
+          <w:numId w:val="1"/>
+        </w:numPr>
+        <w:spacing w:after="60" w:line="268"/>
+      </w:pPr>
+      <w:r>
+        <w:rPr>
+          <w:b/>
+          <w:bCs/>
+          <w:sz w:val="22"/>
+          <w:szCs w:val="22"/>
+        </w:rPr>
+        <w:t xml:space="preserve">On Track for Profit — </w:t>
+      </w:r>
+      <w:r>
+        <w:rPr>
+          <w:b w:val="false"/>
+          <w:bCs w:val="false"/>
+          <w:sz w:val="22"/>
+          <w:szCs w:val="22"/>
+        </w:rPr>
+        <w:t>margin akhir yang diproyeksikan sehat.</w:t>
+      </w:r>
+    </w:p>
+    <w:p>
+      <w:pPr>
+        <w:pStyle w:val="ListParagraph"/>
+        <w:numPr>
+          <w:ilvl w:val="0"/>
+          <w:numId w:val="1"/>
+        </w:numPr>
+        <w:spacing w:after="60" w:line="268"/>
+      </w:pPr>
+      <w:r>
+        <w:rPr>
+          <w:b/>
+          <w:bCs/>
+          <w:sz w:val="22"/>
+          <w:szCs w:val="22"/>
+        </w:rPr>
+        <w:t xml:space="preserve">Thin Margin — </w:t>
+      </w:r>
+      <w:r>
+        <w:rPr>
+          <w:b w:val="false"/>
+          <w:bCs w:val="false"/>
+          <w:sz w:val="22"/>
+          <w:szCs w:val="22"/>
+        </w:rPr>
+        <w:t>margin akhir yang diproyeksikan di bawah 10%.</w:t>
+      </w:r>
+    </w:p>
+    <w:p>
+      <w:pPr>
+        <w:pStyle w:val="ListParagraph"/>
+        <w:numPr>
+          <w:ilvl w:val="0"/>
+          <w:numId w:val="1"/>
+        </w:numPr>
+        <w:spacing w:after="60" w:line="268"/>
+      </w:pPr>
+      <w:r>
+        <w:rPr>
+          <w:b/>
+          <w:bCs/>
+          <w:sz w:val="22"/>
+          <w:szCs w:val="22"/>
+        </w:rPr>
+        <w:t xml:space="preserve">Loss Risk — </w:t>
+      </w:r>
+      <w:r>
+        <w:rPr>
+          <w:b w:val="false"/>
+          <w:bCs w:val="false"/>
+          <w:sz w:val="22"/>
+          <w:szCs w:val="22"/>
+        </w:rPr>
+        <w:t>biaya akhir yang diproyeksikan melebihi nilai kontrak (proyeksi rugi).</w:t>
+      </w:r>
+    </w:p>
+    <w:p>
+      <w:pPr>
+        <w:pStyle w:val="ListParagraph"/>
+        <w:numPr>
+          <w:ilvl w:val="0"/>
+          <w:numId w:val="1"/>
+        </w:numPr>
+        <w:spacing w:after="60" w:line="268"/>
+      </w:pPr>
+      <w:r>
+        <w:rPr>
+          <w:b/>
+          <w:bCs/>
+          <w:sz w:val="22"/>
+          <w:szCs w:val="22"/>
+        </w:rPr>
+        <w:t xml:space="preserve">Too Early to Tell — </w:t>
+      </w:r>
+      <w:r>
+        <w:rPr>
+          <w:b w:val="false"/>
+          <w:bCs w:val="false"/>
+          <w:sz w:val="22"/>
+          <w:szCs w:val="22"/>
+        </w:rPr>
+        <w:t>pekerjaan sudah dimulai tetapi kurang dari 20% manday yang direncanakan tercatat, sehingga proyeksi bertumpu pada sampel yang terlalu kecil untuk dipercaya. Putusan untung/rugi ditahan sampai lebih banyak pekerjaan tercatat.</w:t>
+      </w:r>
+    </w:p>
+    <w:p>
+      <w:pPr>
+        <w:spacing w:after="120" w:line="276"/>
+      </w:pPr>
+      <w:r>
+        <w:rPr>
+          <w:sz w:val="22"/>
+          <w:szCs w:val="22"/>
+        </w:rPr>
+        <w:t>Setiap proyeksi juga menyertakan keterangan seperti “Proyeksi berdasarkan laju pengeluaran saat ini · X% pekerjaan selesai”, sehingga selalu jelas bahwa angka tersebut adalah perkiraan dan berapa banyak pekerjaan nyata yang menjadi dasarnya.</w:t>
+      </w:r>
+    </w:p>
+    <w:p>
+      <w:pPr>
+        <w:spacing w:after="120" w:line="276"/>
+      </w:pPr>
+      <w:r>
+        <w:rPr>
+          <w:sz w:val="22"/>
+          <w:szCs w:val="22"/>
+        </w:rPr>
+        <w:t>Mengapa MARGIN bisa positif sementara Profit Outlook menunjukkan proyeksi rugi? Keduanya menjawab pertanyaan yang berbeda. MARGIN dan Project Health melihat ke belakang pada biaya yang sudah terjadi sejauh ini — di awal project hanya sedikit biaya yang tercatat, sehingga margin tampak tinggi secara alami. Profit Outlook melihat ke depan, memproyeksikan biaya akhir dari laju pengeluaran saat ini. Jika tim saat ini mengeluarkan biaya per manday lebih cepat daripada yang direncanakan, biaya akhir yang diproyeksikan dapat melebihi nilai kontrak meskipun margin hari ini masih tampak sehat. Ini memang dirancang demikian — ini adalah peringatan dini, bukan kesalahan perhitungan.</w:t>
       </w:r>
     </w:p>
     <w:p>
@@ -3800,7 +4098,215 @@
           <w:sz w:val="26"/>
           <w:szCs w:val="26"/>
         </w:rPr>
-        <w:t xml:space="preserve">6.12 Utilisasi Sumber Daya</w:t>
+        <w:t>6.12 Skor Project Health</w:t>
+      </w:r>
+    </w:p>
+    <w:p>
+      <w:pPr>
+        <w:spacing w:after="120" w:line="276"/>
+      </w:pPr>
+      <w:r>
+        <w:rPr>
+          <w:sz w:val="22"/>
+          <w:szCs w:val="22"/>
+        </w:rPr>
+        <w:t>Setiap project juga memiliki skor Health dari 0 hingga 100, ditampilkan sebagai badge berwarna (Healthy / At Risk / Critical). Skor ini memadukan lima sinyal berbobot menjadi satu angka sehingga manajer dapat melihat masalah secara sekilas:</w:t>
+      </w:r>
+    </w:p>
+    <w:p>
+      <w:pPr>
+        <w:pStyle w:val="ListParagraph"/>
+        <w:numPr>
+          <w:ilvl w:val="0"/>
+          <w:numId w:val="1"/>
+        </w:numPr>
+        <w:spacing w:after="60" w:line="268"/>
+      </w:pPr>
+      <w:r>
+        <w:rPr>
+          <w:b/>
+          <w:bCs/>
+          <w:sz w:val="22"/>
+          <w:szCs w:val="22"/>
+        </w:rPr>
+        <w:t xml:space="preserve">Margin (30%) — </w:t>
+      </w:r>
+      <w:r>
+        <w:rPr>
+          <w:b w:val="false"/>
+          <w:bCs w:val="false"/>
+          <w:sz w:val="22"/>
+          <w:szCs w:val="22"/>
+        </w:rPr>
+        <w:t>margin aktual dibandingkan dengan margin estimasi.</w:t>
+      </w:r>
+    </w:p>
+    <w:p>
+      <w:pPr>
+        <w:pStyle w:val="ListParagraph"/>
+        <w:numPr>
+          <w:ilvl w:val="0"/>
+          <w:numId w:val="1"/>
+        </w:numPr>
+        <w:spacing w:after="60" w:line="268"/>
+      </w:pPr>
+      <w:r>
+        <w:rPr>
+          <w:b/>
+          <w:bCs/>
+          <w:sz w:val="22"/>
+          <w:szCs w:val="22"/>
+        </w:rPr>
+        <w:t xml:space="preserve">RAID (20%) — </w:t>
+      </w:r>
+      <w:r>
+        <w:rPr>
+          <w:b w:val="false"/>
+          <w:bCs w:val="false"/>
+          <w:sz w:val="22"/>
+          <w:szCs w:val="22"/>
+        </w:rPr>
+        <w:t>jumlah dan tingkat keparahan risiko serta isu yang terbuka.</w:t>
+      </w:r>
+    </w:p>
+    <w:p>
+      <w:pPr>
+        <w:pStyle w:val="ListParagraph"/>
+        <w:numPr>
+          <w:ilvl w:val="0"/>
+          <w:numId w:val="1"/>
+        </w:numPr>
+        <w:spacing w:after="60" w:line="268"/>
+      </w:pPr>
+      <w:r>
+        <w:rPr>
+          <w:b/>
+          <w:bCs/>
+          <w:sz w:val="22"/>
+          <w:szCs w:val="22"/>
+        </w:rPr>
+        <w:t xml:space="preserve">Expenses (15%) — </w:t>
+      </w:r>
+      <w:r>
+        <w:rPr>
+          <w:b w:val="false"/>
+          <w:bCs w:val="false"/>
+          <w:sz w:val="22"/>
+          <w:szCs w:val="22"/>
+        </w:rPr>
+        <w:t>biaya yang masih menunggu persetujuan.</w:t>
+      </w:r>
+    </w:p>
+    <w:p>
+      <w:pPr>
+        <w:pStyle w:val="ListParagraph"/>
+        <w:numPr>
+          <w:ilvl w:val="0"/>
+          <w:numId w:val="1"/>
+        </w:numPr>
+        <w:spacing w:after="60" w:line="268"/>
+      </w:pPr>
+      <w:r>
+        <w:rPr>
+          <w:b/>
+          <w:bCs/>
+          <w:sz w:val="22"/>
+          <w:szCs w:val="22"/>
+        </w:rPr>
+        <w:t xml:space="preserve">Billing (20%) — </w:t>
+      </w:r>
+      <w:r>
+        <w:rPr>
+          <w:b w:val="false"/>
+          <w:bCs w:val="false"/>
+          <w:sz w:val="22"/>
+          <w:szCs w:val="22"/>
+        </w:rPr>
+        <w:t>kemajuan termin dan invoice yang jatuh tempo.</w:t>
+      </w:r>
+    </w:p>
+    <w:p>
+      <w:pPr>
+        <w:pStyle w:val="ListParagraph"/>
+        <w:numPr>
+          <w:ilvl w:val="0"/>
+          <w:numId w:val="1"/>
+        </w:numPr>
+        <w:spacing w:after="60" w:line="268"/>
+      </w:pPr>
+      <w:r>
+        <w:rPr>
+          <w:b/>
+          <w:bCs/>
+          <w:sz w:val="22"/>
+          <w:szCs w:val="22"/>
+        </w:rPr>
+        <w:t xml:space="preserve">Schedule (15%) — </w:t>
+      </w:r>
+      <w:r>
+        <w:rPr>
+          <w:b w:val="false"/>
+          <w:bCs w:val="false"/>
+          <w:sz w:val="22"/>
+          <w:szCs w:val="22"/>
+        </w:rPr>
+        <w:t>kemajuan tugas terhadap timeline yang direncanakan.</w:t>
+      </w:r>
+    </w:p>
+    <w:p>
+      <w:pPr>
+        <w:spacing w:after="120" w:line="276"/>
+      </w:pPr>
+      <w:r>
+        <w:rPr>
+          <w:sz w:val="22"/>
+          <w:szCs w:val="22"/>
+        </w:rPr>
+        <w:t>Seperti angka finansial lainnya, Project Health disembunyikan dari peran tanpa visibilitas finansial (Principal, tim delivery, dan HR).</w:t>
+      </w:r>
+    </w:p>
+    <w:p>
+      <w:pPr>
+        <w:pStyle w:val="Heading2"/>
+        <w:spacing w:after="90" w:before="220"/>
+      </w:pPr>
+      <w:r>
+        <w:rPr>
+          <w:b/>
+          <w:bCs/>
+          <w:color w:val="0F1B14"/>
+          <w:sz w:val="26"/>
+          <w:szCs w:val="26"/>
+        </w:rPr>
+        <w:t>6.13 Rekap PPN (VAT Recap)</w:t>
+      </w:r>
+    </w:p>
+    <w:p>
+      <w:pPr>
+        <w:spacing w:after="120" w:line="276"/>
+      </w:pPr>
+      <w:r>
+        <w:rPr>
+          <w:sz w:val="22"/>
+          <w:szCs w:val="22"/>
+        </w:rPr>
+        <w:t xml:space="preserve">Rekap PPN menjumlahkan seluruh invoice berstatus INVOICED dan PAID ke dalam rincian 12 bulan + total tahunan, untuk kebutuhan pelaporan pajak.</w:t>
+      </w:r>
+    </w:p>
+    <w:p>
+      <w:pPr>
+        <w:pStyle w:val="Heading2"/>
+        <w:spacing w:after="90" w:before="220"/>
+      </w:pPr>
+      <w:r>
+        <w:rPr>
+          <w:b/>
+          <w:bCs/>
+          <w:color w:val="0F1B14"/>
+          <w:sz w:val="26"/>
+          <w:szCs w:val="26"/>
+        </w:rPr>
+        <w:t>6.14 Utilisasi Sumber Daya</w:t>
       </w:r>
     </w:p>
     <w:p>
@@ -5281,6 +5787,386 @@
           <w:sz w:val="23"/>
           <w:szCs w:val="23"/>
         </w:rPr>
+        <w:t>Penjelasan tiap angka</w:t>
+      </w:r>
+    </w:p>
+    <w:p>
+      <w:pPr>
+        <w:pStyle w:val="ListParagraph"/>
+        <w:numPr>
+          <w:ilvl w:val="0"/>
+          <w:numId w:val="1"/>
+        </w:numPr>
+        <w:spacing w:after="60" w:line="268"/>
+      </w:pPr>
+      <w:r>
+        <w:rPr>
+          <w:b/>
+          <w:bCs/>
+          <w:sz w:val="22"/>
+          <w:szCs w:val="22"/>
+        </w:rPr>
+        <w:t xml:space="preserve">resourceCost — </w:t>
+      </w:r>
+      <w:r>
+        <w:rPr>
+          <w:b w:val="false"/>
+          <w:bCs w:val="false"/>
+          <w:sz w:val="22"/>
+          <w:szCs w:val="22"/>
+        </w:rPr>
+        <w:t>total biaya tenaga kerja dari timesheet APPROVED: jam kerja dikonversi ke manday (jam ÷ 8) lalu dikalikan tarif harian tiap sumber daya.</w:t>
+      </w:r>
+    </w:p>
+    <w:p>
+      <w:pPr>
+        <w:pStyle w:val="ListParagraph"/>
+        <w:numPr>
+          <w:ilvl w:val="0"/>
+          <w:numId w:val="1"/>
+        </w:numPr>
+        <w:spacing w:after="60" w:line="268"/>
+      </w:pPr>
+      <w:r>
+        <w:rPr>
+          <w:b/>
+          <w:bCs/>
+          <w:sz w:val="22"/>
+          <w:szCs w:val="22"/>
+        </w:rPr>
+        <w:t xml:space="preserve">additionalCost — </w:t>
+      </w:r>
+      <w:r>
+        <w:rPr>
+          <w:b w:val="false"/>
+          <w:bCs w:val="false"/>
+          <w:sz w:val="22"/>
+          <w:szCs w:val="22"/>
+        </w:rPr>
+        <w:t>total biaya non-tenaga kerja yang APPROVED (software, hardware, lisensi, perjalanan, lainnya); biaya pending dan ditolak tidak dihitung.</w:t>
+      </w:r>
+    </w:p>
+    <w:p>
+      <w:pPr>
+        <w:pStyle w:val="ListParagraph"/>
+        <w:numPr>
+          <w:ilvl w:val="0"/>
+          <w:numId w:val="1"/>
+        </w:numPr>
+        <w:spacing w:after="60" w:line="268"/>
+      </w:pPr>
+      <w:r>
+        <w:rPr>
+          <w:b/>
+          <w:bCs/>
+          <w:sz w:val="22"/>
+          <w:szCs w:val="22"/>
+        </w:rPr>
+        <w:t xml:space="preserve">actualCost — </w:t>
+      </w:r>
+      <w:r>
+        <w:rPr>
+          <w:b w:val="false"/>
+          <w:bCs w:val="false"/>
+          <w:sz w:val="22"/>
+          <w:szCs w:val="22"/>
+        </w:rPr>
+        <w:t>biaya nyata project sejauh ini, yaitu resourceCost + additionalCost.</w:t>
+      </w:r>
+    </w:p>
+    <w:p>
+      <w:pPr>
+        <w:pStyle w:val="ListParagraph"/>
+        <w:numPr>
+          <w:ilvl w:val="0"/>
+          <w:numId w:val="1"/>
+        </w:numPr>
+        <w:spacing w:after="60" w:line="268"/>
+      </w:pPr>
+      <w:r>
+        <w:rPr>
+          <w:b/>
+          <w:bCs/>
+          <w:sz w:val="22"/>
+          <w:szCs w:val="22"/>
+        </w:rPr>
+        <w:t xml:space="preserve">actualProfit — </w:t>
+      </w:r>
+      <w:r>
+        <w:rPr>
+          <w:b w:val="false"/>
+          <w:bCs w:val="false"/>
+          <w:sz w:val="22"/>
+          <w:szCs w:val="22"/>
+        </w:rPr>
+        <w:t>nilai kontrak dikurangi actualCost; profit yang sudah dibukukan sejauh ini, dalam Rupiah.</w:t>
+      </w:r>
+    </w:p>
+    <w:p>
+      <w:pPr>
+        <w:pStyle w:val="ListParagraph"/>
+        <w:numPr>
+          <w:ilvl w:val="0"/>
+          <w:numId w:val="1"/>
+        </w:numPr>
+        <w:spacing w:after="60" w:line="268"/>
+      </w:pPr>
+      <w:r>
+        <w:rPr>
+          <w:b/>
+          <w:bCs/>
+          <w:sz w:val="22"/>
+          <w:szCs w:val="22"/>
+        </w:rPr>
+        <w:t xml:space="preserve">marginPct — </w:t>
+      </w:r>
+      <w:r>
+        <w:rPr>
+          <w:b w:val="false"/>
+          <w:bCs w:val="false"/>
+          <w:sz w:val="22"/>
+          <w:szCs w:val="22"/>
+        </w:rPr>
+        <w:t>actualProfit sebagai persentase dari nilai kontrak; margin keuntungan sejauh ini.</w:t>
+      </w:r>
+    </w:p>
+    <w:p>
+      <w:pPr>
+        <w:pStyle w:val="ListParagraph"/>
+        <w:numPr>
+          <w:ilvl w:val="0"/>
+          <w:numId w:val="1"/>
+        </w:numPr>
+        <w:spacing w:after="60" w:line="268"/>
+      </w:pPr>
+      <w:r>
+        <w:rPr>
+          <w:b/>
+          <w:bCs/>
+          <w:sz w:val="22"/>
+          <w:szCs w:val="22"/>
+        </w:rPr>
+        <w:t xml:space="preserve">DPP (revenueNet) — </w:t>
+      </w:r>
+      <w:r>
+        <w:rPr>
+          <w:b w:val="false"/>
+          <w:bCs w:val="false"/>
+          <w:sz w:val="22"/>
+          <w:szCs w:val="22"/>
+        </w:rPr>
+        <w:t>Dasar Pengenaan Pajak, yaitu pendapatan bersih setelah PPN dikeluarkan dari nilai kontrak.</w:t>
+      </w:r>
+    </w:p>
+    <w:p>
+      <w:pPr>
+        <w:pStyle w:val="ListParagraph"/>
+        <w:numPr>
+          <w:ilvl w:val="0"/>
+          <w:numId w:val="1"/>
+        </w:numPr>
+        <w:spacing w:after="60" w:line="268"/>
+      </w:pPr>
+      <w:r>
+        <w:rPr>
+          <w:b/>
+          <w:bCs/>
+          <w:sz w:val="22"/>
+          <w:szCs w:val="22"/>
+        </w:rPr>
+        <w:t xml:space="preserve">PPN (VAT) — </w:t>
+      </w:r>
+      <w:r>
+        <w:rPr>
+          <w:b w:val="false"/>
+          <w:bCs w:val="false"/>
+          <w:sz w:val="22"/>
+          <w:szCs w:val="22"/>
+        </w:rPr>
+        <w:t>porsi Pajak Pertambahan Nilai (default 11%) yang dipisahkan dari nilai kontrak.</w:t>
+      </w:r>
+    </w:p>
+    <w:p>
+      <w:pPr>
+        <w:pStyle w:val="ListParagraph"/>
+        <w:numPr>
+          <w:ilvl w:val="0"/>
+          <w:numId w:val="1"/>
+        </w:numPr>
+        <w:spacing w:after="60" w:line="268"/>
+      </w:pPr>
+      <w:r>
+        <w:rPr>
+          <w:b/>
+          <w:bCs/>
+          <w:sz w:val="22"/>
+          <w:szCs w:val="22"/>
+        </w:rPr>
+        <w:t xml:space="preserve">burnRatePct — </w:t>
+      </w:r>
+      <w:r>
+        <w:rPr>
+          <w:b w:val="false"/>
+          <w:bCs w:val="false"/>
+          <w:sz w:val="22"/>
+          <w:szCs w:val="22"/>
+        </w:rPr>
+        <w:t>seberapa banyak pekerjaan yang direncanakan telah selesai: manday aktual ÷ manday direncanakan, dibatasi maksimal 100%.</w:t>
+      </w:r>
+    </w:p>
+    <w:p>
+      <w:pPr>
+        <w:pStyle w:val="ListParagraph"/>
+        <w:numPr>
+          <w:ilvl w:val="0"/>
+          <w:numId w:val="1"/>
+        </w:numPr>
+        <w:spacing w:after="60" w:line="268"/>
+      </w:pPr>
+      <w:r>
+        <w:rPr>
+          <w:b/>
+          <w:bCs/>
+          <w:sz w:val="22"/>
+          <w:szCs w:val="22"/>
+        </w:rPr>
+        <w:t xml:space="preserve">recognizedRevenue — </w:t>
+      </w:r>
+      <w:r>
+        <w:rPr>
+          <w:b w:val="false"/>
+          <w:bCs w:val="false"/>
+          <w:sz w:val="22"/>
+          <w:szCs w:val="22"/>
+        </w:rPr>
+        <w:t>pendapatan yang diakui sampai saat ini dengan prinsip persentase penyelesaian: burnRatePct × pendapatan bersih (DPP).</w:t>
+      </w:r>
+    </w:p>
+    <w:p>
+      <w:pPr>
+        <w:pStyle w:val="ListParagraph"/>
+        <w:numPr>
+          <w:ilvl w:val="0"/>
+          <w:numId w:val="1"/>
+        </w:numPr>
+        <w:spacing w:after="60" w:line="268"/>
+      </w:pPr>
+      <w:r>
+        <w:rPr>
+          <w:b/>
+          <w:bCs/>
+          <w:sz w:val="22"/>
+          <w:szCs w:val="22"/>
+        </w:rPr>
+        <w:t xml:space="preserve">loadedResourceCost — </w:t>
+      </w:r>
+      <w:r>
+        <w:rPr>
+          <w:b w:val="false"/>
+          <w:bCs w:val="false"/>
+          <w:sz w:val="22"/>
+          <w:szCs w:val="22"/>
+        </w:rPr>
+        <w:t>resourceCost dikalikan faktor overhead, agar biaya tidak langsung (overhead) perusahaan ikut diperhitungkan.</w:t>
+      </w:r>
+    </w:p>
+    <w:p>
+      <w:pPr>
+        <w:pStyle w:val="ListParagraph"/>
+        <w:numPr>
+          <w:ilvl w:val="0"/>
+          <w:numId w:val="1"/>
+        </w:numPr>
+        <w:spacing w:after="60" w:line="268"/>
+      </w:pPr>
+      <w:r>
+        <w:rPr>
+          <w:b/>
+          <w:bCs/>
+          <w:sz w:val="22"/>
+          <w:szCs w:val="22"/>
+        </w:rPr>
+        <w:t xml:space="preserve">netActualCost — </w:t>
+      </w:r>
+      <w:r>
+        <w:rPr>
+          <w:b w:val="false"/>
+          <w:bCs w:val="false"/>
+          <w:sz w:val="22"/>
+          <w:szCs w:val="22"/>
+        </w:rPr>
+        <w:t>biaya penuh (fully-loaded): loadedResourceCost + additionalCost.</w:t>
+      </w:r>
+    </w:p>
+    <w:p>
+      <w:pPr>
+        <w:pStyle w:val="ListParagraph"/>
+        <w:numPr>
+          <w:ilvl w:val="0"/>
+          <w:numId w:val="1"/>
+        </w:numPr>
+        <w:spacing w:after="60" w:line="268"/>
+      </w:pPr>
+      <w:r>
+        <w:rPr>
+          <w:b/>
+          <w:bCs/>
+          <w:sz w:val="22"/>
+          <w:szCs w:val="22"/>
+        </w:rPr>
+        <w:t xml:space="preserve">netActualProfit — </w:t>
+      </w:r>
+      <w:r>
+        <w:rPr>
+          <w:b w:val="false"/>
+          <w:bCs w:val="false"/>
+          <w:sz w:val="22"/>
+          <w:szCs w:val="22"/>
+        </w:rPr>
+        <w:t>pendapatan bersih (DPP) dikurangi netActualCost; profit setelah overhead diperhitungkan.</w:t>
+      </w:r>
+    </w:p>
+    <w:p>
+      <w:pPr>
+        <w:pStyle w:val="ListParagraph"/>
+        <w:numPr>
+          <w:ilvl w:val="0"/>
+          <w:numId w:val="1"/>
+        </w:numPr>
+        <w:spacing w:after="60" w:line="268"/>
+      </w:pPr>
+      <w:r>
+        <w:rPr>
+          <w:b/>
+          <w:bCs/>
+          <w:sz w:val="22"/>
+          <w:szCs w:val="22"/>
+        </w:rPr>
+        <w:t xml:space="preserve">netMarginPct — </w:t>
+      </w:r>
+      <w:r>
+        <w:rPr>
+          <w:b w:val="false"/>
+          <w:bCs w:val="false"/>
+          <w:sz w:val="22"/>
+          <w:szCs w:val="22"/>
+        </w:rPr>
+        <w:t>netActualProfit sebagai persentase dari pendapatan bersih (DPP); margin konservatif yang sudah disesuaikan overhead.</w:t>
+      </w:r>
+    </w:p>
+    <w:p>
+      <w:pPr>
+        <w:pStyle w:val="Heading3"/>
+        <w:spacing w:after="70" w:before="160"/>
+      </w:pPr>
+      <w:r>
+        <w:rPr>
+          <w:b/>
+          <w:bCs/>
+          <w:color w:val="0F1B14"/>
+          <w:sz w:val="23"/>
+          <w:szCs w:val="23"/>
+        </w:rPr>
         <w:t xml:space="preserve">Contoh termin penagihan</w:t>
       </w:r>
     </w:p>
@@ -5591,6 +6477,34 @@
     </w:tbl>
     <w:p>
       <w:pPr>
+        <w:pStyle w:val="Heading3"/>
+        <w:spacing w:after="70" w:before="160"/>
+      </w:pPr>
+      <w:r>
+        <w:rPr>
+          <w:b/>
+          <w:bCs/>
+          <w:color w:val="0F1B14"/>
+          <w:sz w:val="23"/>
+          <w:szCs w:val="23"/>
+        </w:rPr>
+        <w:t>Profit Outlook (ilustrasi)</w:t>
+      </w:r>
+    </w:p>
+    <w:p>
+      <w:pPr>
+        <w:spacing w:after="120" w:line="276"/>
+      </w:pPr>
+      <w:r>
+        <w:rPr>
+          <w:sz w:val="22"/>
+          <w:szCs w:val="22"/>
+        </w:rPr>
+        <w:t>Memakai project yang sama (60 manday tercatat dari 100 yang direncanakan, jadi 60% pekerjaan selesai — di atas ambang 20%, sehingga putusan ditampilkan): avgDailyRate = 110.000.000 ÷ 60 = Rp 1.833.333; forecastCost = (100 × 1.833.333) + 20.000.000 = Rp 203.333.333; forecastProfit = 1.000.000.000 − 203.333.333 = Rp 796.666.667 (sekitar 79,7% margin proyeksi). Status: On Track for Profit. Perhatikan margin proyeksi ini (79,7%) berbeda dari MARGIN saat ini (87,0%), karena MARGIN hanya mencerminkan biaya yang sudah tercatat sementara Outlook memproyeksikan biaya ke seluruh 100 manday yang direncanakan.</w:t>
+      </w:r>
+    </w:p>
+    <w:p>
+      <w:pPr>
         <w:pStyle w:val="Heading1"/>
         <w:spacing w:after="140" w:before="360"/>
       </w:pPr>
@@ -6153,1324 +7067,6 @@
           <w:szCs w:val="22"/>
         </w:rPr>
         <w:t xml:space="preserve">antarmuka aplikasi berbahasa Inggris; dokumen ini berbahasa Indonesia khusus untuk bahan presentasi.</w:t>
-      </w:r>
-    </w:p>
-    <w:p>
-      <w:r>
-        <w:br w:type="page"/>
-      </w:r>
-    </w:p>
-    <w:p>
-      <w:pPr>
-        <w:pStyle w:val="Heading1"/>
-        <w:spacing w:after="140" w:before="360"/>
-      </w:pPr>
-      <w:r>
-        <w:rPr>
-          <w:b/>
-          <w:bCs/>
-          <w:color w:val="1F7A4D"/>
-          <w:sz w:val="30"/>
-          <w:szCs w:val="30"/>
-        </w:rPr>
-        <w:t xml:space="preserve">Lampiran A — Glosarium Perhitungan</w:t>
-      </w:r>
-    </w:p>
-    <w:p>
-      <w:pPr>
-        <w:spacing w:after="120" w:line="276"/>
-      </w:pPr>
-      <w:r>
-        <w:rPr>
-          <w:sz w:val="22"/>
-          <w:szCs w:val="22"/>
-        </w:rPr>
-        <w:t xml:space="preserve">Penjelasan ringkas setiap metrik finansial beserta rumus dan contoh angka (mengacu contoh project pada Bagian 7: nilai kontrak Rp 1.000.000.000 termasuk PPN 11%).</w:t>
-      </w:r>
-    </w:p>
-    <w:tbl>
-      <w:tblPr>
-        <w:tblW w:type="pct" w:w="100%"/>
-        <w:tblBorders>
-          <w:top w:val="single" w:color="CCCCCC" w:sz="4"/>
-          <w:left w:val="single" w:color="CCCCCC" w:sz="4"/>
-          <w:bottom w:val="single" w:color="CCCCCC" w:sz="4"/>
-          <w:right w:val="single" w:color="CCCCCC" w:sz="4"/>
-          <w:insideH w:val="single" w:color="DDDDDD" w:sz="2"/>
-          <w:insideV w:val="single" w:color="DDDDDD" w:sz="2"/>
-        </w:tblBorders>
-      </w:tblPr>
-      <w:tblGrid>
-        <w:gridCol w:w="100"/>
-        <w:gridCol w:w="100"/>
-        <w:gridCol w:w="100"/>
-        <w:gridCol w:w="100"/>
-      </w:tblGrid>
-      <w:tr>
-        <w:trPr>
-          <w:tblHeader/>
-        </w:trPr>
-        <w:tc>
-          <w:tcPr>
-            <w:tcW w:type="pct" w:w="17%"/>
-            <w:shd w:fill="1F7A4D"/>
-            <w:tcMar>
-              <w:top w:type="dxa" w:w="60"/>
-              <w:left w:type="dxa" w:w="90"/>
-              <w:bottom w:type="dxa" w:w="60"/>
-              <w:right w:type="dxa" w:w="90"/>
-            </w:tcMar>
-          </w:tcPr>
-          <w:p>
-            <w:r>
-              <w:rPr>
-                <w:b/>
-                <w:bCs/>
-                <w:color w:val="FFFFFF"/>
-                <w:sz w:val="20"/>
-                <w:szCs w:val="20"/>
-              </w:rPr>
-              <w:t xml:space="preserve">Istilah</w:t>
-            </w:r>
-          </w:p>
-        </w:tc>
-        <w:tc>
-          <w:tcPr>
-            <w:tcW w:type="pct" w:w="33%"/>
-            <w:shd w:fill="1F7A4D"/>
-            <w:tcMar>
-              <w:top w:type="dxa" w:w="60"/>
-              <w:left w:type="dxa" w:w="90"/>
-              <w:bottom w:type="dxa" w:w="60"/>
-              <w:right w:type="dxa" w:w="90"/>
-            </w:tcMar>
-          </w:tcPr>
-          <w:p>
-            <w:r>
-              <w:rPr>
-                <w:b/>
-                <w:bCs/>
-                <w:color w:val="FFFFFF"/>
-                <w:sz w:val="20"/>
-                <w:szCs w:val="20"/>
-              </w:rPr>
-              <w:t xml:space="preserve">Arti</w:t>
-            </w:r>
-          </w:p>
-        </w:tc>
-        <w:tc>
-          <w:tcPr>
-            <w:tcW w:type="pct" w:w="30%"/>
-            <w:shd w:fill="1F7A4D"/>
-            <w:tcMar>
-              <w:top w:type="dxa" w:w="60"/>
-              <w:left w:type="dxa" w:w="90"/>
-              <w:bottom w:type="dxa" w:w="60"/>
-              <w:right w:type="dxa" w:w="90"/>
-            </w:tcMar>
-          </w:tcPr>
-          <w:p>
-            <w:r>
-              <w:rPr>
-                <w:b/>
-                <w:bCs/>
-                <w:color w:val="FFFFFF"/>
-                <w:sz w:val="20"/>
-                <w:szCs w:val="20"/>
-              </w:rPr>
-              <w:t xml:space="preserve">Rumus</w:t>
-            </w:r>
-          </w:p>
-        </w:tc>
-        <w:tc>
-          <w:tcPr>
-            <w:tcW w:type="pct" w:w="20%"/>
-            <w:shd w:fill="1F7A4D"/>
-            <w:tcMar>
-              <w:top w:type="dxa" w:w="60"/>
-              <w:left w:type="dxa" w:w="90"/>
-              <w:bottom w:type="dxa" w:w="60"/>
-              <w:right w:type="dxa" w:w="90"/>
-            </w:tcMar>
-          </w:tcPr>
-          <w:p>
-            <w:r>
-              <w:rPr>
-                <w:b/>
-                <w:bCs/>
-                <w:color w:val="FFFFFF"/>
-                <w:sz w:val="20"/>
-                <w:szCs w:val="20"/>
-              </w:rPr>
-              <w:t xml:space="preserve">Contoh</w:t>
-            </w:r>
-          </w:p>
-        </w:tc>
-      </w:tr>
-      <w:tr>
-        <w:tc>
-          <w:tcPr>
-            <w:tcW w:type="pct" w:w="17%"/>
-            <w:tcMar>
-              <w:top w:type="dxa" w:w="60"/>
-              <w:left w:type="dxa" w:w="90"/>
-              <w:bottom w:type="dxa" w:w="60"/>
-              <w:right w:type="dxa" w:w="90"/>
-            </w:tcMar>
-          </w:tcPr>
-          <w:p>
-            <w:r>
-              <w:rPr>
-                <w:color w:val="0F1B14"/>
-                <w:sz w:val="20"/>
-                <w:szCs w:val="20"/>
-              </w:rPr>
-              <w:t xml:space="preserve">resourceCost</w:t>
-            </w:r>
-          </w:p>
-        </w:tc>
-        <w:tc>
-          <w:tcPr>
-            <w:tcW w:type="pct" w:w="33%"/>
-            <w:tcMar>
-              <w:top w:type="dxa" w:w="60"/>
-              <w:left w:type="dxa" w:w="90"/>
-              <w:bottom w:type="dxa" w:w="60"/>
-              <w:right w:type="dxa" w:w="90"/>
-            </w:tcMar>
-          </w:tcPr>
-          <w:p>
-            <w:r>
-              <w:rPr>
-                <w:color w:val="0F1B14"/>
-                <w:sz w:val="20"/>
-                <w:szCs w:val="20"/>
-              </w:rPr>
-              <w:t xml:space="preserve">Biaya jam kerja konsultan yang sudah disetujui (APPROVED)</w:t>
-            </w:r>
-          </w:p>
-        </w:tc>
-        <w:tc>
-          <w:tcPr>
-            <w:tcW w:type="pct" w:w="30%"/>
-            <w:tcMar>
-              <w:top w:type="dxa" w:w="60"/>
-              <w:left w:type="dxa" w:w="90"/>
-              <w:bottom w:type="dxa" w:w="60"/>
-              <w:right w:type="dxa" w:w="90"/>
-            </w:tcMar>
-          </w:tcPr>
-          <w:p>
-            <w:r>
-              <w:rPr>
-                <w:color w:val="0F1B14"/>
-                <w:sz w:val="20"/>
-                <w:szCs w:val="20"/>
-              </w:rPr>
-              <w:t xml:space="preserve">Σ (jam ÷ 8 × tarif harian)</w:t>
-            </w:r>
-          </w:p>
-        </w:tc>
-        <w:tc>
-          <w:tcPr>
-            <w:tcW w:type="pct" w:w="20%"/>
-            <w:tcMar>
-              <w:top w:type="dxa" w:w="60"/>
-              <w:left w:type="dxa" w:w="90"/>
-              <w:bottom w:type="dxa" w:w="60"/>
-              <w:right w:type="dxa" w:w="90"/>
-            </w:tcMar>
-          </w:tcPr>
-          <w:p>
-            <w:r>
-              <w:rPr>
-                <w:color w:val="0F1B14"/>
-                <w:sz w:val="20"/>
-                <w:szCs w:val="20"/>
-              </w:rPr>
-              <w:t xml:space="preserve">Rp 110.000.000</w:t>
-            </w:r>
-          </w:p>
-        </w:tc>
-      </w:tr>
-      <w:tr>
-        <w:tc>
-          <w:tcPr>
-            <w:tcW w:type="pct" w:w="17%"/>
-            <w:shd w:fill="F1F6F2"/>
-            <w:tcMar>
-              <w:top w:type="dxa" w:w="60"/>
-              <w:left w:type="dxa" w:w="90"/>
-              <w:bottom w:type="dxa" w:w="60"/>
-              <w:right w:type="dxa" w:w="90"/>
-            </w:tcMar>
-          </w:tcPr>
-          <w:p>
-            <w:r>
-              <w:rPr>
-                <w:color w:val="0F1B14"/>
-                <w:sz w:val="20"/>
-                <w:szCs w:val="20"/>
-              </w:rPr>
-              <w:t xml:space="preserve">additionalCost</w:t>
-            </w:r>
-          </w:p>
-        </w:tc>
-        <w:tc>
-          <w:tcPr>
-            <w:tcW w:type="pct" w:w="33%"/>
-            <w:shd w:fill="F1F6F2"/>
-            <w:tcMar>
-              <w:top w:type="dxa" w:w="60"/>
-              <w:left w:type="dxa" w:w="90"/>
-              <w:bottom w:type="dxa" w:w="60"/>
-              <w:right w:type="dxa" w:w="90"/>
-            </w:tcMar>
-          </w:tcPr>
-          <w:p>
-            <w:r>
-              <w:rPr>
-                <w:color w:val="0F1B14"/>
-                <w:sz w:val="20"/>
-                <w:szCs w:val="20"/>
-              </w:rPr>
-              <w:t xml:space="preserve">Biaya non-tenaga kerja yang disetujui (lisensi, software, dll)</w:t>
-            </w:r>
-          </w:p>
-        </w:tc>
-        <w:tc>
-          <w:tcPr>
-            <w:tcW w:type="pct" w:w="30%"/>
-            <w:shd w:fill="F1F6F2"/>
-            <w:tcMar>
-              <w:top w:type="dxa" w:w="60"/>
-              <w:left w:type="dxa" w:w="90"/>
-              <w:bottom w:type="dxa" w:w="60"/>
-              <w:right w:type="dxa" w:w="90"/>
-            </w:tcMar>
-          </w:tcPr>
-          <w:p>
-            <w:r>
-              <w:rPr>
-                <w:color w:val="0F1B14"/>
-                <w:sz w:val="20"/>
-                <w:szCs w:val="20"/>
-              </w:rPr>
-              <w:t xml:space="preserve">Σ amount (APPROVED)</w:t>
-            </w:r>
-          </w:p>
-        </w:tc>
-        <w:tc>
-          <w:tcPr>
-            <w:tcW w:type="pct" w:w="20%"/>
-            <w:shd w:fill="F1F6F2"/>
-            <w:tcMar>
-              <w:top w:type="dxa" w:w="60"/>
-              <w:left w:type="dxa" w:w="90"/>
-              <w:bottom w:type="dxa" w:w="60"/>
-              <w:right w:type="dxa" w:w="90"/>
-            </w:tcMar>
-          </w:tcPr>
-          <w:p>
-            <w:r>
-              <w:rPr>
-                <w:color w:val="0F1B14"/>
-                <w:sz w:val="20"/>
-                <w:szCs w:val="20"/>
-              </w:rPr>
-              <w:t xml:space="preserve">Rp 20.000.000</w:t>
-            </w:r>
-          </w:p>
-        </w:tc>
-      </w:tr>
-      <w:tr>
-        <w:tc>
-          <w:tcPr>
-            <w:tcW w:type="pct" w:w="17%"/>
-            <w:tcMar>
-              <w:top w:type="dxa" w:w="60"/>
-              <w:left w:type="dxa" w:w="90"/>
-              <w:bottom w:type="dxa" w:w="60"/>
-              <w:right w:type="dxa" w:w="90"/>
-            </w:tcMar>
-          </w:tcPr>
-          <w:p>
-            <w:r>
-              <w:rPr>
-                <w:color w:val="0F1B14"/>
-                <w:sz w:val="20"/>
-                <w:szCs w:val="20"/>
-              </w:rPr>
-              <w:t xml:space="preserve">actualCost</w:t>
-            </w:r>
-          </w:p>
-        </w:tc>
-        <w:tc>
-          <w:tcPr>
-            <w:tcW w:type="pct" w:w="33%"/>
-            <w:tcMar>
-              <w:top w:type="dxa" w:w="60"/>
-              <w:left w:type="dxa" w:w="90"/>
-              <w:bottom w:type="dxa" w:w="60"/>
-              <w:right w:type="dxa" w:w="90"/>
-            </w:tcMar>
-          </w:tcPr>
-          <w:p>
-            <w:r>
-              <w:rPr>
-                <w:color w:val="0F1B14"/>
-                <w:sz w:val="20"/>
-                <w:szCs w:val="20"/>
-              </w:rPr>
-              <w:t xml:space="preserve">Total biaya nyata project</w:t>
-            </w:r>
-          </w:p>
-        </w:tc>
-        <w:tc>
-          <w:tcPr>
-            <w:tcW w:type="pct" w:w="30%"/>
-            <w:tcMar>
-              <w:top w:type="dxa" w:w="60"/>
-              <w:left w:type="dxa" w:w="90"/>
-              <w:bottom w:type="dxa" w:w="60"/>
-              <w:right w:type="dxa" w:w="90"/>
-            </w:tcMar>
-          </w:tcPr>
-          <w:p>
-            <w:r>
-              <w:rPr>
-                <w:color w:val="0F1B14"/>
-                <w:sz w:val="20"/>
-                <w:szCs w:val="20"/>
-              </w:rPr>
-              <w:t xml:space="preserve">resourceCost + additionalCost</w:t>
-            </w:r>
-          </w:p>
-        </w:tc>
-        <w:tc>
-          <w:tcPr>
-            <w:tcW w:type="pct" w:w="20%"/>
-            <w:tcMar>
-              <w:top w:type="dxa" w:w="60"/>
-              <w:left w:type="dxa" w:w="90"/>
-              <w:bottom w:type="dxa" w:w="60"/>
-              <w:right w:type="dxa" w:w="90"/>
-            </w:tcMar>
-          </w:tcPr>
-          <w:p>
-            <w:r>
-              <w:rPr>
-                <w:color w:val="0F1B14"/>
-                <w:sz w:val="20"/>
-                <w:szCs w:val="20"/>
-              </w:rPr>
-              <w:t xml:space="preserve">Rp 130.000.000</w:t>
-            </w:r>
-          </w:p>
-        </w:tc>
-      </w:tr>
-      <w:tr>
-        <w:tc>
-          <w:tcPr>
-            <w:tcW w:type="pct" w:w="17%"/>
-            <w:shd w:fill="F1F6F2"/>
-            <w:tcMar>
-              <w:top w:type="dxa" w:w="60"/>
-              <w:left w:type="dxa" w:w="90"/>
-              <w:bottom w:type="dxa" w:w="60"/>
-              <w:right w:type="dxa" w:w="90"/>
-            </w:tcMar>
-          </w:tcPr>
-          <w:p>
-            <w:r>
-              <w:rPr>
-                <w:color w:val="0F1B14"/>
-                <w:sz w:val="20"/>
-                <w:szCs w:val="20"/>
-              </w:rPr>
-              <w:t xml:space="preserve">actualProfit</w:t>
-            </w:r>
-          </w:p>
-        </w:tc>
-        <w:tc>
-          <w:tcPr>
-            <w:tcW w:type="pct" w:w="33%"/>
-            <w:shd w:fill="F1F6F2"/>
-            <w:tcMar>
-              <w:top w:type="dxa" w:w="60"/>
-              <w:left w:type="dxa" w:w="90"/>
-              <w:bottom w:type="dxa" w:w="60"/>
-              <w:right w:type="dxa" w:w="90"/>
-            </w:tcMar>
-          </w:tcPr>
-          <w:p>
-            <w:r>
-              <w:rPr>
-                <w:color w:val="0F1B14"/>
-                <w:sz w:val="20"/>
-                <w:szCs w:val="20"/>
-              </w:rPr>
-              <w:t xml:space="preserve">Profit setelah dikurangi biaya aktual</w:t>
-            </w:r>
-          </w:p>
-        </w:tc>
-        <w:tc>
-          <w:tcPr>
-            <w:tcW w:type="pct" w:w="30%"/>
-            <w:shd w:fill="F1F6F2"/>
-            <w:tcMar>
-              <w:top w:type="dxa" w:w="60"/>
-              <w:left w:type="dxa" w:w="90"/>
-              <w:bottom w:type="dxa" w:w="60"/>
-              <w:right w:type="dxa" w:w="90"/>
-            </w:tcMar>
-          </w:tcPr>
-          <w:p>
-            <w:r>
-              <w:rPr>
-                <w:color w:val="0F1B14"/>
-                <w:sz w:val="20"/>
-                <w:szCs w:val="20"/>
-              </w:rPr>
-              <w:t xml:space="preserve">contractValue − actualCost</w:t>
-            </w:r>
-          </w:p>
-        </w:tc>
-        <w:tc>
-          <w:tcPr>
-            <w:tcW w:type="pct" w:w="20%"/>
-            <w:shd w:fill="F1F6F2"/>
-            <w:tcMar>
-              <w:top w:type="dxa" w:w="60"/>
-              <w:left w:type="dxa" w:w="90"/>
-              <w:bottom w:type="dxa" w:w="60"/>
-              <w:right w:type="dxa" w:w="90"/>
-            </w:tcMar>
-          </w:tcPr>
-          <w:p>
-            <w:r>
-              <w:rPr>
-                <w:color w:val="0F1B14"/>
-                <w:sz w:val="20"/>
-                <w:szCs w:val="20"/>
-              </w:rPr>
-              <w:t xml:space="preserve">Rp 870.000.000</w:t>
-            </w:r>
-          </w:p>
-        </w:tc>
-      </w:tr>
-      <w:tr>
-        <w:tc>
-          <w:tcPr>
-            <w:tcW w:type="pct" w:w="17%"/>
-            <w:tcMar>
-              <w:top w:type="dxa" w:w="60"/>
-              <w:left w:type="dxa" w:w="90"/>
-              <w:bottom w:type="dxa" w:w="60"/>
-              <w:right w:type="dxa" w:w="90"/>
-            </w:tcMar>
-          </w:tcPr>
-          <w:p>
-            <w:r>
-              <w:rPr>
-                <w:color w:val="0F1B14"/>
-                <w:sz w:val="20"/>
-                <w:szCs w:val="20"/>
-              </w:rPr>
-              <w:t xml:space="preserve">marginPct</w:t>
-            </w:r>
-          </w:p>
-        </w:tc>
-        <w:tc>
-          <w:tcPr>
-            <w:tcW w:type="pct" w:w="33%"/>
-            <w:tcMar>
-              <w:top w:type="dxa" w:w="60"/>
-              <w:left w:type="dxa" w:w="90"/>
-              <w:bottom w:type="dxa" w:w="60"/>
-              <w:right w:type="dxa" w:w="90"/>
-            </w:tcMar>
-          </w:tcPr>
-          <w:p>
-            <w:r>
-              <w:rPr>
-                <w:color w:val="0F1B14"/>
-                <w:sz w:val="20"/>
-                <w:szCs w:val="20"/>
-              </w:rPr>
-              <w:t xml:space="preserve">Margin terhadap nilai kontrak (%)</w:t>
-            </w:r>
-          </w:p>
-        </w:tc>
-        <w:tc>
-          <w:tcPr>
-            <w:tcW w:type="pct" w:w="30%"/>
-            <w:tcMar>
-              <w:top w:type="dxa" w:w="60"/>
-              <w:left w:type="dxa" w:w="90"/>
-              <w:bottom w:type="dxa" w:w="60"/>
-              <w:right w:type="dxa" w:w="90"/>
-            </w:tcMar>
-          </w:tcPr>
-          <w:p>
-            <w:r>
-              <w:rPr>
-                <w:color w:val="0F1B14"/>
-                <w:sz w:val="20"/>
-                <w:szCs w:val="20"/>
-              </w:rPr>
-              <w:t xml:space="preserve">actualProfit ÷ contractValue × 100</w:t>
-            </w:r>
-          </w:p>
-        </w:tc>
-        <w:tc>
-          <w:tcPr>
-            <w:tcW w:type="pct" w:w="20%"/>
-            <w:tcMar>
-              <w:top w:type="dxa" w:w="60"/>
-              <w:left w:type="dxa" w:w="90"/>
-              <w:bottom w:type="dxa" w:w="60"/>
-              <w:right w:type="dxa" w:w="90"/>
-            </w:tcMar>
-          </w:tcPr>
-          <w:p>
-            <w:r>
-              <w:rPr>
-                <w:color w:val="0F1B14"/>
-                <w:sz w:val="20"/>
-                <w:szCs w:val="20"/>
-              </w:rPr>
-              <w:t xml:space="preserve">87,0%</w:t>
-            </w:r>
-          </w:p>
-        </w:tc>
-      </w:tr>
-      <w:tr>
-        <w:tc>
-          <w:tcPr>
-            <w:tcW w:type="pct" w:w="17%"/>
-            <w:shd w:fill="F1F6F2"/>
-            <w:tcMar>
-              <w:top w:type="dxa" w:w="60"/>
-              <w:left w:type="dxa" w:w="90"/>
-              <w:bottom w:type="dxa" w:w="60"/>
-              <w:right w:type="dxa" w:w="90"/>
-            </w:tcMar>
-          </w:tcPr>
-          <w:p>
-            <w:r>
-              <w:rPr>
-                <w:color w:val="0F1B14"/>
-                <w:sz w:val="20"/>
-                <w:szCs w:val="20"/>
-              </w:rPr>
-              <w:t xml:space="preserve">DPP (revenueNet)</w:t>
-            </w:r>
-          </w:p>
-        </w:tc>
-        <w:tc>
-          <w:tcPr>
-            <w:tcW w:type="pct" w:w="33%"/>
-            <w:shd w:fill="F1F6F2"/>
-            <w:tcMar>
-              <w:top w:type="dxa" w:w="60"/>
-              <w:left w:type="dxa" w:w="90"/>
-              <w:bottom w:type="dxa" w:w="60"/>
-              <w:right w:type="dxa" w:w="90"/>
-            </w:tcMar>
-          </w:tcPr>
-          <w:p>
-            <w:r>
-              <w:rPr>
-                <w:color w:val="0F1B14"/>
-                <w:sz w:val="20"/>
-                <w:szCs w:val="20"/>
-              </w:rPr>
-              <w:t xml:space="preserve">Pendapatan bersih tanpa PPN</w:t>
-            </w:r>
-          </w:p>
-        </w:tc>
-        <w:tc>
-          <w:tcPr>
-            <w:tcW w:type="pct" w:w="30%"/>
-            <w:shd w:fill="F1F6F2"/>
-            <w:tcMar>
-              <w:top w:type="dxa" w:w="60"/>
-              <w:left w:type="dxa" w:w="90"/>
-              <w:bottom w:type="dxa" w:w="60"/>
-              <w:right w:type="dxa" w:w="90"/>
-            </w:tcMar>
-          </w:tcPr>
-          <w:p>
-            <w:r>
-              <w:rPr>
-                <w:color w:val="0F1B14"/>
-                <w:sz w:val="20"/>
-                <w:szCs w:val="20"/>
-              </w:rPr>
-              <w:t xml:space="preserve">nilai ÷ 1,11 (inclusive)</w:t>
-            </w:r>
-          </w:p>
-        </w:tc>
-        <w:tc>
-          <w:tcPr>
-            <w:tcW w:type="pct" w:w="20%"/>
-            <w:shd w:fill="F1F6F2"/>
-            <w:tcMar>
-              <w:top w:type="dxa" w:w="60"/>
-              <w:left w:type="dxa" w:w="90"/>
-              <w:bottom w:type="dxa" w:w="60"/>
-              <w:right w:type="dxa" w:w="90"/>
-            </w:tcMar>
-          </w:tcPr>
-          <w:p>
-            <w:r>
-              <w:rPr>
-                <w:color w:val="0F1B14"/>
-                <w:sz w:val="20"/>
-                <w:szCs w:val="20"/>
-              </w:rPr>
-              <w:t xml:space="preserve">Rp 900.900.900,90</w:t>
-            </w:r>
-          </w:p>
-        </w:tc>
-      </w:tr>
-      <w:tr>
-        <w:tc>
-          <w:tcPr>
-            <w:tcW w:type="pct" w:w="17%"/>
-            <w:tcMar>
-              <w:top w:type="dxa" w:w="60"/>
-              <w:left w:type="dxa" w:w="90"/>
-              <w:bottom w:type="dxa" w:w="60"/>
-              <w:right w:type="dxa" w:w="90"/>
-            </w:tcMar>
-          </w:tcPr>
-          <w:p>
-            <w:r>
-              <w:rPr>
-                <w:color w:val="0F1B14"/>
-                <w:sz w:val="20"/>
-                <w:szCs w:val="20"/>
-              </w:rPr>
-              <w:t xml:space="preserve">PPN</w:t>
-            </w:r>
-          </w:p>
-        </w:tc>
-        <w:tc>
-          <w:tcPr>
-            <w:tcW w:type="pct" w:w="33%"/>
-            <w:tcMar>
-              <w:top w:type="dxa" w:w="60"/>
-              <w:left w:type="dxa" w:w="90"/>
-              <w:bottom w:type="dxa" w:w="60"/>
-              <w:right w:type="dxa" w:w="90"/>
-            </w:tcMar>
-          </w:tcPr>
-          <w:p>
-            <w:r>
-              <w:rPr>
-                <w:color w:val="0F1B14"/>
-                <w:sz w:val="20"/>
-                <w:szCs w:val="20"/>
-              </w:rPr>
-              <w:t xml:space="preserve">Bagian pajak di dalam nilai kontrak</w:t>
-            </w:r>
-          </w:p>
-        </w:tc>
-        <w:tc>
-          <w:tcPr>
-            <w:tcW w:type="pct" w:w="30%"/>
-            <w:tcMar>
-              <w:top w:type="dxa" w:w="60"/>
-              <w:left w:type="dxa" w:w="90"/>
-              <w:bottom w:type="dxa" w:w="60"/>
-              <w:right w:type="dxa" w:w="90"/>
-            </w:tcMar>
-          </w:tcPr>
-          <w:p>
-            <w:r>
-              <w:rPr>
-                <w:color w:val="0F1B14"/>
-                <w:sz w:val="20"/>
-                <w:szCs w:val="20"/>
-              </w:rPr>
-              <w:t xml:space="preserve">nilai − DPP</w:t>
-            </w:r>
-          </w:p>
-        </w:tc>
-        <w:tc>
-          <w:tcPr>
-            <w:tcW w:type="pct" w:w="20%"/>
-            <w:tcMar>
-              <w:top w:type="dxa" w:w="60"/>
-              <w:left w:type="dxa" w:w="90"/>
-              <w:bottom w:type="dxa" w:w="60"/>
-              <w:right w:type="dxa" w:w="90"/>
-            </w:tcMar>
-          </w:tcPr>
-          <w:p>
-            <w:r>
-              <w:rPr>
-                <w:color w:val="0F1B14"/>
-                <w:sz w:val="20"/>
-                <w:szCs w:val="20"/>
-              </w:rPr>
-              <w:t xml:space="preserve">Rp 99.099.099,10</w:t>
-            </w:r>
-          </w:p>
-        </w:tc>
-      </w:tr>
-      <w:tr>
-        <w:tc>
-          <w:tcPr>
-            <w:tcW w:type="pct" w:w="17%"/>
-            <w:shd w:fill="F1F6F2"/>
-            <w:tcMar>
-              <w:top w:type="dxa" w:w="60"/>
-              <w:left w:type="dxa" w:w="90"/>
-              <w:bottom w:type="dxa" w:w="60"/>
-              <w:right w:type="dxa" w:w="90"/>
-            </w:tcMar>
-          </w:tcPr>
-          <w:p>
-            <w:r>
-              <w:rPr>
-                <w:color w:val="0F1B14"/>
-                <w:sz w:val="20"/>
-                <w:szCs w:val="20"/>
-              </w:rPr>
-              <w:t xml:space="preserve">burnRatePct</w:t>
-            </w:r>
-          </w:p>
-        </w:tc>
-        <w:tc>
-          <w:tcPr>
-            <w:tcW w:type="pct" w:w="33%"/>
-            <w:shd w:fill="F1F6F2"/>
-            <w:tcMar>
-              <w:top w:type="dxa" w:w="60"/>
-              <w:left w:type="dxa" w:w="90"/>
-              <w:bottom w:type="dxa" w:w="60"/>
-              <w:right w:type="dxa" w:w="90"/>
-            </w:tcMar>
-          </w:tcPr>
-          <w:p>
-            <w:r>
-              <w:rPr>
-                <w:color w:val="0F1B14"/>
-                <w:sz w:val="20"/>
-                <w:szCs w:val="20"/>
-              </w:rPr>
-              <w:t xml:space="preserve">Tingkat penyelesaian (manday aktual vs rencana, maks 100%)</w:t>
-            </w:r>
-          </w:p>
-        </w:tc>
-        <w:tc>
-          <w:tcPr>
-            <w:tcW w:type="pct" w:w="30%"/>
-            <w:shd w:fill="F1F6F2"/>
-            <w:tcMar>
-              <w:top w:type="dxa" w:w="60"/>
-              <w:left w:type="dxa" w:w="90"/>
-              <w:bottom w:type="dxa" w:w="60"/>
-              <w:right w:type="dxa" w:w="90"/>
-            </w:tcMar>
-          </w:tcPr>
-          <w:p>
-            <w:r>
-              <w:rPr>
-                <w:color w:val="0F1B14"/>
-                <w:sz w:val="20"/>
-                <w:szCs w:val="20"/>
-              </w:rPr>
-              <w:t xml:space="preserve">min(actualMandays ÷ plannedMandays × 100, 100)</w:t>
-            </w:r>
-          </w:p>
-        </w:tc>
-        <w:tc>
-          <w:tcPr>
-            <w:tcW w:type="pct" w:w="20%"/>
-            <w:shd w:fill="F1F6F2"/>
-            <w:tcMar>
-              <w:top w:type="dxa" w:w="60"/>
-              <w:left w:type="dxa" w:w="90"/>
-              <w:bottom w:type="dxa" w:w="60"/>
-              <w:right w:type="dxa" w:w="90"/>
-            </w:tcMar>
-          </w:tcPr>
-          <w:p>
-            <w:r>
-              <w:rPr>
-                <w:color w:val="0F1B14"/>
-                <w:sz w:val="20"/>
-                <w:szCs w:val="20"/>
-              </w:rPr>
-              <w:t xml:space="preserve">60%</w:t>
-            </w:r>
-          </w:p>
-        </w:tc>
-      </w:tr>
-      <w:tr>
-        <w:tc>
-          <w:tcPr>
-            <w:tcW w:type="pct" w:w="17%"/>
-            <w:tcMar>
-              <w:top w:type="dxa" w:w="60"/>
-              <w:left w:type="dxa" w:w="90"/>
-              <w:bottom w:type="dxa" w:w="60"/>
-              <w:right w:type="dxa" w:w="90"/>
-            </w:tcMar>
-          </w:tcPr>
-          <w:p>
-            <w:r>
-              <w:rPr>
-                <w:color w:val="0F1B14"/>
-                <w:sz w:val="20"/>
-                <w:szCs w:val="20"/>
-              </w:rPr>
-              <w:t xml:space="preserve">recognizedRevenue</w:t>
-            </w:r>
-          </w:p>
-        </w:tc>
-        <w:tc>
-          <w:tcPr>
-            <w:tcW w:type="pct" w:w="33%"/>
-            <w:tcMar>
-              <w:top w:type="dxa" w:w="60"/>
-              <w:left w:type="dxa" w:w="90"/>
-              <w:bottom w:type="dxa" w:w="60"/>
-              <w:right w:type="dxa" w:w="90"/>
-            </w:tcMar>
-          </w:tcPr>
-          <w:p>
-            <w:r>
-              <w:rPr>
-                <w:color w:val="0F1B14"/>
-                <w:sz w:val="20"/>
-                <w:szCs w:val="20"/>
-              </w:rPr>
-              <w:t xml:space="preserve">Pendapatan diakui sesuai progres (PSAK 72)</w:t>
-            </w:r>
-          </w:p>
-        </w:tc>
-        <w:tc>
-          <w:tcPr>
-            <w:tcW w:type="pct" w:w="30%"/>
-            <w:tcMar>
-              <w:top w:type="dxa" w:w="60"/>
-              <w:left w:type="dxa" w:w="90"/>
-              <w:bottom w:type="dxa" w:w="60"/>
-              <w:right w:type="dxa" w:w="90"/>
-            </w:tcMar>
-          </w:tcPr>
-          <w:p>
-            <w:r>
-              <w:rPr>
-                <w:color w:val="0F1B14"/>
-                <w:sz w:val="20"/>
-                <w:szCs w:val="20"/>
-              </w:rPr>
-              <w:t xml:space="preserve">burnRatePct × DPP</w:t>
-            </w:r>
-          </w:p>
-        </w:tc>
-        <w:tc>
-          <w:tcPr>
-            <w:tcW w:type="pct" w:w="20%"/>
-            <w:tcMar>
-              <w:top w:type="dxa" w:w="60"/>
-              <w:left w:type="dxa" w:w="90"/>
-              <w:bottom w:type="dxa" w:w="60"/>
-              <w:right w:type="dxa" w:w="90"/>
-            </w:tcMar>
-          </w:tcPr>
-          <w:p>
-            <w:r>
-              <w:rPr>
-                <w:color w:val="0F1B14"/>
-                <w:sz w:val="20"/>
-                <w:szCs w:val="20"/>
-              </w:rPr>
-              <w:t xml:space="preserve">Rp 540.540.540,54</w:t>
-            </w:r>
-          </w:p>
-        </w:tc>
-      </w:tr>
-      <w:tr>
-        <w:tc>
-          <w:tcPr>
-            <w:tcW w:type="pct" w:w="17%"/>
-            <w:shd w:fill="F1F6F2"/>
-            <w:tcMar>
-              <w:top w:type="dxa" w:w="60"/>
-              <w:left w:type="dxa" w:w="90"/>
-              <w:bottom w:type="dxa" w:w="60"/>
-              <w:right w:type="dxa" w:w="90"/>
-            </w:tcMar>
-          </w:tcPr>
-          <w:p>
-            <w:r>
-              <w:rPr>
-                <w:color w:val="0F1B14"/>
-                <w:sz w:val="20"/>
-                <w:szCs w:val="20"/>
-              </w:rPr>
-              <w:t xml:space="preserve">loadedResourceCost</w:t>
-            </w:r>
-          </w:p>
-        </w:tc>
-        <w:tc>
-          <w:tcPr>
-            <w:tcW w:type="pct" w:w="33%"/>
-            <w:shd w:fill="F1F6F2"/>
-            <w:tcMar>
-              <w:top w:type="dxa" w:w="60"/>
-              <w:left w:type="dxa" w:w="90"/>
-              <w:bottom w:type="dxa" w:w="60"/>
-              <w:right w:type="dxa" w:w="90"/>
-            </w:tcMar>
-          </w:tcPr>
-          <w:p>
-            <w:r>
-              <w:rPr>
-                <w:color w:val="0F1B14"/>
-                <w:sz w:val="20"/>
-                <w:szCs w:val="20"/>
-              </w:rPr>
-              <w:t xml:space="preserve">Biaya tenaga kerja setelah dibebani overhead</w:t>
-            </w:r>
-          </w:p>
-        </w:tc>
-        <w:tc>
-          <w:tcPr>
-            <w:tcW w:type="pct" w:w="30%"/>
-            <w:shd w:fill="F1F6F2"/>
-            <w:tcMar>
-              <w:top w:type="dxa" w:w="60"/>
-              <w:left w:type="dxa" w:w="90"/>
-              <w:bottom w:type="dxa" w:w="60"/>
-              <w:right w:type="dxa" w:w="90"/>
-            </w:tcMar>
-          </w:tcPr>
-          <w:p>
-            <w:r>
-              <w:rPr>
-                <w:color w:val="0F1B14"/>
-                <w:sz w:val="20"/>
-                <w:szCs w:val="20"/>
-              </w:rPr>
-              <w:t xml:space="preserve">resourceCost × overheadMultiplier</w:t>
-            </w:r>
-          </w:p>
-        </w:tc>
-        <w:tc>
-          <w:tcPr>
-            <w:tcW w:type="pct" w:w="20%"/>
-            <w:shd w:fill="F1F6F2"/>
-            <w:tcMar>
-              <w:top w:type="dxa" w:w="60"/>
-              <w:left w:type="dxa" w:w="90"/>
-              <w:bottom w:type="dxa" w:w="60"/>
-              <w:right w:type="dxa" w:w="90"/>
-            </w:tcMar>
-          </w:tcPr>
-          <w:p>
-            <w:r>
-              <w:rPr>
-                <w:color w:val="0F1B14"/>
-                <w:sz w:val="20"/>
-                <w:szCs w:val="20"/>
-              </w:rPr>
-              <w:t xml:space="preserve">Rp 143.000.000</w:t>
-            </w:r>
-          </w:p>
-        </w:tc>
-      </w:tr>
-      <w:tr>
-        <w:tc>
-          <w:tcPr>
-            <w:tcW w:type="pct" w:w="17%"/>
-            <w:tcMar>
-              <w:top w:type="dxa" w:w="60"/>
-              <w:left w:type="dxa" w:w="90"/>
-              <w:bottom w:type="dxa" w:w="60"/>
-              <w:right w:type="dxa" w:w="90"/>
-            </w:tcMar>
-          </w:tcPr>
-          <w:p>
-            <w:r>
-              <w:rPr>
-                <w:color w:val="0F1B14"/>
-                <w:sz w:val="20"/>
-                <w:szCs w:val="20"/>
-              </w:rPr>
-              <w:t xml:space="preserve">netActualCost</w:t>
-            </w:r>
-          </w:p>
-        </w:tc>
-        <w:tc>
-          <w:tcPr>
-            <w:tcW w:type="pct" w:w="33%"/>
-            <w:tcMar>
-              <w:top w:type="dxa" w:w="60"/>
-              <w:left w:type="dxa" w:w="90"/>
-              <w:bottom w:type="dxa" w:w="60"/>
-              <w:right w:type="dxa" w:w="90"/>
-            </w:tcMar>
-          </w:tcPr>
-          <w:p>
-            <w:r>
-              <w:rPr>
-                <w:color w:val="0F1B14"/>
-                <w:sz w:val="20"/>
-                <w:szCs w:val="20"/>
-              </w:rPr>
-              <w:t xml:space="preserve">Total biaya penuh (sudah termasuk overhead)</w:t>
-            </w:r>
-          </w:p>
-        </w:tc>
-        <w:tc>
-          <w:tcPr>
-            <w:tcW w:type="pct" w:w="30%"/>
-            <w:tcMar>
-              <w:top w:type="dxa" w:w="60"/>
-              <w:left w:type="dxa" w:w="90"/>
-              <w:bottom w:type="dxa" w:w="60"/>
-              <w:right w:type="dxa" w:w="90"/>
-            </w:tcMar>
-          </w:tcPr>
-          <w:p>
-            <w:r>
-              <w:rPr>
-                <w:color w:val="0F1B14"/>
-                <w:sz w:val="20"/>
-                <w:szCs w:val="20"/>
-              </w:rPr>
-              <w:t xml:space="preserve">loadedResourceCost + additionalCost</w:t>
-            </w:r>
-          </w:p>
-        </w:tc>
-        <w:tc>
-          <w:tcPr>
-            <w:tcW w:type="pct" w:w="20%"/>
-            <w:tcMar>
-              <w:top w:type="dxa" w:w="60"/>
-              <w:left w:type="dxa" w:w="90"/>
-              <w:bottom w:type="dxa" w:w="60"/>
-              <w:right w:type="dxa" w:w="90"/>
-            </w:tcMar>
-          </w:tcPr>
-          <w:p>
-            <w:r>
-              <w:rPr>
-                <w:color w:val="0F1B14"/>
-                <w:sz w:val="20"/>
-                <w:szCs w:val="20"/>
-              </w:rPr>
-              <w:t xml:space="preserve">Rp 163.000.000</w:t>
-            </w:r>
-          </w:p>
-        </w:tc>
-      </w:tr>
-      <w:tr>
-        <w:tc>
-          <w:tcPr>
-            <w:tcW w:type="pct" w:w="17%"/>
-            <w:shd w:fill="F1F6F2"/>
-            <w:tcMar>
-              <w:top w:type="dxa" w:w="60"/>
-              <w:left w:type="dxa" w:w="90"/>
-              <w:bottom w:type="dxa" w:w="60"/>
-              <w:right w:type="dxa" w:w="90"/>
-            </w:tcMar>
-          </w:tcPr>
-          <w:p>
-            <w:r>
-              <w:rPr>
-                <w:color w:val="0F1B14"/>
-                <w:sz w:val="20"/>
-                <w:szCs w:val="20"/>
-              </w:rPr>
-              <w:t xml:space="preserve">netActualProfit</w:t>
-            </w:r>
-          </w:p>
-        </w:tc>
-        <w:tc>
-          <w:tcPr>
-            <w:tcW w:type="pct" w:w="33%"/>
-            <w:shd w:fill="F1F6F2"/>
-            <w:tcMar>
-              <w:top w:type="dxa" w:w="60"/>
-              <w:left w:type="dxa" w:w="90"/>
-              <w:bottom w:type="dxa" w:w="60"/>
-              <w:right w:type="dxa" w:w="90"/>
-            </w:tcMar>
-          </w:tcPr>
-          <w:p>
-            <w:r>
-              <w:rPr>
-                <w:color w:val="0F1B14"/>
-                <w:sz w:val="20"/>
-                <w:szCs w:val="20"/>
-              </w:rPr>
-              <w:t xml:space="preserve">Profit bersih penuh (dihitung vs DPP)</w:t>
-            </w:r>
-          </w:p>
-        </w:tc>
-        <w:tc>
-          <w:tcPr>
-            <w:tcW w:type="pct" w:w="30%"/>
-            <w:shd w:fill="F1F6F2"/>
-            <w:tcMar>
-              <w:top w:type="dxa" w:w="60"/>
-              <w:left w:type="dxa" w:w="90"/>
-              <w:bottom w:type="dxa" w:w="60"/>
-              <w:right w:type="dxa" w:w="90"/>
-            </w:tcMar>
-          </w:tcPr>
-          <w:p>
-            <w:r>
-              <w:rPr>
-                <w:color w:val="0F1B14"/>
-                <w:sz w:val="20"/>
-                <w:szCs w:val="20"/>
-              </w:rPr>
-              <w:t xml:space="preserve">revenueNet − netActualCost</w:t>
-            </w:r>
-          </w:p>
-        </w:tc>
-        <w:tc>
-          <w:tcPr>
-            <w:tcW w:type="pct" w:w="20%"/>
-            <w:shd w:fill="F1F6F2"/>
-            <w:tcMar>
-              <w:top w:type="dxa" w:w="60"/>
-              <w:left w:type="dxa" w:w="90"/>
-              <w:bottom w:type="dxa" w:w="60"/>
-              <w:right w:type="dxa" w:w="90"/>
-            </w:tcMar>
-          </w:tcPr>
-          <w:p>
-            <w:r>
-              <w:rPr>
-                <w:color w:val="0F1B14"/>
-                <w:sz w:val="20"/>
-                <w:szCs w:val="20"/>
-              </w:rPr>
-              <w:t xml:space="preserve">Rp 737.900.900,90</w:t>
-            </w:r>
-          </w:p>
-        </w:tc>
-      </w:tr>
-      <w:tr>
-        <w:tc>
-          <w:tcPr>
-            <w:tcW w:type="pct" w:w="17%"/>
-            <w:tcMar>
-              <w:top w:type="dxa" w:w="60"/>
-              <w:left w:type="dxa" w:w="90"/>
-              <w:bottom w:type="dxa" w:w="60"/>
-              <w:right w:type="dxa" w:w="90"/>
-            </w:tcMar>
-          </w:tcPr>
-          <w:p>
-            <w:r>
-              <w:rPr>
-                <w:color w:val="0F1B14"/>
-                <w:sz w:val="20"/>
-                <w:szCs w:val="20"/>
-              </w:rPr>
-              <w:t xml:space="preserve">netMarginPct</w:t>
-            </w:r>
-          </w:p>
-        </w:tc>
-        <w:tc>
-          <w:tcPr>
-            <w:tcW w:type="pct" w:w="33%"/>
-            <w:tcMar>
-              <w:top w:type="dxa" w:w="60"/>
-              <w:left w:type="dxa" w:w="90"/>
-              <w:bottom w:type="dxa" w:w="60"/>
-              <w:right w:type="dxa" w:w="90"/>
-            </w:tcMar>
-          </w:tcPr>
-          <w:p>
-            <w:r>
-              <w:rPr>
-                <w:color w:val="0F1B14"/>
-                <w:sz w:val="20"/>
-                <w:szCs w:val="20"/>
-              </w:rPr>
-              <w:t xml:space="preserve">Margin bersih penuh (%)</w:t>
-            </w:r>
-          </w:p>
-        </w:tc>
-        <w:tc>
-          <w:tcPr>
-            <w:tcW w:type="pct" w:w="30%"/>
-            <w:tcMar>
-              <w:top w:type="dxa" w:w="60"/>
-              <w:left w:type="dxa" w:w="90"/>
-              <w:bottom w:type="dxa" w:w="60"/>
-              <w:right w:type="dxa" w:w="90"/>
-            </w:tcMar>
-          </w:tcPr>
-          <w:p>
-            <w:r>
-              <w:rPr>
-                <w:color w:val="0F1B14"/>
-                <w:sz w:val="20"/>
-                <w:szCs w:val="20"/>
-              </w:rPr>
-              <w:t xml:space="preserve">netActualProfit ÷ revenueNet × 100</w:t>
-            </w:r>
-          </w:p>
-        </w:tc>
-        <w:tc>
-          <w:tcPr>
-            <w:tcW w:type="pct" w:w="20%"/>
-            <w:tcMar>
-              <w:top w:type="dxa" w:w="60"/>
-              <w:left w:type="dxa" w:w="90"/>
-              <w:bottom w:type="dxa" w:w="60"/>
-              <w:right w:type="dxa" w:w="90"/>
-            </w:tcMar>
-          </w:tcPr>
-          <w:p>
-            <w:r>
-              <w:rPr>
-                <w:color w:val="0F1B14"/>
-                <w:sz w:val="20"/>
-                <w:szCs w:val="20"/>
-              </w:rPr>
-              <w:t xml:space="preserve">81,9%</w:t>
-            </w:r>
-          </w:p>
-        </w:tc>
-      </w:tr>
-    </w:tbl>
-    <w:p>
-      <w:pPr>
-        <w:spacing w:after="120" w:line="276"/>
-      </w:pPr>
-      <w:r>
-        <w:rPr>
-          <w:b/>
-          <w:bCs/>
-          <w:sz w:val="22"/>
-          <w:szCs w:val="22"/>
-        </w:rPr>
-        <w:t xml:space="preserve">Dua jenis margin: </w:t>
-      </w:r>
-      <w:r>
-        <w:rPr>
-          <w:b w:val="false"/>
-          <w:bCs w:val="false"/>
-          <w:sz w:val="22"/>
-          <w:szCs w:val="22"/>
-        </w:rPr>
-        <w:t xml:space="preserve">marginPct (87,0%) adalah pandangan cepat — nilai kontrak kotor dikurangi biaya langsung saja. netMarginPct (81,9%) adalah pandangan realistis — pendapatan bersih (tanpa PPN) dikurangi biaya yang sudah dibebani overhead, sehingga selalu lebih kecil dan lebih jujur untuk pengambilan keputusan.</w:t>
       </w:r>
     </w:p>
     <w:sectPr>

--- a/exports/SecureProfit-Hub-Fitur-dan-Perhitungan.docx
+++ b/exports/SecureProfit-Hub-Fitur-dan-Perhitungan.docx
@@ -1110,7 +1110,7 @@
                 <w:sz w:val="20"/>
                 <w:szCs w:val="20"/>
               </w:rPr>
-              <w:t xml:space="preserve">Mengelola project sendiri, sumber daya, dan menyetujui timesheet timnya.</w:t>
+              <w:t xml:space="preserve">Mengelola project sendiri, sumber daya, dan menyetujui timesheet timnya. Dapat pula mencatat timesheet sendiri yang otomatis disetujui (tanpa perlu persetujuan terpisah).</w:t>
             </w:r>
           </w:p>
         </w:tc>
@@ -2069,7 +2069,7 @@
           <w:sz w:val="22"/>
           <w:szCs w:val="22"/>
         </w:rPr>
-        <w:t xml:space="preserve">Project Manager: project aktif, kotak persetujuan, utilisasi, revenue vs profit, peringatan.</w:t>
+        <w:t xml:space="preserve">Project Manager: project aktif, kotak persetujuan, utilisasi, revenue vs profit, peringatan, dan kartu My Tasks pribadi.</w:t>
       </w:r>
     </w:p>
     <w:p>
@@ -2417,7 +2417,7 @@
           <w:sz w:val="22"/>
           <w:szCs w:val="22"/>
         </w:rPr>
-        <w:t>biaya, profit, margin, burn rate, proyeksi (forecast), serta panel Profit Outlook (apakah project ini akan untung?) dan skor Project Health.</w:t>
+        <w:t xml:space="preserve">biaya, profit, margin, burn rate, dan proyeksi (forecast).</w:t>
       </w:r>
     </w:p>
     <w:p>
@@ -3772,7 +3772,7 @@
           <w:sz w:val="26"/>
           <w:szCs w:val="26"/>
         </w:rPr>
-        <w:t>6.11 Profit Outlook (Apakah Project Ini Akan Untung?)</w:t>
+        <w:t xml:space="preserve">6.11 Rekap PPN (VAT Recap)</w:t>
       </w:r>
     </w:p>
     <w:p>
@@ -3784,305 +3784,7 @@
           <w:sz w:val="22"/>
           <w:szCs w:val="22"/>
         </w:rPr>
-        <w:t>Profit Outlook menjawab, dalam bahasa sederhana, “apakah project ini akan menghasilkan keuntungan?” tanpa harus menunggu project selesai. Panel ini membandingkan tiga snapshot berdampingan, masing-masing ditampilkan sebagai nilai untung/rugi dalam Rupiah beserta persentase margin:</w:t>
-      </w:r>
-    </w:p>
-    <w:p>
-      <w:pPr>
-        <w:pStyle w:val="ListParagraph"/>
-        <w:numPr>
-          <w:ilvl w:val="0"/>
-          <w:numId w:val="1"/>
-        </w:numPr>
-        <w:spacing w:after="60" w:line="268"/>
-      </w:pPr>
-      <w:r>
-        <w:rPr>
-          <w:b/>
-          <w:bCs/>
-          <w:sz w:val="22"/>
-          <w:szCs w:val="22"/>
-        </w:rPr>
-        <w:t xml:space="preserve">Estimasi Awal — </w:t>
-      </w:r>
-      <w:r>
-        <w:rPr>
-          <w:b w:val="false"/>
-          <w:bCs w:val="false"/>
-          <w:sz w:val="22"/>
-          <w:szCs w:val="22"/>
-        </w:rPr>
-        <w:t>rencana yang dicatat saat intake (nilai kontrak dikurangi estimasi biaya).</w:t>
-      </w:r>
-    </w:p>
-    <w:p>
-      <w:pPr>
-        <w:pStyle w:val="ListParagraph"/>
-        <w:numPr>
-          <w:ilvl w:val="0"/>
-          <w:numId w:val="1"/>
-        </w:numPr>
-        <w:spacing w:after="60" w:line="268"/>
-      </w:pPr>
-      <w:r>
-        <w:rPr>
-          <w:b/>
-          <w:bCs/>
-          <w:sz w:val="22"/>
-          <w:szCs w:val="22"/>
-        </w:rPr>
-        <w:t xml:space="preserve">Aktual (sejauh ini) — </w:t>
-      </w:r>
-      <w:r>
-        <w:rPr>
-          <w:b w:val="false"/>
-          <w:bCs w:val="false"/>
-          <w:sz w:val="22"/>
-          <w:szCs w:val="22"/>
-        </w:rPr>
-        <w:t>hasil memakai hanya biaya yang sudah disetujui sampai saat ini (nilai kontrak dikurangi actualCost).</w:t>
-      </w:r>
-    </w:p>
-    <w:p>
-      <w:pPr>
-        <w:pStyle w:val="ListParagraph"/>
-        <w:numPr>
-          <w:ilvl w:val="0"/>
-          <w:numId w:val="1"/>
-        </w:numPr>
-        <w:spacing w:after="60" w:line="268"/>
-      </w:pPr>
-      <w:r>
-        <w:rPr>
-          <w:b/>
-          <w:bCs/>
-          <w:sz w:val="22"/>
-          <w:szCs w:val="22"/>
-        </w:rPr>
-        <w:t xml:space="preserve">Proyeksi (akhir) — </w:t>
-      </w:r>
-      <w:r>
-        <w:rPr>
-          <w:b w:val="false"/>
-          <w:bCs w:val="false"/>
-          <w:sz w:val="22"/>
-          <w:szCs w:val="22"/>
-        </w:rPr>
-        <w:t>perkiraan saat selesai, dengan menskalakan laju pengeluaran saat ini ke seluruh manday yang direncanakan.</w:t>
-      </w:r>
-    </w:p>
-    <w:p>
-      <w:pPr>
-        <w:spacing w:after="120" w:line="276"/>
-      </w:pPr>
-      <w:r>
-        <w:rPr>
-          <w:sz w:val="22"/>
-          <w:szCs w:val="22"/>
-        </w:rPr>
-        <w:t>Angka proyeksi (akhir) diturunkan dari burn rate:</w:t>
-      </w:r>
-    </w:p>
-    <w:p>
-      <w:pPr>
-        <w:pBdr>
-          <w:left w:val="single" w:color="1F7A4D" w:sz="18" w:space="8"/>
-        </w:pBdr>
-        <w:shd w:fill="F1F6F2"/>
-        <w:spacing w:after="120" w:before="60"/>
-      </w:pPr>
-      <w:r>
-        <w:rPr>
-          <w:rFonts w:ascii="Consolas" w:cs="Consolas" w:eastAsia="Consolas" w:hAnsi="Consolas"/>
-          <w:color w:val="0F1B14"/>
-          <w:sz w:val="21"/>
-          <w:szCs w:val="21"/>
-        </w:rPr>
-        <w:t>avgDailyRate  = resourceCost ÷ actualMandays</w:t>
-      </w:r>
-    </w:p>
-    <w:p>
-      <w:pPr>
-        <w:pBdr>
-          <w:left w:val="single" w:color="1F7A4D" w:sz="18" w:space="8"/>
-        </w:pBdr>
-        <w:shd w:fill="F1F6F2"/>
-        <w:spacing w:after="120" w:before="60"/>
-      </w:pPr>
-      <w:r>
-        <w:rPr>
-          <w:rFonts w:ascii="Consolas" w:cs="Consolas" w:eastAsia="Consolas" w:hAnsi="Consolas"/>
-          <w:color w:val="0F1B14"/>
-          <w:sz w:val="21"/>
-          <w:szCs w:val="21"/>
-        </w:rPr>
-        <w:t>forecastCost  = max(plannedMandays, actualMandays) × avgDailyRate + additionalCost</w:t>
-      </w:r>
-    </w:p>
-    <w:p>
-      <w:pPr>
-        <w:pBdr>
-          <w:left w:val="single" w:color="1F7A4D" w:sz="18" w:space="8"/>
-        </w:pBdr>
-        <w:shd w:fill="F1F6F2"/>
-        <w:spacing w:after="120" w:before="60"/>
-      </w:pPr>
-      <w:r>
-        <w:rPr>
-          <w:rFonts w:ascii="Consolas" w:cs="Consolas" w:eastAsia="Consolas" w:hAnsi="Consolas"/>
-          <w:color w:val="0F1B14"/>
-          <w:sz w:val="21"/>
-          <w:szCs w:val="21"/>
-        </w:rPr>
-        <w:t>forecastProfit = contractValue − forecastCost</w:t>
-      </w:r>
-    </w:p>
-    <w:p>
-      <w:pPr>
-        <w:spacing w:after="120" w:line="276"/>
-      </w:pPr>
-      <w:r>
-        <w:rPr>
-          <w:sz w:val="22"/>
-          <w:szCs w:val="22"/>
-        </w:rPr>
-        <w:t>Sebuah badge status merangkum hasil yang diproyeksikan:</w:t>
-      </w:r>
-    </w:p>
-    <w:p>
-      <w:pPr>
-        <w:pStyle w:val="ListParagraph"/>
-        <w:numPr>
-          <w:ilvl w:val="0"/>
-          <w:numId w:val="1"/>
-        </w:numPr>
-        <w:spacing w:after="60" w:line="268"/>
-      </w:pPr>
-      <w:r>
-        <w:rPr>
-          <w:b/>
-          <w:bCs/>
-          <w:sz w:val="22"/>
-          <w:szCs w:val="22"/>
-        </w:rPr>
-        <w:t xml:space="preserve">On Track for Profit — </w:t>
-      </w:r>
-      <w:r>
-        <w:rPr>
-          <w:b w:val="false"/>
-          <w:bCs w:val="false"/>
-          <w:sz w:val="22"/>
-          <w:szCs w:val="22"/>
-        </w:rPr>
-        <w:t>margin akhir yang diproyeksikan sehat.</w:t>
-      </w:r>
-    </w:p>
-    <w:p>
-      <w:pPr>
-        <w:pStyle w:val="ListParagraph"/>
-        <w:numPr>
-          <w:ilvl w:val="0"/>
-          <w:numId w:val="1"/>
-        </w:numPr>
-        <w:spacing w:after="60" w:line="268"/>
-      </w:pPr>
-      <w:r>
-        <w:rPr>
-          <w:b/>
-          <w:bCs/>
-          <w:sz w:val="22"/>
-          <w:szCs w:val="22"/>
-        </w:rPr>
-        <w:t xml:space="preserve">Thin Margin — </w:t>
-      </w:r>
-      <w:r>
-        <w:rPr>
-          <w:b w:val="false"/>
-          <w:bCs w:val="false"/>
-          <w:sz w:val="22"/>
-          <w:szCs w:val="22"/>
-        </w:rPr>
-        <w:t>margin akhir yang diproyeksikan di bawah 10%.</w:t>
-      </w:r>
-    </w:p>
-    <w:p>
-      <w:pPr>
-        <w:pStyle w:val="ListParagraph"/>
-        <w:numPr>
-          <w:ilvl w:val="0"/>
-          <w:numId w:val="1"/>
-        </w:numPr>
-        <w:spacing w:after="60" w:line="268"/>
-      </w:pPr>
-      <w:r>
-        <w:rPr>
-          <w:b/>
-          <w:bCs/>
-          <w:sz w:val="22"/>
-          <w:szCs w:val="22"/>
-        </w:rPr>
-        <w:t xml:space="preserve">Loss Risk — </w:t>
-      </w:r>
-      <w:r>
-        <w:rPr>
-          <w:b w:val="false"/>
-          <w:bCs w:val="false"/>
-          <w:sz w:val="22"/>
-          <w:szCs w:val="22"/>
-        </w:rPr>
-        <w:t>biaya akhir yang diproyeksikan melebihi nilai kontrak (proyeksi rugi).</w:t>
-      </w:r>
-    </w:p>
-    <w:p>
-      <w:pPr>
-        <w:pStyle w:val="ListParagraph"/>
-        <w:numPr>
-          <w:ilvl w:val="0"/>
-          <w:numId w:val="1"/>
-        </w:numPr>
-        <w:spacing w:after="60" w:line="268"/>
-      </w:pPr>
-      <w:r>
-        <w:rPr>
-          <w:b/>
-          <w:bCs/>
-          <w:sz w:val="22"/>
-          <w:szCs w:val="22"/>
-        </w:rPr>
-        <w:t xml:space="preserve">Too Early to Tell — </w:t>
-      </w:r>
-      <w:r>
-        <w:rPr>
-          <w:b w:val="false"/>
-          <w:bCs w:val="false"/>
-          <w:sz w:val="22"/>
-          <w:szCs w:val="22"/>
-        </w:rPr>
-        <w:t>pekerjaan sudah dimulai tetapi kurang dari 20% manday yang direncanakan tercatat, sehingga proyeksi bertumpu pada sampel yang terlalu kecil untuk dipercaya. Putusan untung/rugi ditahan sampai lebih banyak pekerjaan tercatat.</w:t>
-      </w:r>
-    </w:p>
-    <w:p>
-      <w:pPr>
-        <w:spacing w:after="120" w:line="276"/>
-      </w:pPr>
-      <w:r>
-        <w:rPr>
-          <w:sz w:val="22"/>
-          <w:szCs w:val="22"/>
-        </w:rPr>
-        <w:t>Setiap proyeksi juga menyertakan keterangan seperti “Proyeksi berdasarkan laju pengeluaran saat ini · X% pekerjaan selesai”, sehingga selalu jelas bahwa angka tersebut adalah perkiraan dan berapa banyak pekerjaan nyata yang menjadi dasarnya.</w:t>
-      </w:r>
-    </w:p>
-    <w:p>
-      <w:pPr>
-        <w:spacing w:after="120" w:line="276"/>
-      </w:pPr>
-      <w:r>
-        <w:rPr>
-          <w:sz w:val="22"/>
-          <w:szCs w:val="22"/>
-        </w:rPr>
-        <w:t>Mengapa MARGIN bisa positif sementara Profit Outlook menunjukkan proyeksi rugi? Keduanya menjawab pertanyaan yang berbeda. MARGIN dan Project Health melihat ke belakang pada biaya yang sudah terjadi sejauh ini — di awal project hanya sedikit biaya yang tercatat, sehingga margin tampak tinggi secara alami. Profit Outlook melihat ke depan, memproyeksikan biaya akhir dari laju pengeluaran saat ini. Jika tim saat ini mengeluarkan biaya per manday lebih cepat daripada yang direncanakan, biaya akhir yang diproyeksikan dapat melebihi nilai kontrak meskipun margin hari ini masih tampak sehat. Ini memang dirancang demikian — ini adalah peringatan dini, bukan kesalahan perhitungan.</w:t>
+        <w:t xml:space="preserve">Rekap PPN menjumlahkan seluruh invoice berstatus INVOICED dan PAID ke dalam rincian 12 bulan + total tahunan, untuk kebutuhan pelaporan pajak.</w:t>
       </w:r>
     </w:p>
     <w:p>
@@ -4098,215 +3800,7 @@
           <w:sz w:val="26"/>
           <w:szCs w:val="26"/>
         </w:rPr>
-        <w:t>6.12 Skor Project Health</w:t>
-      </w:r>
-    </w:p>
-    <w:p>
-      <w:pPr>
-        <w:spacing w:after="120" w:line="276"/>
-      </w:pPr>
-      <w:r>
-        <w:rPr>
-          <w:sz w:val="22"/>
-          <w:szCs w:val="22"/>
-        </w:rPr>
-        <w:t>Setiap project juga memiliki skor Health dari 0 hingga 100, ditampilkan sebagai badge berwarna (Healthy / At Risk / Critical). Skor ini memadukan lima sinyal berbobot menjadi satu angka sehingga manajer dapat melihat masalah secara sekilas:</w:t>
-      </w:r>
-    </w:p>
-    <w:p>
-      <w:pPr>
-        <w:pStyle w:val="ListParagraph"/>
-        <w:numPr>
-          <w:ilvl w:val="0"/>
-          <w:numId w:val="1"/>
-        </w:numPr>
-        <w:spacing w:after="60" w:line="268"/>
-      </w:pPr>
-      <w:r>
-        <w:rPr>
-          <w:b/>
-          <w:bCs/>
-          <w:sz w:val="22"/>
-          <w:szCs w:val="22"/>
-        </w:rPr>
-        <w:t xml:space="preserve">Margin (30%) — </w:t>
-      </w:r>
-      <w:r>
-        <w:rPr>
-          <w:b w:val="false"/>
-          <w:bCs w:val="false"/>
-          <w:sz w:val="22"/>
-          <w:szCs w:val="22"/>
-        </w:rPr>
-        <w:t>margin aktual dibandingkan dengan margin estimasi.</w:t>
-      </w:r>
-    </w:p>
-    <w:p>
-      <w:pPr>
-        <w:pStyle w:val="ListParagraph"/>
-        <w:numPr>
-          <w:ilvl w:val="0"/>
-          <w:numId w:val="1"/>
-        </w:numPr>
-        <w:spacing w:after="60" w:line="268"/>
-      </w:pPr>
-      <w:r>
-        <w:rPr>
-          <w:b/>
-          <w:bCs/>
-          <w:sz w:val="22"/>
-          <w:szCs w:val="22"/>
-        </w:rPr>
-        <w:t xml:space="preserve">RAID (20%) — </w:t>
-      </w:r>
-      <w:r>
-        <w:rPr>
-          <w:b w:val="false"/>
-          <w:bCs w:val="false"/>
-          <w:sz w:val="22"/>
-          <w:szCs w:val="22"/>
-        </w:rPr>
-        <w:t>jumlah dan tingkat keparahan risiko serta isu yang terbuka.</w:t>
-      </w:r>
-    </w:p>
-    <w:p>
-      <w:pPr>
-        <w:pStyle w:val="ListParagraph"/>
-        <w:numPr>
-          <w:ilvl w:val="0"/>
-          <w:numId w:val="1"/>
-        </w:numPr>
-        <w:spacing w:after="60" w:line="268"/>
-      </w:pPr>
-      <w:r>
-        <w:rPr>
-          <w:b/>
-          <w:bCs/>
-          <w:sz w:val="22"/>
-          <w:szCs w:val="22"/>
-        </w:rPr>
-        <w:t xml:space="preserve">Expenses (15%) — </w:t>
-      </w:r>
-      <w:r>
-        <w:rPr>
-          <w:b w:val="false"/>
-          <w:bCs w:val="false"/>
-          <w:sz w:val="22"/>
-          <w:szCs w:val="22"/>
-        </w:rPr>
-        <w:t>biaya yang masih menunggu persetujuan.</w:t>
-      </w:r>
-    </w:p>
-    <w:p>
-      <w:pPr>
-        <w:pStyle w:val="ListParagraph"/>
-        <w:numPr>
-          <w:ilvl w:val="0"/>
-          <w:numId w:val="1"/>
-        </w:numPr>
-        <w:spacing w:after="60" w:line="268"/>
-      </w:pPr>
-      <w:r>
-        <w:rPr>
-          <w:b/>
-          <w:bCs/>
-          <w:sz w:val="22"/>
-          <w:szCs w:val="22"/>
-        </w:rPr>
-        <w:t xml:space="preserve">Billing (20%) — </w:t>
-      </w:r>
-      <w:r>
-        <w:rPr>
-          <w:b w:val="false"/>
-          <w:bCs w:val="false"/>
-          <w:sz w:val="22"/>
-          <w:szCs w:val="22"/>
-        </w:rPr>
-        <w:t>kemajuan termin dan invoice yang jatuh tempo.</w:t>
-      </w:r>
-    </w:p>
-    <w:p>
-      <w:pPr>
-        <w:pStyle w:val="ListParagraph"/>
-        <w:numPr>
-          <w:ilvl w:val="0"/>
-          <w:numId w:val="1"/>
-        </w:numPr>
-        <w:spacing w:after="60" w:line="268"/>
-      </w:pPr>
-      <w:r>
-        <w:rPr>
-          <w:b/>
-          <w:bCs/>
-          <w:sz w:val="22"/>
-          <w:szCs w:val="22"/>
-        </w:rPr>
-        <w:t xml:space="preserve">Schedule (15%) — </w:t>
-      </w:r>
-      <w:r>
-        <w:rPr>
-          <w:b w:val="false"/>
-          <w:bCs w:val="false"/>
-          <w:sz w:val="22"/>
-          <w:szCs w:val="22"/>
-        </w:rPr>
-        <w:t>kemajuan tugas terhadap timeline yang direncanakan.</w:t>
-      </w:r>
-    </w:p>
-    <w:p>
-      <w:pPr>
-        <w:spacing w:after="120" w:line="276"/>
-      </w:pPr>
-      <w:r>
-        <w:rPr>
-          <w:sz w:val="22"/>
-          <w:szCs w:val="22"/>
-        </w:rPr>
-        <w:t>Seperti angka finansial lainnya, Project Health disembunyikan dari peran tanpa visibilitas finansial (Principal, tim delivery, dan HR).</w:t>
-      </w:r>
-    </w:p>
-    <w:p>
-      <w:pPr>
-        <w:pStyle w:val="Heading2"/>
-        <w:spacing w:after="90" w:before="220"/>
-      </w:pPr>
-      <w:r>
-        <w:rPr>
-          <w:b/>
-          <w:bCs/>
-          <w:color w:val="0F1B14"/>
-          <w:sz w:val="26"/>
-          <w:szCs w:val="26"/>
-        </w:rPr>
-        <w:t>6.13 Rekap PPN (VAT Recap)</w:t>
-      </w:r>
-    </w:p>
-    <w:p>
-      <w:pPr>
-        <w:spacing w:after="120" w:line="276"/>
-      </w:pPr>
-      <w:r>
-        <w:rPr>
-          <w:sz w:val="22"/>
-          <w:szCs w:val="22"/>
-        </w:rPr>
-        <w:t xml:space="preserve">Rekap PPN menjumlahkan seluruh invoice berstatus INVOICED dan PAID ke dalam rincian 12 bulan + total tahunan, untuk kebutuhan pelaporan pajak.</w:t>
-      </w:r>
-    </w:p>
-    <w:p>
-      <w:pPr>
-        <w:pStyle w:val="Heading2"/>
-        <w:spacing w:after="90" w:before="220"/>
-      </w:pPr>
-      <w:r>
-        <w:rPr>
-          <w:b/>
-          <w:bCs/>
-          <w:color w:val="0F1B14"/>
-          <w:sz w:val="26"/>
-          <w:szCs w:val="26"/>
-        </w:rPr>
-        <w:t>6.14 Utilisasi Sumber Daya</w:t>
+        <w:t xml:space="preserve">6.12 Utilisasi Sumber Daya</w:t>
       </w:r>
     </w:p>
     <w:p>
@@ -5787,386 +5281,6 @@
           <w:sz w:val="23"/>
           <w:szCs w:val="23"/>
         </w:rPr>
-        <w:t>Penjelasan tiap angka</w:t>
-      </w:r>
-    </w:p>
-    <w:p>
-      <w:pPr>
-        <w:pStyle w:val="ListParagraph"/>
-        <w:numPr>
-          <w:ilvl w:val="0"/>
-          <w:numId w:val="1"/>
-        </w:numPr>
-        <w:spacing w:after="60" w:line="268"/>
-      </w:pPr>
-      <w:r>
-        <w:rPr>
-          <w:b/>
-          <w:bCs/>
-          <w:sz w:val="22"/>
-          <w:szCs w:val="22"/>
-        </w:rPr>
-        <w:t xml:space="preserve">resourceCost — </w:t>
-      </w:r>
-      <w:r>
-        <w:rPr>
-          <w:b w:val="false"/>
-          <w:bCs w:val="false"/>
-          <w:sz w:val="22"/>
-          <w:szCs w:val="22"/>
-        </w:rPr>
-        <w:t>total biaya tenaga kerja dari timesheet APPROVED: jam kerja dikonversi ke manday (jam ÷ 8) lalu dikalikan tarif harian tiap sumber daya.</w:t>
-      </w:r>
-    </w:p>
-    <w:p>
-      <w:pPr>
-        <w:pStyle w:val="ListParagraph"/>
-        <w:numPr>
-          <w:ilvl w:val="0"/>
-          <w:numId w:val="1"/>
-        </w:numPr>
-        <w:spacing w:after="60" w:line="268"/>
-      </w:pPr>
-      <w:r>
-        <w:rPr>
-          <w:b/>
-          <w:bCs/>
-          <w:sz w:val="22"/>
-          <w:szCs w:val="22"/>
-        </w:rPr>
-        <w:t xml:space="preserve">additionalCost — </w:t>
-      </w:r>
-      <w:r>
-        <w:rPr>
-          <w:b w:val="false"/>
-          <w:bCs w:val="false"/>
-          <w:sz w:val="22"/>
-          <w:szCs w:val="22"/>
-        </w:rPr>
-        <w:t>total biaya non-tenaga kerja yang APPROVED (software, hardware, lisensi, perjalanan, lainnya); biaya pending dan ditolak tidak dihitung.</w:t>
-      </w:r>
-    </w:p>
-    <w:p>
-      <w:pPr>
-        <w:pStyle w:val="ListParagraph"/>
-        <w:numPr>
-          <w:ilvl w:val="0"/>
-          <w:numId w:val="1"/>
-        </w:numPr>
-        <w:spacing w:after="60" w:line="268"/>
-      </w:pPr>
-      <w:r>
-        <w:rPr>
-          <w:b/>
-          <w:bCs/>
-          <w:sz w:val="22"/>
-          <w:szCs w:val="22"/>
-        </w:rPr>
-        <w:t xml:space="preserve">actualCost — </w:t>
-      </w:r>
-      <w:r>
-        <w:rPr>
-          <w:b w:val="false"/>
-          <w:bCs w:val="false"/>
-          <w:sz w:val="22"/>
-          <w:szCs w:val="22"/>
-        </w:rPr>
-        <w:t>biaya nyata project sejauh ini, yaitu resourceCost + additionalCost.</w:t>
-      </w:r>
-    </w:p>
-    <w:p>
-      <w:pPr>
-        <w:pStyle w:val="ListParagraph"/>
-        <w:numPr>
-          <w:ilvl w:val="0"/>
-          <w:numId w:val="1"/>
-        </w:numPr>
-        <w:spacing w:after="60" w:line="268"/>
-      </w:pPr>
-      <w:r>
-        <w:rPr>
-          <w:b/>
-          <w:bCs/>
-          <w:sz w:val="22"/>
-          <w:szCs w:val="22"/>
-        </w:rPr>
-        <w:t xml:space="preserve">actualProfit — </w:t>
-      </w:r>
-      <w:r>
-        <w:rPr>
-          <w:b w:val="false"/>
-          <w:bCs w:val="false"/>
-          <w:sz w:val="22"/>
-          <w:szCs w:val="22"/>
-        </w:rPr>
-        <w:t>nilai kontrak dikurangi actualCost; profit yang sudah dibukukan sejauh ini, dalam Rupiah.</w:t>
-      </w:r>
-    </w:p>
-    <w:p>
-      <w:pPr>
-        <w:pStyle w:val="ListParagraph"/>
-        <w:numPr>
-          <w:ilvl w:val="0"/>
-          <w:numId w:val="1"/>
-        </w:numPr>
-        <w:spacing w:after="60" w:line="268"/>
-      </w:pPr>
-      <w:r>
-        <w:rPr>
-          <w:b/>
-          <w:bCs/>
-          <w:sz w:val="22"/>
-          <w:szCs w:val="22"/>
-        </w:rPr>
-        <w:t xml:space="preserve">marginPct — </w:t>
-      </w:r>
-      <w:r>
-        <w:rPr>
-          <w:b w:val="false"/>
-          <w:bCs w:val="false"/>
-          <w:sz w:val="22"/>
-          <w:szCs w:val="22"/>
-        </w:rPr>
-        <w:t>actualProfit sebagai persentase dari nilai kontrak; margin keuntungan sejauh ini.</w:t>
-      </w:r>
-    </w:p>
-    <w:p>
-      <w:pPr>
-        <w:pStyle w:val="ListParagraph"/>
-        <w:numPr>
-          <w:ilvl w:val="0"/>
-          <w:numId w:val="1"/>
-        </w:numPr>
-        <w:spacing w:after="60" w:line="268"/>
-      </w:pPr>
-      <w:r>
-        <w:rPr>
-          <w:b/>
-          <w:bCs/>
-          <w:sz w:val="22"/>
-          <w:szCs w:val="22"/>
-        </w:rPr>
-        <w:t xml:space="preserve">DPP (revenueNet) — </w:t>
-      </w:r>
-      <w:r>
-        <w:rPr>
-          <w:b w:val="false"/>
-          <w:bCs w:val="false"/>
-          <w:sz w:val="22"/>
-          <w:szCs w:val="22"/>
-        </w:rPr>
-        <w:t>Dasar Pengenaan Pajak, yaitu pendapatan bersih setelah PPN dikeluarkan dari nilai kontrak.</w:t>
-      </w:r>
-    </w:p>
-    <w:p>
-      <w:pPr>
-        <w:pStyle w:val="ListParagraph"/>
-        <w:numPr>
-          <w:ilvl w:val="0"/>
-          <w:numId w:val="1"/>
-        </w:numPr>
-        <w:spacing w:after="60" w:line="268"/>
-      </w:pPr>
-      <w:r>
-        <w:rPr>
-          <w:b/>
-          <w:bCs/>
-          <w:sz w:val="22"/>
-          <w:szCs w:val="22"/>
-        </w:rPr>
-        <w:t xml:space="preserve">PPN (VAT) — </w:t>
-      </w:r>
-      <w:r>
-        <w:rPr>
-          <w:b w:val="false"/>
-          <w:bCs w:val="false"/>
-          <w:sz w:val="22"/>
-          <w:szCs w:val="22"/>
-        </w:rPr>
-        <w:t>porsi Pajak Pertambahan Nilai (default 11%) yang dipisahkan dari nilai kontrak.</w:t>
-      </w:r>
-    </w:p>
-    <w:p>
-      <w:pPr>
-        <w:pStyle w:val="ListParagraph"/>
-        <w:numPr>
-          <w:ilvl w:val="0"/>
-          <w:numId w:val="1"/>
-        </w:numPr>
-        <w:spacing w:after="60" w:line="268"/>
-      </w:pPr>
-      <w:r>
-        <w:rPr>
-          <w:b/>
-          <w:bCs/>
-          <w:sz w:val="22"/>
-          <w:szCs w:val="22"/>
-        </w:rPr>
-        <w:t xml:space="preserve">burnRatePct — </w:t>
-      </w:r>
-      <w:r>
-        <w:rPr>
-          <w:b w:val="false"/>
-          <w:bCs w:val="false"/>
-          <w:sz w:val="22"/>
-          <w:szCs w:val="22"/>
-        </w:rPr>
-        <w:t>seberapa banyak pekerjaan yang direncanakan telah selesai: manday aktual ÷ manday direncanakan, dibatasi maksimal 100%.</w:t>
-      </w:r>
-    </w:p>
-    <w:p>
-      <w:pPr>
-        <w:pStyle w:val="ListParagraph"/>
-        <w:numPr>
-          <w:ilvl w:val="0"/>
-          <w:numId w:val="1"/>
-        </w:numPr>
-        <w:spacing w:after="60" w:line="268"/>
-      </w:pPr>
-      <w:r>
-        <w:rPr>
-          <w:b/>
-          <w:bCs/>
-          <w:sz w:val="22"/>
-          <w:szCs w:val="22"/>
-        </w:rPr>
-        <w:t xml:space="preserve">recognizedRevenue — </w:t>
-      </w:r>
-      <w:r>
-        <w:rPr>
-          <w:b w:val="false"/>
-          <w:bCs w:val="false"/>
-          <w:sz w:val="22"/>
-          <w:szCs w:val="22"/>
-        </w:rPr>
-        <w:t>pendapatan yang diakui sampai saat ini dengan prinsip persentase penyelesaian: burnRatePct × pendapatan bersih (DPP).</w:t>
-      </w:r>
-    </w:p>
-    <w:p>
-      <w:pPr>
-        <w:pStyle w:val="ListParagraph"/>
-        <w:numPr>
-          <w:ilvl w:val="0"/>
-          <w:numId w:val="1"/>
-        </w:numPr>
-        <w:spacing w:after="60" w:line="268"/>
-      </w:pPr>
-      <w:r>
-        <w:rPr>
-          <w:b/>
-          <w:bCs/>
-          <w:sz w:val="22"/>
-          <w:szCs w:val="22"/>
-        </w:rPr>
-        <w:t xml:space="preserve">loadedResourceCost — </w:t>
-      </w:r>
-      <w:r>
-        <w:rPr>
-          <w:b w:val="false"/>
-          <w:bCs w:val="false"/>
-          <w:sz w:val="22"/>
-          <w:szCs w:val="22"/>
-        </w:rPr>
-        <w:t>resourceCost dikalikan faktor overhead, agar biaya tidak langsung (overhead) perusahaan ikut diperhitungkan.</w:t>
-      </w:r>
-    </w:p>
-    <w:p>
-      <w:pPr>
-        <w:pStyle w:val="ListParagraph"/>
-        <w:numPr>
-          <w:ilvl w:val="0"/>
-          <w:numId w:val="1"/>
-        </w:numPr>
-        <w:spacing w:after="60" w:line="268"/>
-      </w:pPr>
-      <w:r>
-        <w:rPr>
-          <w:b/>
-          <w:bCs/>
-          <w:sz w:val="22"/>
-          <w:szCs w:val="22"/>
-        </w:rPr>
-        <w:t xml:space="preserve">netActualCost — </w:t>
-      </w:r>
-      <w:r>
-        <w:rPr>
-          <w:b w:val="false"/>
-          <w:bCs w:val="false"/>
-          <w:sz w:val="22"/>
-          <w:szCs w:val="22"/>
-        </w:rPr>
-        <w:t>biaya penuh (fully-loaded): loadedResourceCost + additionalCost.</w:t>
-      </w:r>
-    </w:p>
-    <w:p>
-      <w:pPr>
-        <w:pStyle w:val="ListParagraph"/>
-        <w:numPr>
-          <w:ilvl w:val="0"/>
-          <w:numId w:val="1"/>
-        </w:numPr>
-        <w:spacing w:after="60" w:line="268"/>
-      </w:pPr>
-      <w:r>
-        <w:rPr>
-          <w:b/>
-          <w:bCs/>
-          <w:sz w:val="22"/>
-          <w:szCs w:val="22"/>
-        </w:rPr>
-        <w:t xml:space="preserve">netActualProfit — </w:t>
-      </w:r>
-      <w:r>
-        <w:rPr>
-          <w:b w:val="false"/>
-          <w:bCs w:val="false"/>
-          <w:sz w:val="22"/>
-          <w:szCs w:val="22"/>
-        </w:rPr>
-        <w:t>pendapatan bersih (DPP) dikurangi netActualCost; profit setelah overhead diperhitungkan.</w:t>
-      </w:r>
-    </w:p>
-    <w:p>
-      <w:pPr>
-        <w:pStyle w:val="ListParagraph"/>
-        <w:numPr>
-          <w:ilvl w:val="0"/>
-          <w:numId w:val="1"/>
-        </w:numPr>
-        <w:spacing w:after="60" w:line="268"/>
-      </w:pPr>
-      <w:r>
-        <w:rPr>
-          <w:b/>
-          <w:bCs/>
-          <w:sz w:val="22"/>
-          <w:szCs w:val="22"/>
-        </w:rPr>
-        <w:t xml:space="preserve">netMarginPct — </w:t>
-      </w:r>
-      <w:r>
-        <w:rPr>
-          <w:b w:val="false"/>
-          <w:bCs w:val="false"/>
-          <w:sz w:val="22"/>
-          <w:szCs w:val="22"/>
-        </w:rPr>
-        <w:t>netActualProfit sebagai persentase dari pendapatan bersih (DPP); margin konservatif yang sudah disesuaikan overhead.</w:t>
-      </w:r>
-    </w:p>
-    <w:p>
-      <w:pPr>
-        <w:pStyle w:val="Heading3"/>
-        <w:spacing w:after="70" w:before="160"/>
-      </w:pPr>
-      <w:r>
-        <w:rPr>
-          <w:b/>
-          <w:bCs/>
-          <w:color w:val="0F1B14"/>
-          <w:sz w:val="23"/>
-          <w:szCs w:val="23"/>
-        </w:rPr>
         <w:t xml:space="preserve">Contoh termin penagihan</w:t>
       </w:r>
     </w:p>
@@ -6477,34 +5591,6 @@
     </w:tbl>
     <w:p>
       <w:pPr>
-        <w:pStyle w:val="Heading3"/>
-        <w:spacing w:after="70" w:before="160"/>
-      </w:pPr>
-      <w:r>
-        <w:rPr>
-          <w:b/>
-          <w:bCs/>
-          <w:color w:val="0F1B14"/>
-          <w:sz w:val="23"/>
-          <w:szCs w:val="23"/>
-        </w:rPr>
-        <w:t>Profit Outlook (ilustrasi)</w:t>
-      </w:r>
-    </w:p>
-    <w:p>
-      <w:pPr>
-        <w:spacing w:after="120" w:line="276"/>
-      </w:pPr>
-      <w:r>
-        <w:rPr>
-          <w:sz w:val="22"/>
-          <w:szCs w:val="22"/>
-        </w:rPr>
-        <w:t>Memakai project yang sama (60 manday tercatat dari 100 yang direncanakan, jadi 60% pekerjaan selesai — di atas ambang 20%, sehingga putusan ditampilkan): avgDailyRate = 110.000.000 ÷ 60 = Rp 1.833.333; forecastCost = (100 × 1.833.333) + 20.000.000 = Rp 203.333.333; forecastProfit = 1.000.000.000 − 203.333.333 = Rp 796.666.667 (sekitar 79,7% margin proyeksi). Status: On Track for Profit. Perhatikan margin proyeksi ini (79,7%) berbeda dari MARGIN saat ini (87,0%), karena MARGIN hanya mencerminkan biaya yang sudah tercatat sementara Outlook memproyeksikan biaya ke seluruh 100 manday yang direncanakan.</w:t>
-      </w:r>
-    </w:p>
-    <w:p>
-      <w:pPr>
         <w:pStyle w:val="Heading1"/>
         <w:spacing w:after="140" w:before="360"/>
       </w:pPr>
@@ -7067,6 +6153,1324 @@
           <w:szCs w:val="22"/>
         </w:rPr>
         <w:t xml:space="preserve">antarmuka aplikasi berbahasa Inggris; dokumen ini berbahasa Indonesia khusus untuk bahan presentasi.</w:t>
+      </w:r>
+    </w:p>
+    <w:p>
+      <w:r>
+        <w:br w:type="page"/>
+      </w:r>
+    </w:p>
+    <w:p>
+      <w:pPr>
+        <w:pStyle w:val="Heading1"/>
+        <w:spacing w:after="140" w:before="360"/>
+      </w:pPr>
+      <w:r>
+        <w:rPr>
+          <w:b/>
+          <w:bCs/>
+          <w:color w:val="1F7A4D"/>
+          <w:sz w:val="30"/>
+          <w:szCs w:val="30"/>
+        </w:rPr>
+        <w:t xml:space="preserve">Lampiran A — Glosarium Perhitungan</w:t>
+      </w:r>
+    </w:p>
+    <w:p>
+      <w:pPr>
+        <w:spacing w:after="120" w:line="276"/>
+      </w:pPr>
+      <w:r>
+        <w:rPr>
+          <w:sz w:val="22"/>
+          <w:szCs w:val="22"/>
+        </w:rPr>
+        <w:t xml:space="preserve">Penjelasan ringkas setiap metrik finansial beserta rumus dan contoh angka (mengacu contoh project pada Bagian 7: nilai kontrak Rp 1.000.000.000 termasuk PPN 11%).</w:t>
+      </w:r>
+    </w:p>
+    <w:tbl>
+      <w:tblPr>
+        <w:tblW w:type="pct" w:w="100%"/>
+        <w:tblBorders>
+          <w:top w:val="single" w:color="CCCCCC" w:sz="4"/>
+          <w:left w:val="single" w:color="CCCCCC" w:sz="4"/>
+          <w:bottom w:val="single" w:color="CCCCCC" w:sz="4"/>
+          <w:right w:val="single" w:color="CCCCCC" w:sz="4"/>
+          <w:insideH w:val="single" w:color="DDDDDD" w:sz="2"/>
+          <w:insideV w:val="single" w:color="DDDDDD" w:sz="2"/>
+        </w:tblBorders>
+      </w:tblPr>
+      <w:tblGrid>
+        <w:gridCol w:w="100"/>
+        <w:gridCol w:w="100"/>
+        <w:gridCol w:w="100"/>
+        <w:gridCol w:w="100"/>
+      </w:tblGrid>
+      <w:tr>
+        <w:trPr>
+          <w:tblHeader/>
+        </w:trPr>
+        <w:tc>
+          <w:tcPr>
+            <w:tcW w:type="pct" w:w="17%"/>
+            <w:shd w:fill="1F7A4D"/>
+            <w:tcMar>
+              <w:top w:type="dxa" w:w="60"/>
+              <w:left w:type="dxa" w:w="90"/>
+              <w:bottom w:type="dxa" w:w="60"/>
+              <w:right w:type="dxa" w:w="90"/>
+            </w:tcMar>
+          </w:tcPr>
+          <w:p>
+            <w:r>
+              <w:rPr>
+                <w:b/>
+                <w:bCs/>
+                <w:color w:val="FFFFFF"/>
+                <w:sz w:val="20"/>
+                <w:szCs w:val="20"/>
+              </w:rPr>
+              <w:t xml:space="preserve">Istilah</w:t>
+            </w:r>
+          </w:p>
+        </w:tc>
+        <w:tc>
+          <w:tcPr>
+            <w:tcW w:type="pct" w:w="33%"/>
+            <w:shd w:fill="1F7A4D"/>
+            <w:tcMar>
+              <w:top w:type="dxa" w:w="60"/>
+              <w:left w:type="dxa" w:w="90"/>
+              <w:bottom w:type="dxa" w:w="60"/>
+              <w:right w:type="dxa" w:w="90"/>
+            </w:tcMar>
+          </w:tcPr>
+          <w:p>
+            <w:r>
+              <w:rPr>
+                <w:b/>
+                <w:bCs/>
+                <w:color w:val="FFFFFF"/>
+                <w:sz w:val="20"/>
+                <w:szCs w:val="20"/>
+              </w:rPr>
+              <w:t xml:space="preserve">Arti</w:t>
+            </w:r>
+          </w:p>
+        </w:tc>
+        <w:tc>
+          <w:tcPr>
+            <w:tcW w:type="pct" w:w="30%"/>
+            <w:shd w:fill="1F7A4D"/>
+            <w:tcMar>
+              <w:top w:type="dxa" w:w="60"/>
+              <w:left w:type="dxa" w:w="90"/>
+              <w:bottom w:type="dxa" w:w="60"/>
+              <w:right w:type="dxa" w:w="90"/>
+            </w:tcMar>
+          </w:tcPr>
+          <w:p>
+            <w:r>
+              <w:rPr>
+                <w:b/>
+                <w:bCs/>
+                <w:color w:val="FFFFFF"/>
+                <w:sz w:val="20"/>
+                <w:szCs w:val="20"/>
+              </w:rPr>
+              <w:t xml:space="preserve">Rumus</w:t>
+            </w:r>
+          </w:p>
+        </w:tc>
+        <w:tc>
+          <w:tcPr>
+            <w:tcW w:type="pct" w:w="20%"/>
+            <w:shd w:fill="1F7A4D"/>
+            <w:tcMar>
+              <w:top w:type="dxa" w:w="60"/>
+              <w:left w:type="dxa" w:w="90"/>
+              <w:bottom w:type="dxa" w:w="60"/>
+              <w:right w:type="dxa" w:w="90"/>
+            </w:tcMar>
+          </w:tcPr>
+          <w:p>
+            <w:r>
+              <w:rPr>
+                <w:b/>
+                <w:bCs/>
+                <w:color w:val="FFFFFF"/>
+                <w:sz w:val="20"/>
+                <w:szCs w:val="20"/>
+              </w:rPr>
+              <w:t xml:space="preserve">Contoh</w:t>
+            </w:r>
+          </w:p>
+        </w:tc>
+      </w:tr>
+      <w:tr>
+        <w:tc>
+          <w:tcPr>
+            <w:tcW w:type="pct" w:w="17%"/>
+            <w:tcMar>
+              <w:top w:type="dxa" w:w="60"/>
+              <w:left w:type="dxa" w:w="90"/>
+              <w:bottom w:type="dxa" w:w="60"/>
+              <w:right w:type="dxa" w:w="90"/>
+            </w:tcMar>
+          </w:tcPr>
+          <w:p>
+            <w:r>
+              <w:rPr>
+                <w:color w:val="0F1B14"/>
+                <w:sz w:val="20"/>
+                <w:szCs w:val="20"/>
+              </w:rPr>
+              <w:t xml:space="preserve">resourceCost</w:t>
+            </w:r>
+          </w:p>
+        </w:tc>
+        <w:tc>
+          <w:tcPr>
+            <w:tcW w:type="pct" w:w="33%"/>
+            <w:tcMar>
+              <w:top w:type="dxa" w:w="60"/>
+              <w:left w:type="dxa" w:w="90"/>
+              <w:bottom w:type="dxa" w:w="60"/>
+              <w:right w:type="dxa" w:w="90"/>
+            </w:tcMar>
+          </w:tcPr>
+          <w:p>
+            <w:r>
+              <w:rPr>
+                <w:color w:val="0F1B14"/>
+                <w:sz w:val="20"/>
+                <w:szCs w:val="20"/>
+              </w:rPr>
+              <w:t xml:space="preserve">Biaya jam kerja konsultan yang sudah disetujui (APPROVED)</w:t>
+            </w:r>
+          </w:p>
+        </w:tc>
+        <w:tc>
+          <w:tcPr>
+            <w:tcW w:type="pct" w:w="30%"/>
+            <w:tcMar>
+              <w:top w:type="dxa" w:w="60"/>
+              <w:left w:type="dxa" w:w="90"/>
+              <w:bottom w:type="dxa" w:w="60"/>
+              <w:right w:type="dxa" w:w="90"/>
+            </w:tcMar>
+          </w:tcPr>
+          <w:p>
+            <w:r>
+              <w:rPr>
+                <w:color w:val="0F1B14"/>
+                <w:sz w:val="20"/>
+                <w:szCs w:val="20"/>
+              </w:rPr>
+              <w:t xml:space="preserve">Σ (jam ÷ 8 × tarif harian)</w:t>
+            </w:r>
+          </w:p>
+        </w:tc>
+        <w:tc>
+          <w:tcPr>
+            <w:tcW w:type="pct" w:w="20%"/>
+            <w:tcMar>
+              <w:top w:type="dxa" w:w="60"/>
+              <w:left w:type="dxa" w:w="90"/>
+              <w:bottom w:type="dxa" w:w="60"/>
+              <w:right w:type="dxa" w:w="90"/>
+            </w:tcMar>
+          </w:tcPr>
+          <w:p>
+            <w:r>
+              <w:rPr>
+                <w:color w:val="0F1B14"/>
+                <w:sz w:val="20"/>
+                <w:szCs w:val="20"/>
+              </w:rPr>
+              <w:t xml:space="preserve">Rp 110.000.000</w:t>
+            </w:r>
+          </w:p>
+        </w:tc>
+      </w:tr>
+      <w:tr>
+        <w:tc>
+          <w:tcPr>
+            <w:tcW w:type="pct" w:w="17%"/>
+            <w:shd w:fill="F1F6F2"/>
+            <w:tcMar>
+              <w:top w:type="dxa" w:w="60"/>
+              <w:left w:type="dxa" w:w="90"/>
+              <w:bottom w:type="dxa" w:w="60"/>
+              <w:right w:type="dxa" w:w="90"/>
+            </w:tcMar>
+          </w:tcPr>
+          <w:p>
+            <w:r>
+              <w:rPr>
+                <w:color w:val="0F1B14"/>
+                <w:sz w:val="20"/>
+                <w:szCs w:val="20"/>
+              </w:rPr>
+              <w:t xml:space="preserve">additionalCost</w:t>
+            </w:r>
+          </w:p>
+        </w:tc>
+        <w:tc>
+          <w:tcPr>
+            <w:tcW w:type="pct" w:w="33%"/>
+            <w:shd w:fill="F1F6F2"/>
+            <w:tcMar>
+              <w:top w:type="dxa" w:w="60"/>
+              <w:left w:type="dxa" w:w="90"/>
+              <w:bottom w:type="dxa" w:w="60"/>
+              <w:right w:type="dxa" w:w="90"/>
+            </w:tcMar>
+          </w:tcPr>
+          <w:p>
+            <w:r>
+              <w:rPr>
+                <w:color w:val="0F1B14"/>
+                <w:sz w:val="20"/>
+                <w:szCs w:val="20"/>
+              </w:rPr>
+              <w:t xml:space="preserve">Biaya non-tenaga kerja yang disetujui (lisensi, software, dll)</w:t>
+            </w:r>
+          </w:p>
+        </w:tc>
+        <w:tc>
+          <w:tcPr>
+            <w:tcW w:type="pct" w:w="30%"/>
+            <w:shd w:fill="F1F6F2"/>
+            <w:tcMar>
+              <w:top w:type="dxa" w:w="60"/>
+              <w:left w:type="dxa" w:w="90"/>
+              <w:bottom w:type="dxa" w:w="60"/>
+              <w:right w:type="dxa" w:w="90"/>
+            </w:tcMar>
+          </w:tcPr>
+          <w:p>
+            <w:r>
+              <w:rPr>
+                <w:color w:val="0F1B14"/>
+                <w:sz w:val="20"/>
+                <w:szCs w:val="20"/>
+              </w:rPr>
+              <w:t xml:space="preserve">Σ amount (APPROVED)</w:t>
+            </w:r>
+          </w:p>
+        </w:tc>
+        <w:tc>
+          <w:tcPr>
+            <w:tcW w:type="pct" w:w="20%"/>
+            <w:shd w:fill="F1F6F2"/>
+            <w:tcMar>
+              <w:top w:type="dxa" w:w="60"/>
+              <w:left w:type="dxa" w:w="90"/>
+              <w:bottom w:type="dxa" w:w="60"/>
+              <w:right w:type="dxa" w:w="90"/>
+            </w:tcMar>
+          </w:tcPr>
+          <w:p>
+            <w:r>
+              <w:rPr>
+                <w:color w:val="0F1B14"/>
+                <w:sz w:val="20"/>
+                <w:szCs w:val="20"/>
+              </w:rPr>
+              <w:t xml:space="preserve">Rp 20.000.000</w:t>
+            </w:r>
+          </w:p>
+        </w:tc>
+      </w:tr>
+      <w:tr>
+        <w:tc>
+          <w:tcPr>
+            <w:tcW w:type="pct" w:w="17%"/>
+            <w:tcMar>
+              <w:top w:type="dxa" w:w="60"/>
+              <w:left w:type="dxa" w:w="90"/>
+              <w:bottom w:type="dxa" w:w="60"/>
+              <w:right w:type="dxa" w:w="90"/>
+            </w:tcMar>
+          </w:tcPr>
+          <w:p>
+            <w:r>
+              <w:rPr>
+                <w:color w:val="0F1B14"/>
+                <w:sz w:val="20"/>
+                <w:szCs w:val="20"/>
+              </w:rPr>
+              <w:t xml:space="preserve">actualCost</w:t>
+            </w:r>
+          </w:p>
+        </w:tc>
+        <w:tc>
+          <w:tcPr>
+            <w:tcW w:type="pct" w:w="33%"/>
+            <w:tcMar>
+              <w:top w:type="dxa" w:w="60"/>
+              <w:left w:type="dxa" w:w="90"/>
+              <w:bottom w:type="dxa" w:w="60"/>
+              <w:right w:type="dxa" w:w="90"/>
+            </w:tcMar>
+          </w:tcPr>
+          <w:p>
+            <w:r>
+              <w:rPr>
+                <w:color w:val="0F1B14"/>
+                <w:sz w:val="20"/>
+                <w:szCs w:val="20"/>
+              </w:rPr>
+              <w:t xml:space="preserve">Total biaya nyata project</w:t>
+            </w:r>
+          </w:p>
+        </w:tc>
+        <w:tc>
+          <w:tcPr>
+            <w:tcW w:type="pct" w:w="30%"/>
+            <w:tcMar>
+              <w:top w:type="dxa" w:w="60"/>
+              <w:left w:type="dxa" w:w="90"/>
+              <w:bottom w:type="dxa" w:w="60"/>
+              <w:right w:type="dxa" w:w="90"/>
+            </w:tcMar>
+          </w:tcPr>
+          <w:p>
+            <w:r>
+              <w:rPr>
+                <w:color w:val="0F1B14"/>
+                <w:sz w:val="20"/>
+                <w:szCs w:val="20"/>
+              </w:rPr>
+              <w:t xml:space="preserve">resourceCost + additionalCost</w:t>
+            </w:r>
+          </w:p>
+        </w:tc>
+        <w:tc>
+          <w:tcPr>
+            <w:tcW w:type="pct" w:w="20%"/>
+            <w:tcMar>
+              <w:top w:type="dxa" w:w="60"/>
+              <w:left w:type="dxa" w:w="90"/>
+              <w:bottom w:type="dxa" w:w="60"/>
+              <w:right w:type="dxa" w:w="90"/>
+            </w:tcMar>
+          </w:tcPr>
+          <w:p>
+            <w:r>
+              <w:rPr>
+                <w:color w:val="0F1B14"/>
+                <w:sz w:val="20"/>
+                <w:szCs w:val="20"/>
+              </w:rPr>
+              <w:t xml:space="preserve">Rp 130.000.000</w:t>
+            </w:r>
+          </w:p>
+        </w:tc>
+      </w:tr>
+      <w:tr>
+        <w:tc>
+          <w:tcPr>
+            <w:tcW w:type="pct" w:w="17%"/>
+            <w:shd w:fill="F1F6F2"/>
+            <w:tcMar>
+              <w:top w:type="dxa" w:w="60"/>
+              <w:left w:type="dxa" w:w="90"/>
+              <w:bottom w:type="dxa" w:w="60"/>
+              <w:right w:type="dxa" w:w="90"/>
+            </w:tcMar>
+          </w:tcPr>
+          <w:p>
+            <w:r>
+              <w:rPr>
+                <w:color w:val="0F1B14"/>
+                <w:sz w:val="20"/>
+                <w:szCs w:val="20"/>
+              </w:rPr>
+              <w:t xml:space="preserve">actualProfit</w:t>
+            </w:r>
+          </w:p>
+        </w:tc>
+        <w:tc>
+          <w:tcPr>
+            <w:tcW w:type="pct" w:w="33%"/>
+            <w:shd w:fill="F1F6F2"/>
+            <w:tcMar>
+              <w:top w:type="dxa" w:w="60"/>
+              <w:left w:type="dxa" w:w="90"/>
+              <w:bottom w:type="dxa" w:w="60"/>
+              <w:right w:type="dxa" w:w="90"/>
+            </w:tcMar>
+          </w:tcPr>
+          <w:p>
+            <w:r>
+              <w:rPr>
+                <w:color w:val="0F1B14"/>
+                <w:sz w:val="20"/>
+                <w:szCs w:val="20"/>
+              </w:rPr>
+              <w:t xml:space="preserve">Profit setelah dikurangi biaya aktual</w:t>
+            </w:r>
+          </w:p>
+        </w:tc>
+        <w:tc>
+          <w:tcPr>
+            <w:tcW w:type="pct" w:w="30%"/>
+            <w:shd w:fill="F1F6F2"/>
+            <w:tcMar>
+              <w:top w:type="dxa" w:w="60"/>
+              <w:left w:type="dxa" w:w="90"/>
+              <w:bottom w:type="dxa" w:w="60"/>
+              <w:right w:type="dxa" w:w="90"/>
+            </w:tcMar>
+          </w:tcPr>
+          <w:p>
+            <w:r>
+              <w:rPr>
+                <w:color w:val="0F1B14"/>
+                <w:sz w:val="20"/>
+                <w:szCs w:val="20"/>
+              </w:rPr>
+              <w:t xml:space="preserve">contractValue − actualCost</w:t>
+            </w:r>
+          </w:p>
+        </w:tc>
+        <w:tc>
+          <w:tcPr>
+            <w:tcW w:type="pct" w:w="20%"/>
+            <w:shd w:fill="F1F6F2"/>
+            <w:tcMar>
+              <w:top w:type="dxa" w:w="60"/>
+              <w:left w:type="dxa" w:w="90"/>
+              <w:bottom w:type="dxa" w:w="60"/>
+              <w:right w:type="dxa" w:w="90"/>
+            </w:tcMar>
+          </w:tcPr>
+          <w:p>
+            <w:r>
+              <w:rPr>
+                <w:color w:val="0F1B14"/>
+                <w:sz w:val="20"/>
+                <w:szCs w:val="20"/>
+              </w:rPr>
+              <w:t xml:space="preserve">Rp 870.000.000</w:t>
+            </w:r>
+          </w:p>
+        </w:tc>
+      </w:tr>
+      <w:tr>
+        <w:tc>
+          <w:tcPr>
+            <w:tcW w:type="pct" w:w="17%"/>
+            <w:tcMar>
+              <w:top w:type="dxa" w:w="60"/>
+              <w:left w:type="dxa" w:w="90"/>
+              <w:bottom w:type="dxa" w:w="60"/>
+              <w:right w:type="dxa" w:w="90"/>
+            </w:tcMar>
+          </w:tcPr>
+          <w:p>
+            <w:r>
+              <w:rPr>
+                <w:color w:val="0F1B14"/>
+                <w:sz w:val="20"/>
+                <w:szCs w:val="20"/>
+              </w:rPr>
+              <w:t xml:space="preserve">marginPct</w:t>
+            </w:r>
+          </w:p>
+        </w:tc>
+        <w:tc>
+          <w:tcPr>
+            <w:tcW w:type="pct" w:w="33%"/>
+            <w:tcMar>
+              <w:top w:type="dxa" w:w="60"/>
+              <w:left w:type="dxa" w:w="90"/>
+              <w:bottom w:type="dxa" w:w="60"/>
+              <w:right w:type="dxa" w:w="90"/>
+            </w:tcMar>
+          </w:tcPr>
+          <w:p>
+            <w:r>
+              <w:rPr>
+                <w:color w:val="0F1B14"/>
+                <w:sz w:val="20"/>
+                <w:szCs w:val="20"/>
+              </w:rPr>
+              <w:t xml:space="preserve">Margin terhadap nilai kontrak (%)</w:t>
+            </w:r>
+          </w:p>
+        </w:tc>
+        <w:tc>
+          <w:tcPr>
+            <w:tcW w:type="pct" w:w="30%"/>
+            <w:tcMar>
+              <w:top w:type="dxa" w:w="60"/>
+              <w:left w:type="dxa" w:w="90"/>
+              <w:bottom w:type="dxa" w:w="60"/>
+              <w:right w:type="dxa" w:w="90"/>
+            </w:tcMar>
+          </w:tcPr>
+          <w:p>
+            <w:r>
+              <w:rPr>
+                <w:color w:val="0F1B14"/>
+                <w:sz w:val="20"/>
+                <w:szCs w:val="20"/>
+              </w:rPr>
+              <w:t xml:space="preserve">actualProfit ÷ contractValue × 100</w:t>
+            </w:r>
+          </w:p>
+        </w:tc>
+        <w:tc>
+          <w:tcPr>
+            <w:tcW w:type="pct" w:w="20%"/>
+            <w:tcMar>
+              <w:top w:type="dxa" w:w="60"/>
+              <w:left w:type="dxa" w:w="90"/>
+              <w:bottom w:type="dxa" w:w="60"/>
+              <w:right w:type="dxa" w:w="90"/>
+            </w:tcMar>
+          </w:tcPr>
+          <w:p>
+            <w:r>
+              <w:rPr>
+                <w:color w:val="0F1B14"/>
+                <w:sz w:val="20"/>
+                <w:szCs w:val="20"/>
+              </w:rPr>
+              <w:t xml:space="preserve">87,0%</w:t>
+            </w:r>
+          </w:p>
+        </w:tc>
+      </w:tr>
+      <w:tr>
+        <w:tc>
+          <w:tcPr>
+            <w:tcW w:type="pct" w:w="17%"/>
+            <w:shd w:fill="F1F6F2"/>
+            <w:tcMar>
+              <w:top w:type="dxa" w:w="60"/>
+              <w:left w:type="dxa" w:w="90"/>
+              <w:bottom w:type="dxa" w:w="60"/>
+              <w:right w:type="dxa" w:w="90"/>
+            </w:tcMar>
+          </w:tcPr>
+          <w:p>
+            <w:r>
+              <w:rPr>
+                <w:color w:val="0F1B14"/>
+                <w:sz w:val="20"/>
+                <w:szCs w:val="20"/>
+              </w:rPr>
+              <w:t xml:space="preserve">DPP (revenueNet)</w:t>
+            </w:r>
+          </w:p>
+        </w:tc>
+        <w:tc>
+          <w:tcPr>
+            <w:tcW w:type="pct" w:w="33%"/>
+            <w:shd w:fill="F1F6F2"/>
+            <w:tcMar>
+              <w:top w:type="dxa" w:w="60"/>
+              <w:left w:type="dxa" w:w="90"/>
+              <w:bottom w:type="dxa" w:w="60"/>
+              <w:right w:type="dxa" w:w="90"/>
+            </w:tcMar>
+          </w:tcPr>
+          <w:p>
+            <w:r>
+              <w:rPr>
+                <w:color w:val="0F1B14"/>
+                <w:sz w:val="20"/>
+                <w:szCs w:val="20"/>
+              </w:rPr>
+              <w:t xml:space="preserve">Pendapatan bersih tanpa PPN</w:t>
+            </w:r>
+          </w:p>
+        </w:tc>
+        <w:tc>
+          <w:tcPr>
+            <w:tcW w:type="pct" w:w="30%"/>
+            <w:shd w:fill="F1F6F2"/>
+            <w:tcMar>
+              <w:top w:type="dxa" w:w="60"/>
+              <w:left w:type="dxa" w:w="90"/>
+              <w:bottom w:type="dxa" w:w="60"/>
+              <w:right w:type="dxa" w:w="90"/>
+            </w:tcMar>
+          </w:tcPr>
+          <w:p>
+            <w:r>
+              <w:rPr>
+                <w:color w:val="0F1B14"/>
+                <w:sz w:val="20"/>
+                <w:szCs w:val="20"/>
+              </w:rPr>
+              <w:t xml:space="preserve">nilai ÷ 1,11 (inclusive)</w:t>
+            </w:r>
+          </w:p>
+        </w:tc>
+        <w:tc>
+          <w:tcPr>
+            <w:tcW w:type="pct" w:w="20%"/>
+            <w:shd w:fill="F1F6F2"/>
+            <w:tcMar>
+              <w:top w:type="dxa" w:w="60"/>
+              <w:left w:type="dxa" w:w="90"/>
+              <w:bottom w:type="dxa" w:w="60"/>
+              <w:right w:type="dxa" w:w="90"/>
+            </w:tcMar>
+          </w:tcPr>
+          <w:p>
+            <w:r>
+              <w:rPr>
+                <w:color w:val="0F1B14"/>
+                <w:sz w:val="20"/>
+                <w:szCs w:val="20"/>
+              </w:rPr>
+              <w:t xml:space="preserve">Rp 900.900.900,90</w:t>
+            </w:r>
+          </w:p>
+        </w:tc>
+      </w:tr>
+      <w:tr>
+        <w:tc>
+          <w:tcPr>
+            <w:tcW w:type="pct" w:w="17%"/>
+            <w:tcMar>
+              <w:top w:type="dxa" w:w="60"/>
+              <w:left w:type="dxa" w:w="90"/>
+              <w:bottom w:type="dxa" w:w="60"/>
+              <w:right w:type="dxa" w:w="90"/>
+            </w:tcMar>
+          </w:tcPr>
+          <w:p>
+            <w:r>
+              <w:rPr>
+                <w:color w:val="0F1B14"/>
+                <w:sz w:val="20"/>
+                <w:szCs w:val="20"/>
+              </w:rPr>
+              <w:t xml:space="preserve">PPN</w:t>
+            </w:r>
+          </w:p>
+        </w:tc>
+        <w:tc>
+          <w:tcPr>
+            <w:tcW w:type="pct" w:w="33%"/>
+            <w:tcMar>
+              <w:top w:type="dxa" w:w="60"/>
+              <w:left w:type="dxa" w:w="90"/>
+              <w:bottom w:type="dxa" w:w="60"/>
+              <w:right w:type="dxa" w:w="90"/>
+            </w:tcMar>
+          </w:tcPr>
+          <w:p>
+            <w:r>
+              <w:rPr>
+                <w:color w:val="0F1B14"/>
+                <w:sz w:val="20"/>
+                <w:szCs w:val="20"/>
+              </w:rPr>
+              <w:t xml:space="preserve">Bagian pajak di dalam nilai kontrak</w:t>
+            </w:r>
+          </w:p>
+        </w:tc>
+        <w:tc>
+          <w:tcPr>
+            <w:tcW w:type="pct" w:w="30%"/>
+            <w:tcMar>
+              <w:top w:type="dxa" w:w="60"/>
+              <w:left w:type="dxa" w:w="90"/>
+              <w:bottom w:type="dxa" w:w="60"/>
+              <w:right w:type="dxa" w:w="90"/>
+            </w:tcMar>
+          </w:tcPr>
+          <w:p>
+            <w:r>
+              <w:rPr>
+                <w:color w:val="0F1B14"/>
+                <w:sz w:val="20"/>
+                <w:szCs w:val="20"/>
+              </w:rPr>
+              <w:t xml:space="preserve">nilai − DPP</w:t>
+            </w:r>
+          </w:p>
+        </w:tc>
+        <w:tc>
+          <w:tcPr>
+            <w:tcW w:type="pct" w:w="20%"/>
+            <w:tcMar>
+              <w:top w:type="dxa" w:w="60"/>
+              <w:left w:type="dxa" w:w="90"/>
+              <w:bottom w:type="dxa" w:w="60"/>
+              <w:right w:type="dxa" w:w="90"/>
+            </w:tcMar>
+          </w:tcPr>
+          <w:p>
+            <w:r>
+              <w:rPr>
+                <w:color w:val="0F1B14"/>
+                <w:sz w:val="20"/>
+                <w:szCs w:val="20"/>
+              </w:rPr>
+              <w:t xml:space="preserve">Rp 99.099.099,10</w:t>
+            </w:r>
+          </w:p>
+        </w:tc>
+      </w:tr>
+      <w:tr>
+        <w:tc>
+          <w:tcPr>
+            <w:tcW w:type="pct" w:w="17%"/>
+            <w:shd w:fill="F1F6F2"/>
+            <w:tcMar>
+              <w:top w:type="dxa" w:w="60"/>
+              <w:left w:type="dxa" w:w="90"/>
+              <w:bottom w:type="dxa" w:w="60"/>
+              <w:right w:type="dxa" w:w="90"/>
+            </w:tcMar>
+          </w:tcPr>
+          <w:p>
+            <w:r>
+              <w:rPr>
+                <w:color w:val="0F1B14"/>
+                <w:sz w:val="20"/>
+                <w:szCs w:val="20"/>
+              </w:rPr>
+              <w:t xml:space="preserve">burnRatePct</w:t>
+            </w:r>
+          </w:p>
+        </w:tc>
+        <w:tc>
+          <w:tcPr>
+            <w:tcW w:type="pct" w:w="33%"/>
+            <w:shd w:fill="F1F6F2"/>
+            <w:tcMar>
+              <w:top w:type="dxa" w:w="60"/>
+              <w:left w:type="dxa" w:w="90"/>
+              <w:bottom w:type="dxa" w:w="60"/>
+              <w:right w:type="dxa" w:w="90"/>
+            </w:tcMar>
+          </w:tcPr>
+          <w:p>
+            <w:r>
+              <w:rPr>
+                <w:color w:val="0F1B14"/>
+                <w:sz w:val="20"/>
+                <w:szCs w:val="20"/>
+              </w:rPr>
+              <w:t xml:space="preserve">Tingkat penyelesaian (manday aktual vs rencana, maks 100%)</w:t>
+            </w:r>
+          </w:p>
+        </w:tc>
+        <w:tc>
+          <w:tcPr>
+            <w:tcW w:type="pct" w:w="30%"/>
+            <w:shd w:fill="F1F6F2"/>
+            <w:tcMar>
+              <w:top w:type="dxa" w:w="60"/>
+              <w:left w:type="dxa" w:w="90"/>
+              <w:bottom w:type="dxa" w:w="60"/>
+              <w:right w:type="dxa" w:w="90"/>
+            </w:tcMar>
+          </w:tcPr>
+          <w:p>
+            <w:r>
+              <w:rPr>
+                <w:color w:val="0F1B14"/>
+                <w:sz w:val="20"/>
+                <w:szCs w:val="20"/>
+              </w:rPr>
+              <w:t xml:space="preserve">min(actualMandays ÷ plannedMandays × 100, 100)</w:t>
+            </w:r>
+          </w:p>
+        </w:tc>
+        <w:tc>
+          <w:tcPr>
+            <w:tcW w:type="pct" w:w="20%"/>
+            <w:shd w:fill="F1F6F2"/>
+            <w:tcMar>
+              <w:top w:type="dxa" w:w="60"/>
+              <w:left w:type="dxa" w:w="90"/>
+              <w:bottom w:type="dxa" w:w="60"/>
+              <w:right w:type="dxa" w:w="90"/>
+            </w:tcMar>
+          </w:tcPr>
+          <w:p>
+            <w:r>
+              <w:rPr>
+                <w:color w:val="0F1B14"/>
+                <w:sz w:val="20"/>
+                <w:szCs w:val="20"/>
+              </w:rPr>
+              <w:t xml:space="preserve">60%</w:t>
+            </w:r>
+          </w:p>
+        </w:tc>
+      </w:tr>
+      <w:tr>
+        <w:tc>
+          <w:tcPr>
+            <w:tcW w:type="pct" w:w="17%"/>
+            <w:tcMar>
+              <w:top w:type="dxa" w:w="60"/>
+              <w:left w:type="dxa" w:w="90"/>
+              <w:bottom w:type="dxa" w:w="60"/>
+              <w:right w:type="dxa" w:w="90"/>
+            </w:tcMar>
+          </w:tcPr>
+          <w:p>
+            <w:r>
+              <w:rPr>
+                <w:color w:val="0F1B14"/>
+                <w:sz w:val="20"/>
+                <w:szCs w:val="20"/>
+              </w:rPr>
+              <w:t xml:space="preserve">recognizedRevenue</w:t>
+            </w:r>
+          </w:p>
+        </w:tc>
+        <w:tc>
+          <w:tcPr>
+            <w:tcW w:type="pct" w:w="33%"/>
+            <w:tcMar>
+              <w:top w:type="dxa" w:w="60"/>
+              <w:left w:type="dxa" w:w="90"/>
+              <w:bottom w:type="dxa" w:w="60"/>
+              <w:right w:type="dxa" w:w="90"/>
+            </w:tcMar>
+          </w:tcPr>
+          <w:p>
+            <w:r>
+              <w:rPr>
+                <w:color w:val="0F1B14"/>
+                <w:sz w:val="20"/>
+                <w:szCs w:val="20"/>
+              </w:rPr>
+              <w:t xml:space="preserve">Pendapatan diakui sesuai progres (PSAK 72)</w:t>
+            </w:r>
+          </w:p>
+        </w:tc>
+        <w:tc>
+          <w:tcPr>
+            <w:tcW w:type="pct" w:w="30%"/>
+            <w:tcMar>
+              <w:top w:type="dxa" w:w="60"/>
+              <w:left w:type="dxa" w:w="90"/>
+              <w:bottom w:type="dxa" w:w="60"/>
+              <w:right w:type="dxa" w:w="90"/>
+            </w:tcMar>
+          </w:tcPr>
+          <w:p>
+            <w:r>
+              <w:rPr>
+                <w:color w:val="0F1B14"/>
+                <w:sz w:val="20"/>
+                <w:szCs w:val="20"/>
+              </w:rPr>
+              <w:t xml:space="preserve">burnRatePct × DPP</w:t>
+            </w:r>
+          </w:p>
+        </w:tc>
+        <w:tc>
+          <w:tcPr>
+            <w:tcW w:type="pct" w:w="20%"/>
+            <w:tcMar>
+              <w:top w:type="dxa" w:w="60"/>
+              <w:left w:type="dxa" w:w="90"/>
+              <w:bottom w:type="dxa" w:w="60"/>
+              <w:right w:type="dxa" w:w="90"/>
+            </w:tcMar>
+          </w:tcPr>
+          <w:p>
+            <w:r>
+              <w:rPr>
+                <w:color w:val="0F1B14"/>
+                <w:sz w:val="20"/>
+                <w:szCs w:val="20"/>
+              </w:rPr>
+              <w:t xml:space="preserve">Rp 540.540.540,54</w:t>
+            </w:r>
+          </w:p>
+        </w:tc>
+      </w:tr>
+      <w:tr>
+        <w:tc>
+          <w:tcPr>
+            <w:tcW w:type="pct" w:w="17%"/>
+            <w:shd w:fill="F1F6F2"/>
+            <w:tcMar>
+              <w:top w:type="dxa" w:w="60"/>
+              <w:left w:type="dxa" w:w="90"/>
+              <w:bottom w:type="dxa" w:w="60"/>
+              <w:right w:type="dxa" w:w="90"/>
+            </w:tcMar>
+          </w:tcPr>
+          <w:p>
+            <w:r>
+              <w:rPr>
+                <w:color w:val="0F1B14"/>
+                <w:sz w:val="20"/>
+                <w:szCs w:val="20"/>
+              </w:rPr>
+              <w:t xml:space="preserve">loadedResourceCost</w:t>
+            </w:r>
+          </w:p>
+        </w:tc>
+        <w:tc>
+          <w:tcPr>
+            <w:tcW w:type="pct" w:w="33%"/>
+            <w:shd w:fill="F1F6F2"/>
+            <w:tcMar>
+              <w:top w:type="dxa" w:w="60"/>
+              <w:left w:type="dxa" w:w="90"/>
+              <w:bottom w:type="dxa" w:w="60"/>
+              <w:right w:type="dxa" w:w="90"/>
+            </w:tcMar>
+          </w:tcPr>
+          <w:p>
+            <w:r>
+              <w:rPr>
+                <w:color w:val="0F1B14"/>
+                <w:sz w:val="20"/>
+                <w:szCs w:val="20"/>
+              </w:rPr>
+              <w:t xml:space="preserve">Biaya tenaga kerja setelah dibebani overhead</w:t>
+            </w:r>
+          </w:p>
+        </w:tc>
+        <w:tc>
+          <w:tcPr>
+            <w:tcW w:type="pct" w:w="30%"/>
+            <w:shd w:fill="F1F6F2"/>
+            <w:tcMar>
+              <w:top w:type="dxa" w:w="60"/>
+              <w:left w:type="dxa" w:w="90"/>
+              <w:bottom w:type="dxa" w:w="60"/>
+              <w:right w:type="dxa" w:w="90"/>
+            </w:tcMar>
+          </w:tcPr>
+          <w:p>
+            <w:r>
+              <w:rPr>
+                <w:color w:val="0F1B14"/>
+                <w:sz w:val="20"/>
+                <w:szCs w:val="20"/>
+              </w:rPr>
+              <w:t xml:space="preserve">resourceCost × overheadMultiplier</w:t>
+            </w:r>
+          </w:p>
+        </w:tc>
+        <w:tc>
+          <w:tcPr>
+            <w:tcW w:type="pct" w:w="20%"/>
+            <w:shd w:fill="F1F6F2"/>
+            <w:tcMar>
+              <w:top w:type="dxa" w:w="60"/>
+              <w:left w:type="dxa" w:w="90"/>
+              <w:bottom w:type="dxa" w:w="60"/>
+              <w:right w:type="dxa" w:w="90"/>
+            </w:tcMar>
+          </w:tcPr>
+          <w:p>
+            <w:r>
+              <w:rPr>
+                <w:color w:val="0F1B14"/>
+                <w:sz w:val="20"/>
+                <w:szCs w:val="20"/>
+              </w:rPr>
+              <w:t xml:space="preserve">Rp 143.000.000</w:t>
+            </w:r>
+          </w:p>
+        </w:tc>
+      </w:tr>
+      <w:tr>
+        <w:tc>
+          <w:tcPr>
+            <w:tcW w:type="pct" w:w="17%"/>
+            <w:tcMar>
+              <w:top w:type="dxa" w:w="60"/>
+              <w:left w:type="dxa" w:w="90"/>
+              <w:bottom w:type="dxa" w:w="60"/>
+              <w:right w:type="dxa" w:w="90"/>
+            </w:tcMar>
+          </w:tcPr>
+          <w:p>
+            <w:r>
+              <w:rPr>
+                <w:color w:val="0F1B14"/>
+                <w:sz w:val="20"/>
+                <w:szCs w:val="20"/>
+              </w:rPr>
+              <w:t xml:space="preserve">netActualCost</w:t>
+            </w:r>
+          </w:p>
+        </w:tc>
+        <w:tc>
+          <w:tcPr>
+            <w:tcW w:type="pct" w:w="33%"/>
+            <w:tcMar>
+              <w:top w:type="dxa" w:w="60"/>
+              <w:left w:type="dxa" w:w="90"/>
+              <w:bottom w:type="dxa" w:w="60"/>
+              <w:right w:type="dxa" w:w="90"/>
+            </w:tcMar>
+          </w:tcPr>
+          <w:p>
+            <w:r>
+              <w:rPr>
+                <w:color w:val="0F1B14"/>
+                <w:sz w:val="20"/>
+                <w:szCs w:val="20"/>
+              </w:rPr>
+              <w:t xml:space="preserve">Total biaya penuh (sudah termasuk overhead)</w:t>
+            </w:r>
+          </w:p>
+        </w:tc>
+        <w:tc>
+          <w:tcPr>
+            <w:tcW w:type="pct" w:w="30%"/>
+            <w:tcMar>
+              <w:top w:type="dxa" w:w="60"/>
+              <w:left w:type="dxa" w:w="90"/>
+              <w:bottom w:type="dxa" w:w="60"/>
+              <w:right w:type="dxa" w:w="90"/>
+            </w:tcMar>
+          </w:tcPr>
+          <w:p>
+            <w:r>
+              <w:rPr>
+                <w:color w:val="0F1B14"/>
+                <w:sz w:val="20"/>
+                <w:szCs w:val="20"/>
+              </w:rPr>
+              <w:t xml:space="preserve">loadedResourceCost + additionalCost</w:t>
+            </w:r>
+          </w:p>
+        </w:tc>
+        <w:tc>
+          <w:tcPr>
+            <w:tcW w:type="pct" w:w="20%"/>
+            <w:tcMar>
+              <w:top w:type="dxa" w:w="60"/>
+              <w:left w:type="dxa" w:w="90"/>
+              <w:bottom w:type="dxa" w:w="60"/>
+              <w:right w:type="dxa" w:w="90"/>
+            </w:tcMar>
+          </w:tcPr>
+          <w:p>
+            <w:r>
+              <w:rPr>
+                <w:color w:val="0F1B14"/>
+                <w:sz w:val="20"/>
+                <w:szCs w:val="20"/>
+              </w:rPr>
+              <w:t xml:space="preserve">Rp 163.000.000</w:t>
+            </w:r>
+          </w:p>
+        </w:tc>
+      </w:tr>
+      <w:tr>
+        <w:tc>
+          <w:tcPr>
+            <w:tcW w:type="pct" w:w="17%"/>
+            <w:shd w:fill="F1F6F2"/>
+            <w:tcMar>
+              <w:top w:type="dxa" w:w="60"/>
+              <w:left w:type="dxa" w:w="90"/>
+              <w:bottom w:type="dxa" w:w="60"/>
+              <w:right w:type="dxa" w:w="90"/>
+            </w:tcMar>
+          </w:tcPr>
+          <w:p>
+            <w:r>
+              <w:rPr>
+                <w:color w:val="0F1B14"/>
+                <w:sz w:val="20"/>
+                <w:szCs w:val="20"/>
+              </w:rPr>
+              <w:t xml:space="preserve">netActualProfit</w:t>
+            </w:r>
+          </w:p>
+        </w:tc>
+        <w:tc>
+          <w:tcPr>
+            <w:tcW w:type="pct" w:w="33%"/>
+            <w:shd w:fill="F1F6F2"/>
+            <w:tcMar>
+              <w:top w:type="dxa" w:w="60"/>
+              <w:left w:type="dxa" w:w="90"/>
+              <w:bottom w:type="dxa" w:w="60"/>
+              <w:right w:type="dxa" w:w="90"/>
+            </w:tcMar>
+          </w:tcPr>
+          <w:p>
+            <w:r>
+              <w:rPr>
+                <w:color w:val="0F1B14"/>
+                <w:sz w:val="20"/>
+                <w:szCs w:val="20"/>
+              </w:rPr>
+              <w:t xml:space="preserve">Profit bersih penuh (dihitung vs DPP)</w:t>
+            </w:r>
+          </w:p>
+        </w:tc>
+        <w:tc>
+          <w:tcPr>
+            <w:tcW w:type="pct" w:w="30%"/>
+            <w:shd w:fill="F1F6F2"/>
+            <w:tcMar>
+              <w:top w:type="dxa" w:w="60"/>
+              <w:left w:type="dxa" w:w="90"/>
+              <w:bottom w:type="dxa" w:w="60"/>
+              <w:right w:type="dxa" w:w="90"/>
+            </w:tcMar>
+          </w:tcPr>
+          <w:p>
+            <w:r>
+              <w:rPr>
+                <w:color w:val="0F1B14"/>
+                <w:sz w:val="20"/>
+                <w:szCs w:val="20"/>
+              </w:rPr>
+              <w:t xml:space="preserve">revenueNet − netActualCost</w:t>
+            </w:r>
+          </w:p>
+        </w:tc>
+        <w:tc>
+          <w:tcPr>
+            <w:tcW w:type="pct" w:w="20%"/>
+            <w:shd w:fill="F1F6F2"/>
+            <w:tcMar>
+              <w:top w:type="dxa" w:w="60"/>
+              <w:left w:type="dxa" w:w="90"/>
+              <w:bottom w:type="dxa" w:w="60"/>
+              <w:right w:type="dxa" w:w="90"/>
+            </w:tcMar>
+          </w:tcPr>
+          <w:p>
+            <w:r>
+              <w:rPr>
+                <w:color w:val="0F1B14"/>
+                <w:sz w:val="20"/>
+                <w:szCs w:val="20"/>
+              </w:rPr>
+              <w:t xml:space="preserve">Rp 737.900.900,90</w:t>
+            </w:r>
+          </w:p>
+        </w:tc>
+      </w:tr>
+      <w:tr>
+        <w:tc>
+          <w:tcPr>
+            <w:tcW w:type="pct" w:w="17%"/>
+            <w:tcMar>
+              <w:top w:type="dxa" w:w="60"/>
+              <w:left w:type="dxa" w:w="90"/>
+              <w:bottom w:type="dxa" w:w="60"/>
+              <w:right w:type="dxa" w:w="90"/>
+            </w:tcMar>
+          </w:tcPr>
+          <w:p>
+            <w:r>
+              <w:rPr>
+                <w:color w:val="0F1B14"/>
+                <w:sz w:val="20"/>
+                <w:szCs w:val="20"/>
+              </w:rPr>
+              <w:t xml:space="preserve">netMarginPct</w:t>
+            </w:r>
+          </w:p>
+        </w:tc>
+        <w:tc>
+          <w:tcPr>
+            <w:tcW w:type="pct" w:w="33%"/>
+            <w:tcMar>
+              <w:top w:type="dxa" w:w="60"/>
+              <w:left w:type="dxa" w:w="90"/>
+              <w:bottom w:type="dxa" w:w="60"/>
+              <w:right w:type="dxa" w:w="90"/>
+            </w:tcMar>
+          </w:tcPr>
+          <w:p>
+            <w:r>
+              <w:rPr>
+                <w:color w:val="0F1B14"/>
+                <w:sz w:val="20"/>
+                <w:szCs w:val="20"/>
+              </w:rPr>
+              <w:t xml:space="preserve">Margin bersih penuh (%)</w:t>
+            </w:r>
+          </w:p>
+        </w:tc>
+        <w:tc>
+          <w:tcPr>
+            <w:tcW w:type="pct" w:w="30%"/>
+            <w:tcMar>
+              <w:top w:type="dxa" w:w="60"/>
+              <w:left w:type="dxa" w:w="90"/>
+              <w:bottom w:type="dxa" w:w="60"/>
+              <w:right w:type="dxa" w:w="90"/>
+            </w:tcMar>
+          </w:tcPr>
+          <w:p>
+            <w:r>
+              <w:rPr>
+                <w:color w:val="0F1B14"/>
+                <w:sz w:val="20"/>
+                <w:szCs w:val="20"/>
+              </w:rPr>
+              <w:t xml:space="preserve">netActualProfit ÷ revenueNet × 100</w:t>
+            </w:r>
+          </w:p>
+        </w:tc>
+        <w:tc>
+          <w:tcPr>
+            <w:tcW w:type="pct" w:w="20%"/>
+            <w:tcMar>
+              <w:top w:type="dxa" w:w="60"/>
+              <w:left w:type="dxa" w:w="90"/>
+              <w:bottom w:type="dxa" w:w="60"/>
+              <w:right w:type="dxa" w:w="90"/>
+            </w:tcMar>
+          </w:tcPr>
+          <w:p>
+            <w:r>
+              <w:rPr>
+                <w:color w:val="0F1B14"/>
+                <w:sz w:val="20"/>
+                <w:szCs w:val="20"/>
+              </w:rPr>
+              <w:t xml:space="preserve">81,9%</w:t>
+            </w:r>
+          </w:p>
+        </w:tc>
+      </w:tr>
+    </w:tbl>
+    <w:p>
+      <w:pPr>
+        <w:spacing w:after="120" w:line="276"/>
+      </w:pPr>
+      <w:r>
+        <w:rPr>
+          <w:b/>
+          <w:bCs/>
+          <w:sz w:val="22"/>
+          <w:szCs w:val="22"/>
+        </w:rPr>
+        <w:t xml:space="preserve">Dua jenis margin: </w:t>
+      </w:r>
+      <w:r>
+        <w:rPr>
+          <w:b w:val="false"/>
+          <w:bCs w:val="false"/>
+          <w:sz w:val="22"/>
+          <w:szCs w:val="22"/>
+        </w:rPr>
+        <w:t xml:space="preserve">marginPct (87,0%) adalah pandangan cepat — nilai kontrak kotor dikurangi biaya langsung saja. netMarginPct (81,9%) adalah pandangan realistis — pendapatan bersih (tanpa PPN) dikurangi biaya yang sudah dibebani overhead, sehingga selalu lebih kecil dan lebih jujur untuk pengambilan keputusan.</w:t>
       </w:r>
     </w:p>
     <w:sectPr>

--- a/exports/SecureProfit-Hub-Fitur-dan-Perhitungan.docx
+++ b/exports/SecureProfit-Hub-Fitur-dan-Perhitungan.docx
@@ -79,7 +79,7 @@
           <w:sz w:val="22"/>
           <w:szCs w:val="22"/>
         </w:rPr>
-        <w:t xml:space="preserve">Disusun: Juni 2026</w:t>
+        <w:t xml:space="preserve">Disusun: Juli 2026 (rev. 2)</w:t>
       </w:r>
     </w:p>
     <w:p>
@@ -927,6 +927,272 @@
           </w:p>
         </w:tc>
       </w:tr>
+      <w:tr>
+        <w:tc>
+          <w:tcPr>
+            <w:tcW w:type="pct" w:w="22%"/>
+            <w:shd w:fill="F1F6F2"/>
+            <w:tcMar>
+              <w:top w:type="dxa" w:w="60"/>
+              <w:left w:type="dxa" w:w="90"/>
+              <w:bottom w:type="dxa" w:w="60"/>
+              <w:right w:type="dxa" w:w="90"/>
+            </w:tcMar>
+          </w:tcPr>
+          <w:p>
+            <w:r>
+              <w:rPr>
+                <w:color w:val="0F1B14"/>
+                <w:sz w:val="20"/>
+                <w:szCs w:val="20"/>
+              </w:rPr>
+              <w:t xml:space="preserve">Impor CRM</w:t>
+            </w:r>
+          </w:p>
+        </w:tc>
+        <w:tc>
+          <w:tcPr>
+            <w:tcW w:type="pct" w:w="40%"/>
+            <w:shd w:fill="F1F6F2"/>
+            <w:tcMar>
+              <w:top w:type="dxa" w:w="60"/>
+              <w:left w:type="dxa" w:w="90"/>
+              <w:bottom w:type="dxa" w:w="60"/>
+              <w:right w:type="dxa" w:w="90"/>
+            </w:tcMar>
+          </w:tcPr>
+          <w:p>
+            <w:r>
+              <w:rPr>
+                <w:color w:val="0F1B14"/>
+                <w:sz w:val="20"/>
+                <w:szCs w:val="20"/>
+              </w:rPr>
+              <w:t xml:space="preserve">Pipedrive API (satu arah)</w:t>
+            </w:r>
+          </w:p>
+        </w:tc>
+        <w:tc>
+          <w:tcPr>
+            <w:tcW w:type="pct" w:w="38%"/>
+            <w:shd w:fill="F1F6F2"/>
+            <w:tcMar>
+              <w:top w:type="dxa" w:w="60"/>
+              <w:left w:type="dxa" w:w="90"/>
+              <w:bottom w:type="dxa" w:w="60"/>
+              <w:right w:type="dxa" w:w="90"/>
+            </w:tcMar>
+          </w:tcPr>
+          <w:p>
+            <w:r>
+              <w:rPr>
+                <w:color w:val="0F1B14"/>
+                <w:sz w:val="20"/>
+                <w:szCs w:val="20"/>
+              </w:rPr>
+              <w:t xml:space="preserve">Mengimpor deal penjualan terbuka ke Sales Pipeline sebagai lead</w:t>
+            </w:r>
+          </w:p>
+        </w:tc>
+      </w:tr>
+      <w:tr>
+        <w:tc>
+          <w:tcPr>
+            <w:tcW w:type="pct" w:w="22%"/>
+            <w:tcMar>
+              <w:top w:type="dxa" w:w="60"/>
+              <w:left w:type="dxa" w:w="90"/>
+              <w:bottom w:type="dxa" w:w="60"/>
+              <w:right w:type="dxa" w:w="90"/>
+            </w:tcMar>
+          </w:tcPr>
+          <w:p>
+            <w:r>
+              <w:rPr>
+                <w:color w:val="0F1B14"/>
+                <w:sz w:val="20"/>
+                <w:szCs w:val="20"/>
+              </w:rPr>
+              <w:t xml:space="preserve">Email</w:t>
+            </w:r>
+          </w:p>
+        </w:tc>
+        <w:tc>
+          <w:tcPr>
+            <w:tcW w:type="pct" w:w="40%"/>
+            <w:tcMar>
+              <w:top w:type="dxa" w:w="60"/>
+              <w:left w:type="dxa" w:w="90"/>
+              <w:bottom w:type="dxa" w:w="60"/>
+              <w:right w:type="dxa" w:w="90"/>
+            </w:tcMar>
+          </w:tcPr>
+          <w:p>
+            <w:r>
+              <w:rPr>
+                <w:color w:val="0F1B14"/>
+                <w:sz w:val="20"/>
+                <w:szCs w:val="20"/>
+              </w:rPr>
+              <w:t xml:space="preserve">Resend (email transaksional)</w:t>
+            </w:r>
+          </w:p>
+        </w:tc>
+        <w:tc>
+          <w:tcPr>
+            <w:tcW w:type="pct" w:w="38%"/>
+            <w:tcMar>
+              <w:top w:type="dxa" w:w="60"/>
+              <w:left w:type="dxa" w:w="90"/>
+              <w:bottom w:type="dxa" w:w="60"/>
+              <w:right w:type="dxa" w:w="90"/>
+            </w:tcMar>
+          </w:tcPr>
+          <w:p>
+            <w:r>
+              <w:rPr>
+                <w:color w:val="0F1B14"/>
+                <w:sz w:val="20"/>
+                <w:szCs w:val="20"/>
+              </w:rPr>
+              <w:t xml:space="preserve">Peringatan email opsional untuk notifikasi penting (saklar global on/off)</w:t>
+            </w:r>
+          </w:p>
+        </w:tc>
+      </w:tr>
+      <w:tr>
+        <w:tc>
+          <w:tcPr>
+            <w:tcW w:type="pct" w:w="22%"/>
+            <w:shd w:fill="F1F6F2"/>
+            <w:tcMar>
+              <w:top w:type="dxa" w:w="60"/>
+              <w:left w:type="dxa" w:w="90"/>
+              <w:bottom w:type="dxa" w:w="60"/>
+              <w:right w:type="dxa" w:w="90"/>
+            </w:tcMar>
+          </w:tcPr>
+          <w:p>
+            <w:r>
+              <w:rPr>
+                <w:color w:val="0F1B14"/>
+                <w:sz w:val="20"/>
+                <w:szCs w:val="20"/>
+              </w:rPr>
+              <w:t xml:space="preserve">Briefing AI</w:t>
+            </w:r>
+          </w:p>
+        </w:tc>
+        <w:tc>
+          <w:tcPr>
+            <w:tcW w:type="pct" w:w="40%"/>
+            <w:shd w:fill="F1F6F2"/>
+            <w:tcMar>
+              <w:top w:type="dxa" w:w="60"/>
+              <w:left w:type="dxa" w:w="90"/>
+              <w:bottom w:type="dxa" w:w="60"/>
+              <w:right w:type="dxa" w:w="90"/>
+            </w:tcMar>
+          </w:tcPr>
+          <w:p>
+            <w:r>
+              <w:rPr>
+                <w:color w:val="0F1B14"/>
+                <w:sz w:val="20"/>
+                <w:szCs w:val="20"/>
+              </w:rPr>
+              <w:t xml:space="preserve">Narasi LLM di atas fakta hasil perhitungan sistem</w:t>
+            </w:r>
+          </w:p>
+        </w:tc>
+        <w:tc>
+          <w:tcPr>
+            <w:tcW w:type="pct" w:w="38%"/>
+            <w:shd w:fill="F1F6F2"/>
+            <w:tcMar>
+              <w:top w:type="dxa" w:w="60"/>
+              <w:left w:type="dxa" w:w="90"/>
+              <w:bottom w:type="dxa" w:w="60"/>
+              <w:right w:type="dxa" w:w="90"/>
+            </w:tcMar>
+          </w:tcPr>
+          <w:p>
+            <w:r>
+              <w:rPr>
+                <w:color w:val="0F1B14"/>
+                <w:sz w:val="20"/>
+                <w:szCs w:val="20"/>
+              </w:rPr>
+              <w:t xml:space="preserve">Halaman AI Executive Copilot untuk Management</w:t>
+            </w:r>
+          </w:p>
+        </w:tc>
+      </w:tr>
+      <w:tr>
+        <w:tc>
+          <w:tcPr>
+            <w:tcW w:type="pct" w:w="22%"/>
+            <w:tcMar>
+              <w:top w:type="dxa" w:w="60"/>
+              <w:left w:type="dxa" w:w="90"/>
+              <w:bottom w:type="dxa" w:w="60"/>
+              <w:right w:type="dxa" w:w="90"/>
+            </w:tcMar>
+          </w:tcPr>
+          <w:p>
+            <w:r>
+              <w:rPr>
+                <w:color w:val="0F1B14"/>
+                <w:sz w:val="20"/>
+                <w:szCs w:val="20"/>
+              </w:rPr>
+              <w:t xml:space="preserve">Aplikasi mobile</w:t>
+            </w:r>
+          </w:p>
+        </w:tc>
+        <w:tc>
+          <w:tcPr>
+            <w:tcW w:type="pct" w:w="40%"/>
+            <w:tcMar>
+              <w:top w:type="dxa" w:w="60"/>
+              <w:left w:type="dxa" w:w="90"/>
+              <w:bottom w:type="dxa" w:w="60"/>
+              <w:right w:type="dxa" w:w="90"/>
+            </w:tcMar>
+          </w:tcPr>
+          <w:p>
+            <w:r>
+              <w:rPr>
+                <w:color w:val="0F1B14"/>
+                <w:sz w:val="20"/>
+                <w:szCs w:val="20"/>
+              </w:rPr>
+              <w:t xml:space="preserve">Expo (React Native)</w:t>
+            </w:r>
+          </w:p>
+        </w:tc>
+        <w:tc>
+          <w:tcPr>
+            <w:tcW w:type="pct" w:w="38%"/>
+            <w:tcMar>
+              <w:top w:type="dxa" w:w="60"/>
+              <w:left w:type="dxa" w:w="90"/>
+              <w:bottom w:type="dxa" w:w="60"/>
+              <w:right w:type="dxa" w:w="90"/>
+            </w:tcMar>
+          </w:tcPr>
+          <w:p>
+            <w:r>
+              <w:rPr>
+                <w:color w:val="0F1B14"/>
+                <w:sz w:val="20"/>
+                <w:szCs w:val="20"/>
+              </w:rPr>
+              <w:t xml:space="preserve">Aplikasi pendamping untuk mencatat waktu &amp; biaya dari ponsel</w:t>
+            </w:r>
+          </w:p>
+        </w:tc>
+      </w:tr>
     </w:tbl>
     <w:p>
       <w:pPr>
@@ -1996,34 +2262,18 @@
     </w:p>
     <w:p>
       <w:pPr>
-        <w:pStyle w:val="Heading1"/>
-        <w:spacing w:after="140" w:before="360"/>
-      </w:pPr>
-      <w:r>
-        <w:rPr>
-          <w:b/>
-          <w:bCs/>
-          <w:color w:val="1F7A4D"/>
-          <w:sz w:val="30"/>
-          <w:szCs w:val="30"/>
-        </w:rPr>
-        <w:t xml:space="preserve">5. Fitur Utama per Modul</w:t>
-      </w:r>
-    </w:p>
-    <w:p>
-      <w:pPr>
-        <w:pStyle w:val="Heading2"/>
-        <w:spacing w:after="90" w:before="220"/>
+        <w:pStyle w:val="Heading3"/>
+        <w:spacing w:after="70" w:before="160"/>
       </w:pPr>
       <w:r>
         <w:rPr>
           <w:b/>
           <w:bCs/>
           <w:color w:val="0F1B14"/>
-          <w:sz w:val="26"/>
-          <w:szCs w:val="26"/>
-        </w:rPr>
-        <w:t xml:space="preserve">5.1 Dashboard per Peran</w:t>
+          <w:sz w:val="23"/>
+          <w:szCs w:val="23"/>
+        </w:rPr>
+        <w:t xml:space="preserve">Gerbang kesiapan (readiness gates) antar status</w:t>
       </w:r>
     </w:p>
     <w:p>
@@ -2035,7 +2285,7 @@
           <w:sz w:val="22"/>
           <w:szCs w:val="22"/>
         </w:rPr>
-        <w:t xml:space="preserve">Setiap peran memperoleh dashboard yang disesuaikan dengan kebutuhannya:</w:t>
+        <w:t xml:space="preserve">Server memberlakukan daftar periksa pada setiap kenaikan status; bila ada yang kurang, perubahan status ditolak disertai daftar jelas apa saja yang harus dilengkapi:</w:t>
       </w:r>
     </w:p>
     <w:p>
@@ -2049,10 +2299,21 @@
       </w:pPr>
       <w:r>
         <w:rPr>
-          <w:sz w:val="22"/>
-          <w:szCs w:val="22"/>
-        </w:rPr>
-        <w:t xml:space="preserve">Management: KPI eksekutif, tren profit, aging penagihan, project berisiko, alokasi PM.</w:t>
+          <w:b/>
+          <w:bCs/>
+          <w:sz w:val="22"/>
+          <w:szCs w:val="22"/>
+        </w:rPr>
+        <w:t xml:space="preserve">Menuju ACTIVE — </w:t>
+      </w:r>
+      <w:r>
+        <w:rPr>
+          <w:b w:val="false"/>
+          <w:bCs w:val="false"/>
+          <w:sz w:val="22"/>
+          <w:szCs w:val="22"/>
+        </w:rPr>
+        <w:t xml:space="preserve">data inti Overview terisi (klien, deskripsi, tanggal, nilai kontrak, manday rencana, estimasi biaya), PM sudah ditetapkan, minimal satu sumber daya, satu tugas, satu item RAID, dan termin penagihan berjumlah total 100%.</w:t>
       </w:r>
     </w:p>
     <w:p>
@@ -2066,10 +2327,21 @@
       </w:pPr>
       <w:r>
         <w:rPr>
-          <w:sz w:val="22"/>
-          <w:szCs w:val="22"/>
-        </w:rPr>
-        <w:t xml:space="preserve">Project Manager: project aktif, kotak persetujuan, utilisasi, revenue vs profit, peringatan, dan kartu My Tasks pribadi.</w:t>
+          <w:b/>
+          <w:bCs/>
+          <w:sz w:val="22"/>
+          <w:szCs w:val="22"/>
+        </w:rPr>
+        <w:t xml:space="preserve">Menuju COMPLETE — </w:t>
+      </w:r>
+      <w:r>
+        <w:rPr>
+          <w:b w:val="false"/>
+          <w:bCs w:val="false"/>
+          <w:sz w:val="22"/>
+          <w:szCs w:val="22"/>
+        </w:rPr>
+        <w:t xml:space="preserve">semua tugas DONE, tidak ada timesheet atau biaya yang masih menunggu persetujuan, tidak ada termin penagihan berstatus PLANNED, tidak ada item RAID yang masih OPEN, dan minimal satu dokumen BAST. Saat COMPLETE, sistem otomatis menerbitkan tautan survei klien dan membuat pasangan umpan balik 360° (PM ↔ setiap anggota tim).</w:t>
       </w:r>
     </w:p>
     <w:p>
@@ -2083,10 +2355,88 @@
       </w:pPr>
       <w:r>
         <w:rPr>
-          <w:sz w:val="22"/>
-          <w:szCs w:val="22"/>
-        </w:rPr>
-        <w:t xml:space="preserve">Sales: pipeline, revenue per klien, tren profitabilitas.</w:t>
+          <w:b/>
+          <w:bCs/>
+          <w:sz w:val="22"/>
+          <w:szCs w:val="22"/>
+        </w:rPr>
+        <w:t xml:space="preserve">Menuju CLOSED — </w:t>
+      </w:r>
+      <w:r>
+        <w:rPr>
+          <w:b w:val="false"/>
+          <w:bCs w:val="false"/>
+          <w:sz w:val="22"/>
+          <w:szCs w:val="22"/>
+        </w:rPr>
+        <w:t xml:space="preserve">seluruh umpan balik 360° sudah dikirim, catatan lessons-learned terisi, dan (untuk project klien) minimal satu respons survei klien. Item daftar periksa penutupan mensyaratkan buktinya sebelum bisa ditandai selesai (BAST bertanda tangan, laporan akhir, invoice terbit).</w:t>
+      </w:r>
+    </w:p>
+    <w:p>
+      <w:pPr>
+        <w:spacing w:after="120" w:line="276"/>
+      </w:pPr>
+      <w:r>
+        <w:rPr>
+          <w:b/>
+          <w:bCs/>
+          <w:sz w:val="22"/>
+          <w:szCs w:val="22"/>
+        </w:rPr>
+        <w:t xml:space="preserve">Catatan: </w:t>
+      </w:r>
+      <w:r>
+        <w:rPr>
+          <w:b w:val="false"/>
+          <w:bCs w:val="false"/>
+          <w:sz w:val="22"/>
+          <w:szCs w:val="22"/>
+        </w:rPr>
+        <w:t xml:space="preserve">project non-klien (Internal / Presales / Training) dikecualikan dari persyaratan penagihan, BAST, dan survei.</w:t>
+      </w:r>
+    </w:p>
+    <w:p>
+      <w:pPr>
+        <w:pStyle w:val="Heading1"/>
+        <w:spacing w:after="140" w:before="360"/>
+      </w:pPr>
+      <w:r>
+        <w:rPr>
+          <w:b/>
+          <w:bCs/>
+          <w:color w:val="1F7A4D"/>
+          <w:sz w:val="30"/>
+          <w:szCs w:val="30"/>
+        </w:rPr>
+        <w:t xml:space="preserve">5. Fitur Utama per Modul</w:t>
+      </w:r>
+    </w:p>
+    <w:p>
+      <w:pPr>
+        <w:pStyle w:val="Heading2"/>
+        <w:spacing w:after="90" w:before="220"/>
+      </w:pPr>
+      <w:r>
+        <w:rPr>
+          <w:b/>
+          <w:bCs/>
+          <w:color w:val="0F1B14"/>
+          <w:sz w:val="26"/>
+          <w:szCs w:val="26"/>
+        </w:rPr>
+        <w:t xml:space="preserve">5.1 Dashboard per Peran</w:t>
+      </w:r>
+    </w:p>
+    <w:p>
+      <w:pPr>
+        <w:spacing w:after="120" w:line="276"/>
+      </w:pPr>
+      <w:r>
+        <w:rPr>
+          <w:sz w:val="22"/>
+          <w:szCs w:val="22"/>
+        </w:rPr>
+        <w:t xml:space="preserve">Setiap peran memperoleh dashboard yang disesuaikan dengan kebutuhannya:</w:t>
       </w:r>
     </w:p>
     <w:p>
@@ -2103,7 +2453,7 @@
           <w:sz w:val="22"/>
           <w:szCs w:val="22"/>
         </w:rPr>
-        <w:t xml:space="preserve">Konsultan/TW: ajakan mencatat waktu, tren, dan daftar tugas saya.</w:t>
+        <w:t xml:space="preserve">Management: KPI eksekutif, tren profit, aging penagihan, project berisiko, alokasi PM.</w:t>
       </w:r>
     </w:p>
     <w:p>
@@ -2120,7 +2470,7 @@
           <w:sz w:val="22"/>
           <w:szCs w:val="22"/>
         </w:rPr>
-        <w:t xml:space="preserve">Admin Project: kotak dokumen penutupan.</w:t>
+        <w:t xml:space="preserve">Project Manager: project aktif, kotak persetujuan, utilisasi, revenue vs profit, peringatan, dan kartu My Tasks pribadi.</w:t>
       </w:r>
     </w:p>
     <w:p>
@@ -2137,35 +2487,7 @@
           <w:sz w:val="22"/>
           <w:szCs w:val="22"/>
         </w:rPr>
-        <w:t xml:space="preserve">HR: headcount, distribusi unit bisnis/peran, cuti, bench, kesenjangan keahlian.</w:t>
-      </w:r>
-    </w:p>
-    <w:p>
-      <w:pPr>
-        <w:pStyle w:val="Heading2"/>
-        <w:spacing w:after="90" w:before="220"/>
-      </w:pPr>
-      <w:r>
-        <w:rPr>
-          <w:b/>
-          <w:bCs/>
-          <w:color w:val="0F1B14"/>
-          <w:sz w:val="26"/>
-          <w:szCs w:val="26"/>
-        </w:rPr>
-        <w:t xml:space="preserve">5.2 Manajemen Project &amp; Tab-tabnya</w:t>
-      </w:r>
-    </w:p>
-    <w:p>
-      <w:pPr>
-        <w:spacing w:after="120" w:line="276"/>
-      </w:pPr>
-      <w:r>
-        <w:rPr>
-          <w:sz w:val="22"/>
-          <w:szCs w:val="22"/>
-        </w:rPr>
-        <w:t xml:space="preserve">Setiap project memiliki halaman detail dengan tab fungsional berikut:</w:t>
+        <w:t xml:space="preserve">Sales: pipeline, revenue per klien, tren profitabilitas.</w:t>
       </w:r>
     </w:p>
     <w:p>
@@ -2179,21 +2501,10 @@
       </w:pPr>
       <w:r>
         <w:rPr>
-          <w:b/>
-          <w:bCs/>
-          <w:sz w:val="22"/>
-          <w:szCs w:val="22"/>
-        </w:rPr>
-        <w:t xml:space="preserve">Overview — </w:t>
-      </w:r>
-      <w:r>
-        <w:rPr>
-          <w:b w:val="false"/>
-          <w:bCs w:val="false"/>
-          <w:sz w:val="22"/>
-          <w:szCs w:val="22"/>
-        </w:rPr>
-        <w:t xml:space="preserve">ringkasan &amp; edit data inti melalui dialog 'Review &amp; Save'.</w:t>
+          <w:sz w:val="22"/>
+          <w:szCs w:val="22"/>
+        </w:rPr>
+        <w:t xml:space="preserve">Konsultan/TW: ajakan mencatat waktu, tren, dan daftar tugas saya.</w:t>
       </w:r>
     </w:p>
     <w:p>
@@ -2207,21 +2518,10 @@
       </w:pPr>
       <w:r>
         <w:rPr>
-          <w:b/>
-          <w:bCs/>
-          <w:sz w:val="22"/>
-          <w:szCs w:val="22"/>
-        </w:rPr>
-        <w:t xml:space="preserve">Timeline (Gantt) — </w:t>
-      </w:r>
-      <w:r>
-        <w:rPr>
-          <w:b w:val="false"/>
-          <w:bCs w:val="false"/>
-          <w:sz w:val="22"/>
-          <w:szCs w:val="22"/>
-        </w:rPr>
-        <w:t xml:space="preserve">penjadwalan tugas dengan drag-and-drop, resize, dan panah dependensi.</w:t>
+          <w:sz w:val="22"/>
+          <w:szCs w:val="22"/>
+        </w:rPr>
+        <w:t xml:space="preserve">Admin Project: kotak dokumen penutupan.</w:t>
       </w:r>
     </w:p>
     <w:p>
@@ -2235,21 +2535,38 @@
       </w:pPr>
       <w:r>
         <w:rPr>
+          <w:sz w:val="22"/>
+          <w:szCs w:val="22"/>
+        </w:rPr>
+        <w:t xml:space="preserve">HR: headcount, distribusi unit bisnis/peran, cuti, bench, kesenjangan keahlian.</w:t>
+      </w:r>
+    </w:p>
+    <w:p>
+      <w:pPr>
+        <w:pStyle w:val="Heading2"/>
+        <w:spacing w:after="90" w:before="220"/>
+      </w:pPr>
+      <w:r>
+        <w:rPr>
           <w:b/>
           <w:bCs/>
-          <w:sz w:val="22"/>
-          <w:szCs w:val="22"/>
-        </w:rPr>
-        <w:t xml:space="preserve">Tasks (WBS) — </w:t>
-      </w:r>
-      <w:r>
-        <w:rPr>
-          <w:b w:val="false"/>
-          <w:bCs w:val="false"/>
-          <w:sz w:val="22"/>
-          <w:szCs w:val="22"/>
-        </w:rPr>
-        <w:t xml:space="preserve">struktur rincian kerja berjenjang, multi-assignee, dependensi finish-to-start, penanda billable.</w:t>
+          <w:color w:val="0F1B14"/>
+          <w:sz w:val="26"/>
+          <w:szCs w:val="26"/>
+        </w:rPr>
+        <w:t xml:space="preserve">5.2 Manajemen Project &amp; Tab-tabnya</w:t>
+      </w:r>
+    </w:p>
+    <w:p>
+      <w:pPr>
+        <w:spacing w:after="120" w:line="276"/>
+      </w:pPr>
+      <w:r>
+        <w:rPr>
+          <w:sz w:val="22"/>
+          <w:szCs w:val="22"/>
+        </w:rPr>
+        <w:t xml:space="preserve">Setiap project memiliki halaman detail dengan tab fungsional berikut:</w:t>
       </w:r>
     </w:p>
     <w:p>
@@ -2268,7 +2585,7 @@
           <w:sz w:val="22"/>
           <w:szCs w:val="22"/>
         </w:rPr>
-        <w:t xml:space="preserve">Resources — </w:t>
+        <w:t xml:space="preserve">Overview — </w:t>
       </w:r>
       <w:r>
         <w:rPr>
@@ -2277,7 +2594,7 @@
           <w:sz w:val="22"/>
           <w:szCs w:val="22"/>
         </w:rPr>
-        <w:t xml:space="preserve">staffing tim Konsultan &amp; Technical Writer, Admin Project, dan sumber daya lain.</w:t>
+        <w:t xml:space="preserve">ringkasan &amp; edit data inti melalui dialog 'Review &amp; Save'.</w:t>
       </w:r>
     </w:p>
     <w:p>
@@ -2296,7 +2613,7 @@
           <w:sz w:val="22"/>
           <w:szCs w:val="22"/>
         </w:rPr>
-        <w:t xml:space="preserve">RAID — </w:t>
+        <w:t xml:space="preserve">Timeline (Gantt) — </w:t>
       </w:r>
       <w:r>
         <w:rPr>
@@ -2305,7 +2622,7 @@
           <w:sz w:val="22"/>
           <w:szCs w:val="22"/>
         </w:rPr>
-        <w:t xml:space="preserve">registrasi Risk, Assumption, Issue, Dependency (khusus tim delivery).</w:t>
+        <w:t xml:space="preserve">penjadwalan tugas dengan drag-and-drop, resize, dan panah dependensi.</w:t>
       </w:r>
     </w:p>
     <w:p>
@@ -2324,7 +2641,7 @@
           <w:sz w:val="22"/>
           <w:szCs w:val="22"/>
         </w:rPr>
-        <w:t xml:space="preserve">Expenses — </w:t>
+        <w:t xml:space="preserve">Tasks (WBS) — </w:t>
       </w:r>
       <w:r>
         <w:rPr>
@@ -2333,7 +2650,7 @@
           <w:sz w:val="22"/>
           <w:szCs w:val="22"/>
         </w:rPr>
-        <w:t xml:space="preserve">biaya non-sumber daya dengan alur persetujuan; hanya yang APPROVED menambah biaya aktual.</w:t>
+        <w:t xml:space="preserve">struktur rincian kerja berjenjang, multi-assignee, dependensi finish-to-start, penanda billable, dan batas jam rencana (planned-hours cap) opsional per tugas (pencatatan melebihi batas akan ditolak).</w:t>
       </w:r>
     </w:p>
     <w:p>
@@ -2352,7 +2669,7 @@
           <w:sz w:val="22"/>
           <w:szCs w:val="22"/>
         </w:rPr>
-        <w:t xml:space="preserve">Timesheets — </w:t>
+        <w:t xml:space="preserve">Resources — </w:t>
       </w:r>
       <w:r>
         <w:rPr>
@@ -2361,7 +2678,7 @@
           <w:sz w:val="22"/>
           <w:szCs w:val="22"/>
         </w:rPr>
-        <w:t xml:space="preserve">seluruh entri waktu pada project, dengan KPI dan persetujuan massal.</w:t>
+        <w:t xml:space="preserve">staffing tim Konsultan &amp; Technical Writer, Admin Project, dan sumber daya lain.</w:t>
       </w:r>
     </w:p>
     <w:p>
@@ -2380,7 +2697,7 @@
           <w:sz w:val="22"/>
           <w:szCs w:val="22"/>
         </w:rPr>
-        <w:t xml:space="preserve">Billing — </w:t>
+        <w:t xml:space="preserve">RAID — </w:t>
       </w:r>
       <w:r>
         <w:rPr>
@@ -2389,7 +2706,7 @@
           <w:sz w:val="22"/>
           <w:szCs w:val="22"/>
         </w:rPr>
-        <w:t xml:space="preserve">Termin pembayaran (milestone) dengan %, DPP, PPN, total, jatuh tempo, dan status invoice.</w:t>
+        <w:t xml:space="preserve">registrasi Risk, Assumption, Issue, Dependency (khusus tim delivery).</w:t>
       </w:r>
     </w:p>
     <w:p>
@@ -2408,7 +2725,7 @@
           <w:sz w:val="22"/>
           <w:szCs w:val="22"/>
         </w:rPr>
-        <w:t xml:space="preserve">Financials — </w:t>
+        <w:t xml:space="preserve">Expenses — </w:t>
       </w:r>
       <w:r>
         <w:rPr>
@@ -2417,7 +2734,119 @@
           <w:sz w:val="22"/>
           <w:szCs w:val="22"/>
         </w:rPr>
-        <w:t xml:space="preserve">biaya, profit, margin, burn rate, dan proyeksi (forecast).</w:t>
+        <w:t xml:space="preserve">biaya non-sumber daya dengan alur persetujuan; hanya yang APPROVED menambah biaya aktual.</w:t>
+      </w:r>
+    </w:p>
+    <w:p>
+      <w:pPr>
+        <w:pStyle w:val="ListParagraph"/>
+        <w:numPr>
+          <w:ilvl w:val="0"/>
+          <w:numId w:val="1"/>
+        </w:numPr>
+        <w:spacing w:after="60" w:line="268"/>
+      </w:pPr>
+      <w:r>
+        <w:rPr>
+          <w:b/>
+          <w:bCs/>
+          <w:sz w:val="22"/>
+          <w:szCs w:val="22"/>
+        </w:rPr>
+        <w:t xml:space="preserve">Timesheets — </w:t>
+      </w:r>
+      <w:r>
+        <w:rPr>
+          <w:b w:val="false"/>
+          <w:bCs w:val="false"/>
+          <w:sz w:val="22"/>
+          <w:szCs w:val="22"/>
+        </w:rPr>
+        <w:t xml:space="preserve">seluruh entri waktu pada project, dengan KPI dan persetujuan massal.</w:t>
+      </w:r>
+    </w:p>
+    <w:p>
+      <w:pPr>
+        <w:pStyle w:val="ListParagraph"/>
+        <w:numPr>
+          <w:ilvl w:val="0"/>
+          <w:numId w:val="1"/>
+        </w:numPr>
+        <w:spacing w:after="60" w:line="268"/>
+      </w:pPr>
+      <w:r>
+        <w:rPr>
+          <w:b/>
+          <w:bCs/>
+          <w:sz w:val="22"/>
+          <w:szCs w:val="22"/>
+        </w:rPr>
+        <w:t xml:space="preserve">Billing — </w:t>
+      </w:r>
+      <w:r>
+        <w:rPr>
+          <w:b w:val="false"/>
+          <w:bCs w:val="false"/>
+          <w:sz w:val="22"/>
+          <w:szCs w:val="22"/>
+        </w:rPr>
+        <w:t xml:space="preserve">Termin pembayaran (milestone) dengan %, DPP, PPN, total, jatuh tempo, dan status invoice.</w:t>
+      </w:r>
+    </w:p>
+    <w:p>
+      <w:pPr>
+        <w:pStyle w:val="ListParagraph"/>
+        <w:numPr>
+          <w:ilvl w:val="0"/>
+          <w:numId w:val="1"/>
+        </w:numPr>
+        <w:spacing w:after="60" w:line="268"/>
+      </w:pPr>
+      <w:r>
+        <w:rPr>
+          <w:b/>
+          <w:bCs/>
+          <w:sz w:val="22"/>
+          <w:szCs w:val="22"/>
+        </w:rPr>
+        <w:t xml:space="preserve">Financials — </w:t>
+      </w:r>
+      <w:r>
+        <w:rPr>
+          <w:b w:val="false"/>
+          <w:bCs w:val="false"/>
+          <w:sz w:val="22"/>
+          <w:szCs w:val="22"/>
+        </w:rPr>
+        <w:t xml:space="preserve">biaya, profit, margin, burn rate, forecast, Profit Outlook, Health Score project, dan indikator Earned Value (EVM) terhadap baseline project.</w:t>
+      </w:r>
+    </w:p>
+    <w:p>
+      <w:pPr>
+        <w:pStyle w:val="ListParagraph"/>
+        <w:numPr>
+          <w:ilvl w:val="0"/>
+          <w:numId w:val="1"/>
+        </w:numPr>
+        <w:spacing w:after="60" w:line="268"/>
+      </w:pPr>
+      <w:r>
+        <w:rPr>
+          <w:b/>
+          <w:bCs/>
+          <w:sz w:val="22"/>
+          <w:szCs w:val="22"/>
+        </w:rPr>
+        <w:t xml:space="preserve">Change Requests — </w:t>
+      </w:r>
+      <w:r>
+        <w:rPr>
+          <w:b w:val="false"/>
+          <w:bCs w:val="false"/>
+          <w:sz w:val="22"/>
+          <w:szCs w:val="22"/>
+        </w:rPr>
+        <w:t xml:space="preserve">perubahan formal lingkup/jadwal/biaya dengan alur DRAFT → APPROVED → APPLIED; penerapan perubahan jadwal atau biaya memperbarui project dan mencatat baseline baru.</w:t>
       </w:r>
     </w:p>
     <w:p>
@@ -3001,7 +3430,7 @@
                 <w:sz w:val="20"/>
                 <w:szCs w:val="20"/>
               </w:rPr>
-              <w:t xml:space="preserve">Task Templates</w:t>
+              <w:t xml:space="preserve">Task &amp; Project Templates</w:t>
             </w:r>
           </w:p>
         </w:tc>
@@ -3022,7 +3451,367 @@
                 <w:sz w:val="20"/>
                 <w:szCs w:val="20"/>
               </w:rPr>
-              <w:t xml:space="preserve">Template WBS yang dapat diterapkan ke project baru.</w:t>
+              <w:t xml:space="preserve">Template WBS dan template project yang dapat diterapkan ke project baru.</w:t>
+            </w:r>
+          </w:p>
+        </w:tc>
+      </w:tr>
+      <w:tr>
+        <w:tc>
+          <w:tcPr>
+            <w:tcW w:type="pct" w:w="34%"/>
+            <w:shd w:fill="F1F6F2"/>
+            <w:tcMar>
+              <w:top w:type="dxa" w:w="60"/>
+              <w:left w:type="dxa" w:w="90"/>
+              <w:bottom w:type="dxa" w:w="60"/>
+              <w:right w:type="dxa" w:w="90"/>
+            </w:tcMar>
+          </w:tcPr>
+          <w:p>
+            <w:r>
+              <w:rPr>
+                <w:color w:val="0F1B14"/>
+                <w:sz w:val="20"/>
+                <w:szCs w:val="20"/>
+              </w:rPr>
+              <w:t xml:space="preserve">Sales Pipeline (Leads)</w:t>
+            </w:r>
+          </w:p>
+        </w:tc>
+        <w:tc>
+          <w:tcPr>
+            <w:tcW w:type="pct" w:w="66%"/>
+            <w:shd w:fill="F1F6F2"/>
+            <w:tcMar>
+              <w:top w:type="dxa" w:w="60"/>
+              <w:left w:type="dxa" w:w="90"/>
+              <w:bottom w:type="dxa" w:w="60"/>
+              <w:right w:type="dxa" w:w="90"/>
+            </w:tcMar>
+          </w:tcPr>
+          <w:p>
+            <w:r>
+              <w:rPr>
+                <w:color w:val="0F1B14"/>
+                <w:sz w:val="20"/>
+                <w:szCs w:val="20"/>
+              </w:rPr>
+              <w:t xml:space="preserve">Kanban lead dari kontak pertama hingga konversi menjadi project; deal terbuka dapat diimpor satu arah dari Pipedrive CRM.</w:t>
+            </w:r>
+          </w:p>
+        </w:tc>
+      </w:tr>
+      <w:tr>
+        <w:tc>
+          <w:tcPr>
+            <w:tcW w:type="pct" w:w="34%"/>
+            <w:tcMar>
+              <w:top w:type="dxa" w:w="60"/>
+              <w:left w:type="dxa" w:w="90"/>
+              <w:bottom w:type="dxa" w:w="60"/>
+              <w:right w:type="dxa" w:w="90"/>
+            </w:tcMar>
+          </w:tcPr>
+          <w:p>
+            <w:r>
+              <w:rPr>
+                <w:color w:val="0F1B14"/>
+                <w:sz w:val="20"/>
+                <w:szCs w:val="20"/>
+              </w:rPr>
+              <w:t xml:space="preserve">AI Executive Copilot</w:t>
+            </w:r>
+          </w:p>
+        </w:tc>
+        <w:tc>
+          <w:tcPr>
+            <w:tcW w:type="pct" w:w="66%"/>
+            <w:tcMar>
+              <w:top w:type="dxa" w:w="60"/>
+              <w:left w:type="dxa" w:w="90"/>
+              <w:bottom w:type="dxa" w:w="60"/>
+              <w:right w:type="dxa" w:w="90"/>
+            </w:tcMar>
+          </w:tcPr>
+          <w:p>
+            <w:r>
+              <w:rPr>
+                <w:color w:val="0F1B14"/>
+                <w:sz w:val="20"/>
+                <w:szCs w:val="20"/>
+              </w:rPr>
+              <w:t xml:space="preserve">Briefing AI khusus Management: kesehatan portofolio, sorotan risiko, dan Top 5 aksi. Angka dihitung sistem; AI hanya menarasikan.</w:t>
+            </w:r>
+          </w:p>
+        </w:tc>
+      </w:tr>
+      <w:tr>
+        <w:tc>
+          <w:tcPr>
+            <w:tcW w:type="pct" w:w="34%"/>
+            <w:shd w:fill="F1F6F2"/>
+            <w:tcMar>
+              <w:top w:type="dxa" w:w="60"/>
+              <w:left w:type="dxa" w:w="90"/>
+              <w:bottom w:type="dxa" w:w="60"/>
+              <w:right w:type="dxa" w:w="90"/>
+            </w:tcMar>
+          </w:tcPr>
+          <w:p>
+            <w:r>
+              <w:rPr>
+                <w:color w:val="0F1B14"/>
+                <w:sz w:val="20"/>
+                <w:szCs w:val="20"/>
+              </w:rPr>
+              <w:t xml:space="preserve">Portfolio Monitor &amp; PM Dashboards</w:t>
+            </w:r>
+          </w:p>
+        </w:tc>
+        <w:tc>
+          <w:tcPr>
+            <w:tcW w:type="pct" w:w="66%"/>
+            <w:shd w:fill="F1F6F2"/>
+            <w:tcMar>
+              <w:top w:type="dxa" w:w="60"/>
+              <w:left w:type="dxa" w:w="90"/>
+              <w:bottom w:type="dxa" w:w="60"/>
+              <w:right w:type="dxa" w:w="90"/>
+            </w:tcMar>
+          </w:tcPr>
+          <w:p>
+            <w:r>
+              <w:rPr>
+                <w:color w:val="0F1B14"/>
+                <w:sz w:val="20"/>
+                <w:szCs w:val="20"/>
+              </w:rPr>
+              <w:t xml:space="preserve">Pemantauan read-only seluruh project komersial se-PMO, plus tampilan portofolio per PM.</w:t>
+            </w:r>
+          </w:p>
+        </w:tc>
+      </w:tr>
+      <w:tr>
+        <w:tc>
+          <w:tcPr>
+            <w:tcW w:type="pct" w:w="34%"/>
+            <w:tcMar>
+              <w:top w:type="dxa" w:w="60"/>
+              <w:left w:type="dxa" w:w="90"/>
+              <w:bottom w:type="dxa" w:w="60"/>
+              <w:right w:type="dxa" w:w="90"/>
+            </w:tcMar>
+          </w:tcPr>
+          <w:p>
+            <w:r>
+              <w:rPr>
+                <w:color w:val="0F1B14"/>
+                <w:sz w:val="20"/>
+                <w:szCs w:val="20"/>
+              </w:rPr>
+              <w:t xml:space="preserve">Business Intelligence &amp; Top Performers</w:t>
+            </w:r>
+          </w:p>
+        </w:tc>
+        <w:tc>
+          <w:tcPr>
+            <w:tcW w:type="pct" w:w="66%"/>
+            <w:tcMar>
+              <w:top w:type="dxa" w:w="60"/>
+              <w:left w:type="dxa" w:w="90"/>
+              <w:bottom w:type="dxa" w:w="60"/>
+              <w:right w:type="dxa" w:w="90"/>
+            </w:tcMar>
+          </w:tcPr>
+          <w:p>
+            <w:r>
+              <w:rPr>
+                <w:color w:val="0F1B14"/>
+                <w:sz w:val="20"/>
+                <w:szCs w:val="20"/>
+              </w:rPr>
+              <w:t xml:space="preserve">Analitik manajemen lanjutan dan peringkat anggota tim berkinerja terbaik.</w:t>
+            </w:r>
+          </w:p>
+        </w:tc>
+      </w:tr>
+      <w:tr>
+        <w:tc>
+          <w:tcPr>
+            <w:tcW w:type="pct" w:w="34%"/>
+            <w:shd w:fill="F1F6F2"/>
+            <w:tcMar>
+              <w:top w:type="dxa" w:w="60"/>
+              <w:left w:type="dxa" w:w="90"/>
+              <w:bottom w:type="dxa" w:w="60"/>
+              <w:right w:type="dxa" w:w="90"/>
+            </w:tcMar>
+          </w:tcPr>
+          <w:p>
+            <w:r>
+              <w:rPr>
+                <w:color w:val="0F1B14"/>
+                <w:sz w:val="20"/>
+                <w:szCs w:val="20"/>
+              </w:rPr>
+              <w:t xml:space="preserve">Work Hours</w:t>
+            </w:r>
+          </w:p>
+        </w:tc>
+        <w:tc>
+          <w:tcPr>
+            <w:tcW w:type="pct" w:w="66%"/>
+            <w:shd w:fill="F1F6F2"/>
+            <w:tcMar>
+              <w:top w:type="dxa" w:w="60"/>
+              <w:left w:type="dxa" w:w="90"/>
+              <w:bottom w:type="dxa" w:w="60"/>
+              <w:right w:type="dxa" w:w="90"/>
+            </w:tcMar>
+          </w:tcPr>
+          <w:p>
+            <w:r>
+              <w:rPr>
+                <w:color w:val="0F1B14"/>
+                <w:sz w:val="20"/>
+                <w:szCs w:val="20"/>
+              </w:rPr>
+              <w:t xml:space="preserve">Pemantauan kepatuhan 40 jam per minggu; cuti yang disetujui menurunkan target mingguan.</w:t>
+            </w:r>
+          </w:p>
+        </w:tc>
+      </w:tr>
+      <w:tr>
+        <w:tc>
+          <w:tcPr>
+            <w:tcW w:type="pct" w:w="34%"/>
+            <w:tcMar>
+              <w:top w:type="dxa" w:w="60"/>
+              <w:left w:type="dxa" w:w="90"/>
+              <w:bottom w:type="dxa" w:w="60"/>
+              <w:right w:type="dxa" w:w="90"/>
+            </w:tcMar>
+          </w:tcPr>
+          <w:p>
+            <w:r>
+              <w:rPr>
+                <w:color w:val="0F1B14"/>
+                <w:sz w:val="20"/>
+                <w:szCs w:val="20"/>
+              </w:rPr>
+              <w:t xml:space="preserve">Survey Results &amp; Template</w:t>
+            </w:r>
+          </w:p>
+        </w:tc>
+        <w:tc>
+          <w:tcPr>
+            <w:tcW w:type="pct" w:w="66%"/>
+            <w:tcMar>
+              <w:top w:type="dxa" w:w="60"/>
+              <w:left w:type="dxa" w:w="90"/>
+              <w:bottom w:type="dxa" w:w="60"/>
+              <w:right w:type="dxa" w:w="90"/>
+            </w:tcMar>
+          </w:tcPr>
+          <w:p>
+            <w:r>
+              <w:rPr>
+                <w:color w:val="0F1B14"/>
+                <w:sz w:val="20"/>
+                <w:szCs w:val="20"/>
+              </w:rPr>
+              <w:t xml:space="preserve">Hasil survei kepuasan klien (CSAT) dan template pertanyaan yang dapat diedit.</w:t>
+            </w:r>
+          </w:p>
+        </w:tc>
+      </w:tr>
+      <w:tr>
+        <w:tc>
+          <w:tcPr>
+            <w:tcW w:type="pct" w:w="34%"/>
+            <w:shd w:fill="F1F6F2"/>
+            <w:tcMar>
+              <w:top w:type="dxa" w:w="60"/>
+              <w:left w:type="dxa" w:w="90"/>
+              <w:bottom w:type="dxa" w:w="60"/>
+              <w:right w:type="dxa" w:w="90"/>
+            </w:tcMar>
+          </w:tcPr>
+          <w:p>
+            <w:r>
+              <w:rPr>
+                <w:color w:val="0F1B14"/>
+                <w:sz w:val="20"/>
+                <w:szCs w:val="20"/>
+              </w:rPr>
+              <w:t xml:space="preserve">Notifications</w:t>
+            </w:r>
+          </w:p>
+        </w:tc>
+        <w:tc>
+          <w:tcPr>
+            <w:tcW w:type="pct" w:w="66%"/>
+            <w:shd w:fill="F1F6F2"/>
+            <w:tcMar>
+              <w:top w:type="dxa" w:w="60"/>
+              <w:left w:type="dxa" w:w="90"/>
+              <w:bottom w:type="dxa" w:w="60"/>
+              <w:right w:type="dxa" w:w="90"/>
+            </w:tcMar>
+          </w:tcPr>
+          <w:p>
+            <w:r>
+              <w:rPr>
+                <w:color w:val="0F1B14"/>
+                <w:sz w:val="20"/>
+                <w:szCs w:val="20"/>
+              </w:rPr>
+              <w:t xml:space="preserve">Lonceng notifikasi dalam aplikasi untuk semua peran; kejadian penting juga dapat dikirim via email (saklar global diatur Management).</w:t>
+            </w:r>
+          </w:p>
+        </w:tc>
+      </w:tr>
+      <w:tr>
+        <w:tc>
+          <w:tcPr>
+            <w:tcW w:type="pct" w:w="34%"/>
+            <w:tcMar>
+              <w:top w:type="dxa" w:w="60"/>
+              <w:left w:type="dxa" w:w="90"/>
+              <w:bottom w:type="dxa" w:w="60"/>
+              <w:right w:type="dxa" w:w="90"/>
+            </w:tcMar>
+          </w:tcPr>
+          <w:p>
+            <w:r>
+              <w:rPr>
+                <w:color w:val="0F1B14"/>
+                <w:sz w:val="20"/>
+                <w:szCs w:val="20"/>
+              </w:rPr>
+              <w:t xml:space="preserve">Aplikasi Mobile</w:t>
+            </w:r>
+          </w:p>
+        </w:tc>
+        <w:tc>
+          <w:tcPr>
+            <w:tcW w:type="pct" w:w="66%"/>
+            <w:tcMar>
+              <w:top w:type="dxa" w:w="60"/>
+              <w:left w:type="dxa" w:w="90"/>
+              <w:bottom w:type="dxa" w:w="60"/>
+              <w:right w:type="dxa" w:w="90"/>
+            </w:tcMar>
+          </w:tcPr>
+          <w:p>
+            <w:r>
+              <w:rPr>
+                <w:color w:val="0F1B14"/>
+                <w:sz w:val="20"/>
+                <w:szCs w:val="20"/>
+              </w:rPr>
+              <w:t xml:space="preserve">Aplikasi pendamping berbasis Expo untuk konsultan: catat timesheet dan biaya dari ponsel.</w:t>
             </w:r>
           </w:p>
         </w:tc>
@@ -3145,7 +3934,7 @@
           <w:sz w:val="22"/>
           <w:szCs w:val="22"/>
         </w:rPr>
-        <w:t xml:space="preserve">tarif yang dipakai adalah tarif pada penugasan project (ProjectResource); jika tidak ada, jatuh ke tarif harian default pengguna.</w:t>
+        <w:t xml:space="preserve">setiap penugasan project menyimpan riwayat tarif (periode tarif dengan tanggal mulai berlaku). Timesheet dihitung memakai tarif yang berlaku pada tanggal kerjanya, sehingga perubahan tarif di tengah project tidak pernah mengubah harga pekerjaan yang sudah lewat. Bila belum ada periode tarif, tarif harian penugasan yang dipakai.</w:t>
       </w:r>
     </w:p>
     <w:p>
@@ -3196,6 +3985,29 @@
     </w:p>
     <w:p>
       <w:pPr>
+        <w:spacing w:after="120" w:line="276"/>
+      </w:pPr>
+      <w:r>
+        <w:rPr>
+          <w:b/>
+          <w:bCs/>
+          <w:sz w:val="22"/>
+          <w:szCs w:val="22"/>
+        </w:rPr>
+        <w:t xml:space="preserve">Kas bon (cash advance): </w:t>
+      </w:r>
+      <w:r>
+        <w:rPr>
+          <w:b w:val="false"/>
+          <w:bCs w:val="false"/>
+          <w:sz w:val="22"/>
+          <w:szCs w:val="22"/>
+        </w:rPr>
+        <w:t xml:space="preserve">biaya kas bon nantinya diselesaikan (settle) terhadap bukti pengeluaran aktual; setelah diselesaikan, nilai settlement (bukan nilai kas bon awal) yang dihitung sebagai biaya. Biaya purchase order menyertakan nomor PO.</w:t>
+      </w:r>
+    </w:p>
+    <w:p>
+      <w:pPr>
         <w:pStyle w:val="Heading2"/>
         <w:spacing w:after="90" w:before="220"/>
       </w:pPr>
@@ -3744,7 +4556,7 @@
           <w:sz w:val="26"/>
           <w:szCs w:val="26"/>
         </w:rPr>
-        <w:t xml:space="preserve">6.10 Proyeksi Biaya (Forecast)</w:t>
+        <w:t xml:space="preserve">6.10 Proyeksi Biaya (Forecast) &amp; Profit Outlook</w:t>
       </w:r>
     </w:p>
     <w:p>
@@ -3756,7 +4568,49 @@
           <w:sz w:val="22"/>
           <w:szCs w:val="22"/>
         </w:rPr>
-        <w:t xml:space="preserve">Forecast memproyeksikan biaya akhir secara linear berdasarkan laju pembakaran (burn rate) saat ini. Endpoint finansial mengagregasi timesheet yang disetujui per bulan dan membandingkannya dengan nilai kontrak yang disebar di sepanjang bulan-bulan aktif project.</w:t>
+        <w:t xml:space="preserve">Satu mesin burn-rate memproyeksikan biaya akhir dari laju pekerjaan yang sudah disetujui: sistem menghitung rata-rata biaya per manday lalu memperluasnya ke total manday rencana. Bila belum ada pekerjaan yang disetujui, forecast memakai estimasi intake sebagai cadangan sehingga angka tidak pernah kosong pada project yang masih muda.</w:t>
+      </w:r>
+    </w:p>
+    <w:p>
+      <w:pPr>
+        <w:pBdr>
+          <w:left w:val="single" w:color="1F7A4D" w:sz="18" w:space="8"/>
+        </w:pBdr>
+        <w:shd w:fill="F1F6F2"/>
+        <w:spacing w:after="120" w:before="60"/>
+      </w:pPr>
+      <w:r>
+        <w:rPr>
+          <w:rFonts w:ascii="Consolas" w:cs="Consolas" w:eastAsia="Consolas" w:hAnsi="Consolas"/>
+          <w:color w:val="0F1B14"/>
+          <w:sz w:val="21"/>
+          <w:szCs w:val="21"/>
+        </w:rPr>
+        <w:t xml:space="preserve">forecastFinalCost = plannedMandays × avgCostPerManday + approvedExpenses
+(cadangan: estimasi biaya intake bila belum ada pekerjaan disetujui)</w:t>
+      </w:r>
+    </w:p>
+    <w:p>
+      <w:pPr>
+        <w:spacing w:after="120" w:line="276"/>
+      </w:pPr>
+      <w:r>
+        <w:rPr>
+          <w:b/>
+          <w:bCs/>
+          <w:sz w:val="22"/>
+          <w:szCs w:val="22"/>
+        </w:rPr>
+        <w:t xml:space="preserve">Profit Outlook: </w:t>
+      </w:r>
+      <w:r>
+        <w:rPr>
+          <w:b w:val="false"/>
+          <w:bCs w:val="false"/>
+          <w:sz w:val="22"/>
+          <w:szCs w:val="22"/>
+        </w:rPr>
+        <w:t xml:space="preserve">tab Financials menampilkan tiga angka berdampingan — Estimasi Awal (dari intake), Aktual sejauh ini, dan Proyeksi saat selesai — dengan penanda status EARLY, PROFIT, THIN, atau LOSS RISK. Margin/Health membaca aktual-sejauh-ini sementara Outlook memproyeksikan hingga selesai, sehingga project muda bisa sah menampilkan margin tinggi sekaligus proyeksi rugi pada saat yang sama.</w:t>
       </w:r>
     </w:p>
     <w:p>
@@ -3813,6 +4667,82 @@
           <w:szCs w:val="22"/>
         </w:rPr>
         <w:t xml:space="preserve">Perencanaan sumber daya menampilkan beban manday per minggu per orang/unit bisnis, dengan memperhitungkan cuti (UserLeave). Ini dipakai untuk memantau utilisasi konsultan dan mengidentifikasi bench (kapasitas menganggur).</w:t>
+      </w:r>
+    </w:p>
+    <w:p>
+      <w:pPr>
+        <w:pStyle w:val="Heading2"/>
+        <w:spacing w:after="90" w:before="220"/>
+      </w:pPr>
+      <w:r>
+        <w:rPr>
+          <w:b/>
+          <w:bCs/>
+          <w:color w:val="0F1B14"/>
+          <w:sz w:val="26"/>
+          <w:szCs w:val="26"/>
+        </w:rPr>
+        <w:t xml:space="preserve">6.13 Earned Value (EVM) &amp; Baseline</w:t>
+      </w:r>
+    </w:p>
+    <w:p>
+      <w:pPr>
+        <w:spacing w:after="120" w:line="276"/>
+      </w:pPr>
+      <w:r>
+        <w:rPr>
+          <w:sz w:val="22"/>
+          <w:szCs w:val="22"/>
+        </w:rPr>
+        <w:t xml:space="preserve">Saat project diaktifkan, sistem merekam baseline (tanggal rencana, nilai, manday). Change request yang disetujui mencatat versi baseline baru. Terhadap baseline yang berlaku, aplikasi menghitung indikator earned-value standar:</w:t>
+      </w:r>
+    </w:p>
+    <w:p>
+      <w:pPr>
+        <w:pBdr>
+          <w:left w:val="single" w:color="1F7A4D" w:sz="18" w:space="8"/>
+        </w:pBdr>
+        <w:shd w:fill="F1F6F2"/>
+        <w:spacing w:after="120" w:before="60"/>
+      </w:pPr>
+      <w:r>
+        <w:rPr>
+          <w:rFonts w:ascii="Consolas" w:cs="Consolas" w:eastAsia="Consolas" w:hAnsi="Consolas"/>
+          <w:color w:val="0F1B14"/>
+          <w:sz w:val="21"/>
+          <w:szCs w:val="21"/>
+        </w:rPr>
+        <w:t xml:space="preserve">CPI = earned value ÷ actual cost      (&gt;1 = di bawah anggaran)
+SPI = earned value ÷ planned value    (&gt;1 = lebih cepat dari jadwal)
+EAC = proyeksi total biaya saat selesai</w:t>
+      </w:r>
+    </w:p>
+    <w:p>
+      <w:pPr>
+        <w:pStyle w:val="Heading2"/>
+        <w:spacing w:after="90" w:before="220"/>
+      </w:pPr>
+      <w:r>
+        <w:rPr>
+          <w:b/>
+          <w:bCs/>
+          <w:color w:val="0F1B14"/>
+          <w:sz w:val="26"/>
+          <w:szCs w:val="26"/>
+        </w:rPr>
+        <w:t xml:space="preserve">6.14 Skor Kesehatan Project (Health Score)</w:t>
+      </w:r>
+    </w:p>
+    <w:p>
+      <w:pPr>
+        <w:spacing w:after="120" w:line="276"/>
+      </w:pPr>
+      <w:r>
+        <w:rPr>
+          <w:sz w:val="22"/>
+          <w:szCs w:val="22"/>
+        </w:rPr>
+        <w:t xml:space="preserve">Setiap project berjalan mendapat skor kesehatan 0-100 yang dibangun dari lima komponen berbobot: erosi margin terhadap estimasi awal, item RAID terbuka berbobot dampak, biaya yang menunggu persetujuan, termin penagihan lewat jatuh tempo, dan hari lewat dari tanggal akhir rencana. Skor ditahan (tidak ditampilkan) selama project masih DRAFT/OBSERVATION atau sudah CLOSED. Skor ini menjadi dasar daftar project berisiko di dashboard Management, PM Dashboards, dan Portfolio Monitor.</w:t>
       </w:r>
     </w:p>
     <w:p>
